--- a/fuentes/CFA2_23120007_DU.docx
+++ b/fuentes/CFA2_23120007_DU.docx
@@ -2389,6 +2389,7 @@
     </w:p>
     <w:p>
       <w:pPr>
+        <w:ind w:firstLine="0"/>
         <w:jc w:val="center"/>
         <w:rPr>
           <w:highlight w:val="yellow"/>
@@ -2399,9 +2400,9 @@
           <w:noProof/>
         </w:rPr>
         <w:drawing>
-          <wp:inline distT="0" distB="0" distL="0" distR="0" wp14:anchorId="6539431A" wp14:editId="3E9A00D0">
-            <wp:extent cx="4572000" cy="3429000"/>
-            <wp:effectExtent l="0" t="0" r="0" b="0"/>
+          <wp:inline distT="0" distB="0" distL="0" distR="0" wp14:anchorId="6539431A" wp14:editId="55164A67">
+            <wp:extent cx="4080163" cy="3060122"/>
+            <wp:effectExtent l="0" t="0" r="0" b="6985"/>
             <wp:docPr id="422151629" name="Imagen 4"/>
             <wp:cNvGraphicFramePr>
               <a:graphicFrameLocks xmlns:a="http://schemas.openxmlformats.org/drawingml/2006/main" noChangeAspect="1"/>
@@ -2431,7 +2432,7 @@
                   <pic:spPr bwMode="auto">
                     <a:xfrm>
                       <a:off x="0" y="0"/>
-                      <a:ext cx="4572000" cy="3429000"/>
+                      <a:ext cx="4085364" cy="3064023"/>
                     </a:xfrm>
                     <a:prstGeom prst="rect">
                       <a:avLst/>
@@ -2470,7 +2471,7 @@
           <w:rFonts w:cs="Calibri"/>
           <w:b/>
         </w:rPr>
-        <w:instrText>HYPERLINK "https://www.youtube.com/watch?v=_eoZik9sYq4"</w:instrText>
+        <w:instrText>HYPERLINK "https://www.youtube.com/watch?v=lKxRFYbKdy4"</w:instrText>
       </w:r>
       <w:r>
         <w:rPr>
@@ -2632,6 +2633,30 @@
     </w:p>
     <w:p>
       <w:pPr>
+        <w:spacing w:before="0" w:after="0" w:line="240" w:lineRule="auto"/>
+        <w:ind w:firstLine="0"/>
+        <w:rPr>
+          <w:rFonts w:eastAsia="Times New Roman" w:cs="Calibri"/>
+          <w:b/>
+          <w:bCs/>
+          <w:color w:val="000000"/>
+          <w:spacing w:val="-10"/>
+          <w:kern w:val="0"/>
+          <w:sz w:val="36"/>
+          <w:szCs w:val="32"/>
+          <w:lang w:eastAsia="es-CO"/>
+        </w:rPr>
+      </w:pPr>
+      <w:r>
+        <w:rPr>
+          <w:rFonts w:cs="Calibri"/>
+          <w:bCs/>
+        </w:rPr>
+        <w:br w:type="page"/>
+      </w:r>
+    </w:p>
+    <w:p>
+      <w:pPr>
         <w:pStyle w:val="Ttulo1"/>
         <w:numPr>
           <w:ilvl w:val="0"/>
@@ -2652,6 +2677,7 @@
           <w:rFonts w:cs="Calibri"/>
           <w:bCs/>
         </w:rPr>
+        <w:lastRenderedPageBreak/>
         <w:t>Almacenamiento de productos</w:t>
       </w:r>
       <w:r>
@@ -2693,48 +2719,48 @@
       </w:pPr>
       <w:bookmarkStart w:id="4" w:name="_Toc224555410"/>
       <w:r>
+        <w:t>Sitio de almacenamiento</w:t>
+      </w:r>
+      <w:bookmarkEnd w:id="4"/>
+    </w:p>
+    <w:p>
+      <w:pPr>
+        <w:spacing w:before="0" w:after="0"/>
+        <w:rPr>
+          <w:rFonts w:cs="Calibri"/>
+          <w:bCs/>
+        </w:rPr>
+      </w:pPr>
+      <w:r>
+        <w:rPr>
+          <w:rFonts w:cs="Calibri"/>
+          <w:bCs/>
+        </w:rPr>
+        <w:t>El almacenamiento de productos químicos exige que las instalaciones cumplan condiciones técnicas precisas, cuyo nivel de exigencia varía según el tipo de sustancia, la cantidad almacenada, el tipo de recipiente (fijo o móvil), la ubicación (exterior, interior o soterrado) y el tipo de instalación utilizada (armarios de seguridad, salas o almacenes industriales). Estas condiciones están reguladas por las Hojas de Datos de Seguridad (HDS) de cada producto, elaboradas conforme al Sistema Globalmente Armonizado de Clasificación y Etiquetado de Productos Químicos (SGA), y por la normativa colombiana de seguridad y salud en el trabajo.</w:t>
+      </w:r>
+    </w:p>
+    <w:p>
+      <w:pPr>
+        <w:spacing w:before="0" w:after="0"/>
+        <w:rPr>
+          <w:rFonts w:cs="Calibri"/>
+          <w:bCs/>
+        </w:rPr>
+      </w:pPr>
+      <w:r>
+        <w:rPr>
+          <w:rFonts w:cs="Calibri"/>
+          <w:bCs/>
+        </w:rPr>
+        <w:t>En Colombia, el Decreto 1072 de 2015 establece que los empleadores deben garantizar condiciones seguras para el almacenamiento de sustancias químicas peligrosas como parte del Sistema de Gestión de Seguridad y Salud en el Trabajo (SG-SST). Esto incluye condiciones estructurales del edificio, sistemas de ventilación, control de temperatura, iluminación y sistemas de detección y extinción de incendios adecuados al tipo de productos almacenados.</w:t>
+      </w:r>
+    </w:p>
+    <w:p>
+      <w:pPr>
+        <w:pStyle w:val="Figura"/>
+      </w:pPr>
+      <w:r>
         <w:lastRenderedPageBreak/>
-        <w:t>Sitio de almacenamiento</w:t>
-      </w:r>
-      <w:bookmarkEnd w:id="4"/>
-    </w:p>
-    <w:p>
-      <w:pPr>
-        <w:spacing w:before="0" w:after="0"/>
-        <w:rPr>
-          <w:rFonts w:cs="Calibri"/>
-          <w:bCs/>
-        </w:rPr>
-      </w:pPr>
-      <w:r>
-        <w:rPr>
-          <w:rFonts w:cs="Calibri"/>
-          <w:bCs/>
-        </w:rPr>
-        <w:t>El almacenamiento de productos químicos exige que las instalaciones cumplan condiciones técnicas precisas, cuyo nivel de exigencia varía según el tipo de sustancia, la cantidad almacenada, el tipo de recipiente (fijo o móvil), la ubicación (exterior, interior o soterrado) y el tipo de instalación utilizada (armarios de seguridad, salas o almacenes industriales). Estas condiciones están reguladas por las Hojas de Datos de Seguridad (HDS) de cada producto, elaboradas conforme al Sistema Globalmente Armonizado de Clasificación y Etiquetado de Productos Químicos (SGA), y por la normativa colombiana de seguridad y salud en el trabajo.</w:t>
-      </w:r>
-    </w:p>
-    <w:p>
-      <w:pPr>
-        <w:spacing w:before="0" w:after="0"/>
-        <w:rPr>
-          <w:rFonts w:cs="Calibri"/>
-          <w:bCs/>
-        </w:rPr>
-      </w:pPr>
-      <w:r>
-        <w:rPr>
-          <w:rFonts w:cs="Calibri"/>
-          <w:bCs/>
-        </w:rPr>
-        <w:t>En Colombia, el Decreto 1072 de 2015 establece que los empleadores deben garantizar condiciones seguras para el almacenamiento de sustancias químicas peligrosas como parte del Sistema de Gestión de Seguridad y Salud en el Trabajo (SG-SST). Esto incluye condiciones estructurales del edificio, sistemas de ventilación, control de temperatura, iluminación y sistemas de detección y extinción de incendios adecuados al tipo de productos almacenados.</w:t>
-      </w:r>
-    </w:p>
-    <w:p>
-      <w:pPr>
-        <w:pStyle w:val="Figura"/>
-      </w:pPr>
-      <w:r>
         <w:t xml:space="preserve">Figura 1. </w:t>
       </w:r>
       <w:r>
@@ -2760,9 +2786,9 @@
           <w:noProof/>
         </w:rPr>
         <w:drawing>
-          <wp:inline distT="0" distB="0" distL="0" distR="0" wp14:anchorId="1024DBA8" wp14:editId="7380D641">
-            <wp:extent cx="4342765" cy="2598420"/>
-            <wp:effectExtent l="0" t="0" r="635" b="0"/>
+          <wp:inline distT="0" distB="0" distL="0" distR="0" wp14:anchorId="1024DBA8" wp14:editId="5BC65744">
+            <wp:extent cx="4005857" cy="2396837"/>
+            <wp:effectExtent l="0" t="0" r="0" b="3810"/>
             <wp:docPr id="1390581007" name="Imagen 6" descr="Almacén industrial de productos químicos con estanterías metálicas de tres niveles, bidones en palés de madera, piso de concreto limpio e iluminación cenital."/>
             <wp:cNvGraphicFramePr>
               <a:graphicFrameLocks xmlns:a="http://schemas.openxmlformats.org/drawingml/2006/main" noChangeAspect="1"/>
@@ -2777,7 +2803,7 @@
                     </pic:cNvPicPr>
                   </pic:nvPicPr>
                   <pic:blipFill>
-                    <a:blip r:embed="rId13">
+                    <a:blip r:embed="rId13" cstate="print">
                       <a:extLst>
                         <a:ext uri="{28A0092B-C50C-407E-A947-70E740481C1C}">
                           <a14:useLocalDpi xmlns:a14="http://schemas.microsoft.com/office/drawing/2010/main" val="0"/>
@@ -2792,7 +2818,7 @@
                   <pic:spPr bwMode="auto">
                     <a:xfrm>
                       <a:off x="0" y="0"/>
-                      <a:ext cx="4361688" cy="2609742"/>
+                      <a:ext cx="4032769" cy="2412939"/>
                     </a:xfrm>
                     <a:prstGeom prst="rect">
                       <a:avLst/>
@@ -2822,7 +2848,6 @@
           <w:rFonts w:cs="Calibri"/>
           <w:b/>
         </w:rPr>
-        <w:lastRenderedPageBreak/>
         <w:t>Características y ubicación del sitio de almacenamiento</w:t>
       </w:r>
     </w:p>
@@ -3008,6 +3033,7 @@
           <w:rFonts w:cs="Calibri"/>
           <w:b/>
         </w:rPr>
+        <w:lastRenderedPageBreak/>
         <w:t>Iluminación adecuada</w:t>
       </w:r>
     </w:p>
@@ -3103,15 +3129,6 @@
     </w:p>
     <w:p>
       <w:pPr>
-        <w:spacing w:before="0" w:after="0"/>
-        <w:rPr>
-          <w:rFonts w:cs="Calibri"/>
-          <w:bCs/>
-        </w:rPr>
-      </w:pPr>
-    </w:p>
-    <w:p>
-      <w:pPr>
         <w:pStyle w:val="Prrafodelista"/>
         <w:numPr>
           <w:ilvl w:val="0"/>
@@ -3128,7 +3145,6 @@
           <w:rFonts w:cs="Calibri"/>
           <w:b/>
         </w:rPr>
-        <w:lastRenderedPageBreak/>
         <w:t>Instalaciones eléctricas protegidas</w:t>
       </w:r>
     </w:p>
@@ -3273,6 +3289,7 @@
           <w:rFonts w:cs="Calibri"/>
           <w:bCs/>
         </w:rPr>
+        <w:lastRenderedPageBreak/>
         <w:t xml:space="preserve">Disponer de redes de servicios básicos (agua, gas, electricidad) o protección especial de los servicios que no puedan reubicarse. </w:t>
       </w:r>
     </w:p>
@@ -3331,54 +3348,96 @@
           <w:rFonts w:cs="Calibri"/>
           <w:bCs/>
         </w:rPr>
-        <w:t xml:space="preserve">La operación segura de un sitio de almacenamiento no depende únicamente de sus condiciones físicas. Los procedimientos que se desarrollan dentro de él, desde la recepción de productos hasta su despacho, pasando por el mantenimiento de las </w:t>
-      </w:r>
-      <w:r>
-        <w:rPr>
-          <w:rFonts w:cs="Calibri"/>
-          <w:bCs/>
-        </w:rPr>
+        <w:t>La operación segura de un sitio de almacenamiento no depende únicamente de sus condiciones físicas. Los procedimientos que se desarrollan dentro de él, desde la recepción de productos hasta su despacho, pasando por el mantenimiento de las instalaciones, determinan en gran medida el nivel de riesgo al que están expuestos los trabajadores y el entorno.</w:t>
+      </w:r>
+    </w:p>
+    <w:p>
+      <w:pPr>
+        <w:spacing w:before="0" w:after="0"/>
+        <w:rPr>
+          <w:rFonts w:cs="Calibri"/>
+          <w:b/>
+        </w:rPr>
+      </w:pPr>
+    </w:p>
+    <w:p>
+      <w:pPr>
+        <w:spacing w:before="0" w:after="0"/>
+        <w:rPr>
+          <w:rFonts w:cs="Calibri"/>
+          <w:b/>
+        </w:rPr>
+      </w:pPr>
+      <w:r>
+        <w:rPr>
+          <w:rFonts w:cs="Calibri"/>
+          <w:b/>
+        </w:rPr>
+        <w:t>Desarrollo de operaciones</w:t>
+      </w:r>
+    </w:p>
+    <w:p>
+      <w:pPr>
+        <w:spacing w:before="0" w:after="0"/>
+        <w:rPr>
+          <w:rFonts w:cs="Calibri"/>
+          <w:bCs/>
+        </w:rPr>
+      </w:pPr>
+      <w:r>
+        <w:rPr>
+          <w:rFonts w:cs="Calibri"/>
+          <w:bCs/>
+        </w:rPr>
+        <w:t>Las operaciones en el sitio de almacenamiento deben estar documentadas mediante procedimientos escritos que establezcan paso a paso cómo realizar cada tarea. Entre las operaciones más críticas se encuentran:</w:t>
+      </w:r>
+    </w:p>
+    <w:p>
+      <w:pPr>
+        <w:pStyle w:val="Figura"/>
+      </w:pPr>
+    </w:p>
+    <w:p>
+      <w:pPr>
+        <w:pStyle w:val="Figura"/>
+      </w:pPr>
+    </w:p>
+    <w:p>
+      <w:pPr>
+        <w:pStyle w:val="Figura"/>
+      </w:pPr>
+    </w:p>
+    <w:p>
+      <w:pPr>
+        <w:pStyle w:val="Figura"/>
+      </w:pPr>
+    </w:p>
+    <w:p>
+      <w:pPr>
+        <w:pStyle w:val="Figura"/>
+      </w:pPr>
+    </w:p>
+    <w:p>
+      <w:pPr>
+        <w:pStyle w:val="Figura"/>
+      </w:pPr>
+    </w:p>
+    <w:p>
+      <w:pPr>
+        <w:pStyle w:val="Figura"/>
+      </w:pPr>
+    </w:p>
+    <w:p>
+      <w:pPr>
+        <w:pStyle w:val="Figura"/>
+      </w:pPr>
+    </w:p>
+    <w:p>
+      <w:pPr>
+        <w:pStyle w:val="Figura"/>
+      </w:pPr>
+      <w:r>
         <w:lastRenderedPageBreak/>
-        <w:t>instalaciones, determinan en gran medida el nivel de riesgo al que están expuestos los trabajadores y el entorno.</w:t>
-      </w:r>
-    </w:p>
-    <w:p>
-      <w:pPr>
-        <w:spacing w:before="0" w:after="0"/>
-        <w:rPr>
-          <w:rFonts w:cs="Calibri"/>
-          <w:b/>
-        </w:rPr>
-      </w:pPr>
-      <w:r>
-        <w:rPr>
-          <w:rFonts w:cs="Calibri"/>
-          <w:b/>
-        </w:rPr>
-        <w:t>Desarrollo de operaciones</w:t>
-      </w:r>
-    </w:p>
-    <w:p>
-      <w:pPr>
-        <w:spacing w:before="0" w:after="0"/>
-        <w:rPr>
-          <w:rFonts w:cs="Calibri"/>
-          <w:bCs/>
-        </w:rPr>
-      </w:pPr>
-      <w:r>
-        <w:rPr>
-          <w:rFonts w:cs="Calibri"/>
-          <w:bCs/>
-        </w:rPr>
-        <w:t>Las operaciones en el sitio de almacenamiento deben estar documentadas mediante procedimientos escritos que establezcan paso a paso cómo realizar cada tarea. Entre las operaciones más críticas se encuentran:</w:t>
-      </w:r>
-    </w:p>
-    <w:p>
-      <w:pPr>
-        <w:pStyle w:val="Figura"/>
-      </w:pPr>
-      <w:r>
         <w:t xml:space="preserve">Figura 2. </w:t>
       </w:r>
       <w:r>
@@ -3392,6 +3451,7 @@
     <w:p>
       <w:pPr>
         <w:spacing w:before="0" w:after="0"/>
+        <w:ind w:firstLine="0"/>
         <w:jc w:val="center"/>
         <w:rPr>
           <w:rFonts w:cs="Calibri"/>
@@ -3405,9 +3465,9 @@
           <w:noProof/>
         </w:rPr>
         <w:drawing>
-          <wp:inline distT="0" distB="0" distL="0" distR="0" wp14:anchorId="553914EC" wp14:editId="278144C8">
-            <wp:extent cx="4786053" cy="4655820"/>
-            <wp:effectExtent l="0" t="0" r="0" b="0"/>
+          <wp:inline distT="0" distB="0" distL="0" distR="0" wp14:anchorId="553914EC" wp14:editId="387E2E63">
+            <wp:extent cx="4536104" cy="4412673"/>
+            <wp:effectExtent l="0" t="0" r="0" b="6985"/>
             <wp:docPr id="1855581427" name="Imagen 12" descr="Diagrama de flujo vertical mostrando cinco operaciones del almacén de productos químicos: ingreso y egreso con registro sistemático, verificación mediante inspección de recipientes, ubicación por organización compatible, rotación bajo principio PEPS y control mediante inventario periódico."/>
             <wp:cNvGraphicFramePr>
               <a:graphicFrameLocks xmlns:a="http://schemas.openxmlformats.org/drawingml/2006/main" noChangeAspect="1"/>
@@ -3437,7 +3497,7 @@
                   <pic:spPr bwMode="auto">
                     <a:xfrm>
                       <a:off x="0" y="0"/>
-                      <a:ext cx="4800719" cy="4670087"/>
+                      <a:ext cx="4555149" cy="4431200"/>
                     </a:xfrm>
                     <a:prstGeom prst="rect">
                       <a:avLst/>
@@ -3494,7 +3554,53 @@
           <w:rFonts w:cs="Calibri"/>
           <w:bCs/>
         </w:rPr>
-        <w:t xml:space="preserve">El transportista debe preparar el vehículo y permitir el acceso seguro para la operación, siguiendo recomendaciones de manejo de cargas y trabajo en equipo. El </w:t>
+        <w:t xml:space="preserve">El transportista debe preparar el vehículo y permitir el acceso seguro para la operación, siguiendo recomendaciones de manejo de cargas y trabajo en equipo. El personal encargado de la descarga debe usar los Elementos de Protección Personal (EPP) y disponer de los equipos de contención necesarios según la HDS. </w:t>
+      </w:r>
+    </w:p>
+    <w:p>
+      <w:pPr>
+        <w:spacing w:before="0" w:after="0"/>
+        <w:rPr>
+          <w:rFonts w:cs="Calibri"/>
+          <w:bCs/>
+        </w:rPr>
+      </w:pPr>
+      <w:r>
+        <w:rPr>
+          <w:rFonts w:cs="Calibri"/>
+          <w:bCs/>
+        </w:rPr>
+        <w:t>•</w:t>
+      </w:r>
+      <w:r>
+        <w:rPr>
+          <w:rFonts w:cs="Calibri"/>
+          <w:bCs/>
+        </w:rPr>
+        <w:tab/>
+      </w:r>
+      <w:r>
+        <w:rPr>
+          <w:rFonts w:cs="Calibri"/>
+          <w:b/>
+        </w:rPr>
+        <w:t>Recepción y control de productos químicos</w:t>
+      </w:r>
+    </w:p>
+    <w:p>
+      <w:pPr>
+        <w:spacing w:before="0" w:after="0"/>
+        <w:rPr>
+          <w:rFonts w:cs="Calibri"/>
+          <w:bCs/>
+        </w:rPr>
+      </w:pPr>
+      <w:r>
+        <w:rPr>
+          <w:rFonts w:cs="Calibri"/>
+          <w:bCs/>
+        </w:rPr>
+        <w:t xml:space="preserve">Es un proceso fundamental del sitio de almacenamiento en el que se reciben los productos provenientes de fábricas u otros centros de despacho. En este punto se transfiere la custodia del producto y se finaliza el contrato de transporte. La recepción requiere de controles que garanticen la conformidad de la mercancía antes de su </w:t>
       </w:r>
       <w:r>
         <w:rPr>
@@ -3502,7 +3608,7 @@
           <w:bCs/>
         </w:rPr>
         <w:lastRenderedPageBreak/>
-        <w:t xml:space="preserve">personal encargado de la descarga debe usar los Elementos de Protección Personal (EPP) y disponer de los equipos de contención necesarios según la HDS. </w:t>
+        <w:t>incorporación al inventario. Esto significa verificar el estado físico de embalajes y etiquetas, identificar los productos presentes en la factura o remisión y realizar un control del número de unidades recibidas.</w:t>
       </w:r>
     </w:p>
     <w:p>
@@ -3532,23 +3638,23 @@
           <w:rFonts w:cs="Calibri"/>
           <w:b/>
         </w:rPr>
-        <w:t>Recepción y control de productos químicos</w:t>
-      </w:r>
-    </w:p>
-    <w:p>
-      <w:pPr>
-        <w:spacing w:before="0" w:after="0"/>
-        <w:rPr>
-          <w:rFonts w:cs="Calibri"/>
-          <w:bCs/>
-        </w:rPr>
-      </w:pPr>
-      <w:r>
-        <w:rPr>
-          <w:rFonts w:cs="Calibri"/>
-          <w:bCs/>
-        </w:rPr>
-        <w:t>Es un proceso fundamental del sitio de almacenamiento en el que se reciben los productos provenientes de fábricas u otros centros de despacho. En este punto se transfiere la custodia del producto y se finaliza el contrato de transporte. La recepción requiere de controles que garanticen la conformidad de la mercancía antes de su incorporación al inventario. Esto significa verificar el estado físico de embalajes y etiquetas, identificar los productos presentes en la factura o remisión y realizar un control del número de unidades recibidas.</w:t>
+        <w:t>Integración de productos al almacén</w:t>
+      </w:r>
+    </w:p>
+    <w:p>
+      <w:pPr>
+        <w:spacing w:before="0" w:after="0"/>
+        <w:rPr>
+          <w:rFonts w:cs="Calibri"/>
+          <w:bCs/>
+        </w:rPr>
+      </w:pPr>
+      <w:r>
+        <w:rPr>
+          <w:rFonts w:cs="Calibri"/>
+          <w:bCs/>
+        </w:rPr>
+        <w:t>En caso de darse un registro de entrada sin incidencias, se pasa a la etapa de integración de los productos (inventario), donde son identificados, separados y almacenados. La integración de sustancias debe ser realizada por personal capacitado y con experiencia para verificar las buenas condiciones de los productos por medio de un sistema de gestión documental.</w:t>
       </w:r>
     </w:p>
     <w:p>
@@ -3578,23 +3684,39 @@
           <w:rFonts w:cs="Calibri"/>
           <w:b/>
         </w:rPr>
-        <w:t>Integración de productos al almacén</w:t>
-      </w:r>
-    </w:p>
-    <w:p>
-      <w:pPr>
-        <w:spacing w:before="0" w:after="0"/>
-        <w:rPr>
-          <w:rFonts w:cs="Calibri"/>
-          <w:bCs/>
-        </w:rPr>
-      </w:pPr>
-      <w:r>
-        <w:rPr>
-          <w:rFonts w:cs="Calibri"/>
-          <w:bCs/>
-        </w:rPr>
-        <w:t>En caso de darse un registro de entrada sin incidencias, se pasa a la etapa de integración de los productos (inventario), donde son identificados, separados y almacenados. La integración de sustancias debe ser realizada por personal capacitado y con experiencia para verificar las buenas condiciones de los productos por medio de un sistema de gestión documental.</w:t>
+        <w:t>Mantenimiento, limpieza y manejo de residuos</w:t>
+      </w:r>
+    </w:p>
+    <w:p>
+      <w:pPr>
+        <w:spacing w:before="0" w:after="0"/>
+        <w:rPr>
+          <w:rFonts w:cs="Calibri"/>
+          <w:bCs/>
+        </w:rPr>
+      </w:pPr>
+      <w:r>
+        <w:rPr>
+          <w:rFonts w:cs="Calibri"/>
+          <w:bCs/>
+        </w:rPr>
+        <w:t>El programa de mantenimiento preventivo del almacén debe contemplar inspecciones periódicas de la estructura física, los sistemas eléctricos, la ventilación, los equipos contra incendios y los dispositivos de contención. Las actividades de limpieza requieren productos y métodos compatibles con los productos químicos almacenados, personal capacitado y EPP adecuado.</w:t>
+      </w:r>
+    </w:p>
+    <w:p>
+      <w:pPr>
+        <w:spacing w:before="0" w:after="0"/>
+        <w:rPr>
+          <w:rFonts w:cs="Calibri"/>
+          <w:bCs/>
+        </w:rPr>
+      </w:pPr>
+      <w:r>
+        <w:rPr>
+          <w:rFonts w:cs="Calibri"/>
+          <w:bCs/>
+        </w:rPr>
+        <w:t>Cualquier derrame, aunque sea menor, debe registrarse, contenerse, limpiarse y reportarse conforme al procedimiento de respuesta a emergencias. Los recipientes vacíos se gestionan como residuos peligrosos, nunca se reutilizan sin descontaminación certificada y se disponen según el plan de gestión de residuos de la organización.</w:t>
       </w:r>
     </w:p>
     <w:p>
@@ -3624,39 +3746,23 @@
           <w:rFonts w:cs="Calibri"/>
           <w:b/>
         </w:rPr>
-        <w:t>Mantenimiento, limpieza y manejo de residuos</w:t>
-      </w:r>
-    </w:p>
-    <w:p>
-      <w:pPr>
-        <w:spacing w:before="0" w:after="0"/>
-        <w:rPr>
-          <w:rFonts w:cs="Calibri"/>
-          <w:bCs/>
-        </w:rPr>
-      </w:pPr>
-      <w:r>
-        <w:rPr>
-          <w:rFonts w:cs="Calibri"/>
-          <w:bCs/>
-        </w:rPr>
-        <w:t>El programa de mantenimiento preventivo del almacén debe contemplar inspecciones periódicas de la estructura física, los sistemas eléctricos, la ventilación, los equipos contra incendios y los dispositivos de contención. Las actividades de limpieza requieren productos y métodos compatibles con los productos químicos almacenados, personal capacitado y EPP adecuado.</w:t>
-      </w:r>
-    </w:p>
-    <w:p>
-      <w:pPr>
-        <w:spacing w:before="0" w:after="0"/>
-        <w:rPr>
-          <w:rFonts w:cs="Calibri"/>
-          <w:bCs/>
-        </w:rPr>
-      </w:pPr>
-      <w:r>
-        <w:rPr>
-          <w:rFonts w:cs="Calibri"/>
-          <w:bCs/>
-        </w:rPr>
-        <w:t xml:space="preserve">Cualquier derrame, aunque sea menor, debe registrarse, contenerse, limpiarse y reportarse conforme al procedimiento de respuesta a emergencias. Los recipientes </w:t>
+        <w:t>Seguridad en el manejo de visitantes</w:t>
+      </w:r>
+    </w:p>
+    <w:p>
+      <w:pPr>
+        <w:spacing w:before="0" w:after="0"/>
+        <w:rPr>
+          <w:rFonts w:cs="Calibri"/>
+          <w:bCs/>
+        </w:rPr>
+      </w:pPr>
+      <w:r>
+        <w:rPr>
+          <w:rFonts w:cs="Calibri"/>
+          <w:bCs/>
+        </w:rPr>
+        <w:t xml:space="preserve">Ninguna persona ajena al personal autorizado del almacén debe ingresar sin cumplir protocolos de seguridad. Esto incluye la entrega y uso obligatorio de EPP básicos, la capacitación previa sobre las normas de conducta dentro del área y el acompañamiento permanente de un responsable del almacén. Se debe llevar registro </w:t>
       </w:r>
       <w:r>
         <w:rPr>
@@ -3664,53 +3770,7 @@
           <w:bCs/>
         </w:rPr>
         <w:lastRenderedPageBreak/>
-        <w:t>vacíos se gestionan como residuos peligrosos, nunca se reutilizan sin descontaminación certificada y se disponen según el plan de gestión de residuos de la organización.</w:t>
-      </w:r>
-    </w:p>
-    <w:p>
-      <w:pPr>
-        <w:spacing w:before="0" w:after="0"/>
-        <w:rPr>
-          <w:rFonts w:cs="Calibri"/>
-          <w:bCs/>
-        </w:rPr>
-      </w:pPr>
-      <w:r>
-        <w:rPr>
-          <w:rFonts w:cs="Calibri"/>
-          <w:bCs/>
-        </w:rPr>
-        <w:t>•</w:t>
-      </w:r>
-      <w:r>
-        <w:rPr>
-          <w:rFonts w:cs="Calibri"/>
-          <w:bCs/>
-        </w:rPr>
-        <w:tab/>
-      </w:r>
-      <w:r>
-        <w:rPr>
-          <w:rFonts w:cs="Calibri"/>
-          <w:b/>
-        </w:rPr>
-        <w:t>Seguridad en el manejo de visitantes</w:t>
-      </w:r>
-    </w:p>
-    <w:p>
-      <w:pPr>
-        <w:spacing w:before="0" w:after="0"/>
-        <w:rPr>
-          <w:rFonts w:cs="Calibri"/>
-          <w:bCs/>
-        </w:rPr>
-      </w:pPr>
-      <w:r>
-        <w:rPr>
-          <w:rFonts w:cs="Calibri"/>
-          <w:bCs/>
-        </w:rPr>
-        <w:t>Ninguna persona ajena al personal autorizado del almacén debe ingresar sin cumplir protocolos de seguridad. Esto incluye la entrega y uso obligatorio de EPP básicos, la capacitación previa sobre las normas de conducta dentro del área y el acompañamiento permanente de un responsable del almacén. Se debe llevar registro de todos los visitantes con nombre, empresa, propósito de la visita, hora de ingreso y de salida.</w:t>
+        <w:t>de todos los visitantes con nombre, empresa, propósito de la visita, hora de ingreso y de salida.</w:t>
       </w:r>
     </w:p>
     <w:p>
@@ -3830,7 +3890,6 @@
           <w:rFonts w:cs="Calibri"/>
           <w:bCs/>
         </w:rPr>
-        <w:lastRenderedPageBreak/>
         <w:t>Incompatibilidades químicas: sustancias o materiales con los que el producto no debe almacenarse ni entrar en contacto porque pueden generar reacciones peligrosas, como ácidos con bases, oxidantes con inflamables o sustancias reactivas con agua.</w:t>
       </w:r>
     </w:p>
@@ -3879,6 +3938,7 @@
           <w:rFonts w:cs="Calibri"/>
           <w:bCs/>
         </w:rPr>
+        <w:lastRenderedPageBreak/>
         <w:t>Estado físico del producto (sólido, líquido, gas) y tipo de recipiente (bidones, cilindros, bolsas, entre otros).</w:t>
       </w:r>
     </w:p>
@@ -4212,7 +4272,6 @@
                 <w:sz w:val="28"/>
                 <w:szCs w:val="28"/>
               </w:rPr>
-              <w:lastRenderedPageBreak/>
               <w:t>3. Tóxicos</w:t>
             </w:r>
           </w:p>
@@ -4352,6 +4411,7 @@
                 <w:sz w:val="28"/>
                 <w:szCs w:val="28"/>
               </w:rPr>
+              <w:lastRenderedPageBreak/>
               <w:t>5. Reactivos con agua</w:t>
             </w:r>
           </w:p>
@@ -4624,7 +4684,6 @@
           <w:rFonts w:cs="Calibri"/>
           <w:bCs/>
         </w:rPr>
-        <w:lastRenderedPageBreak/>
         <w:t>A continuación, se presenta una matriz simplificada de compatibilidad entre los grupos de almacenamiento más comunes.</w:t>
       </w:r>
     </w:p>
@@ -4691,6 +4750,30 @@
     </w:p>
     <w:p>
       <w:pPr>
+        <w:tabs>
+          <w:tab w:val="left" w:pos="2433"/>
+        </w:tabs>
+        <w:spacing w:before="0" w:after="0"/>
+        <w:rPr>
+          <w:rFonts w:cs="Calibri"/>
+          <w:bCs/>
+        </w:rPr>
+      </w:pPr>
+    </w:p>
+    <w:p>
+      <w:pPr>
+        <w:tabs>
+          <w:tab w:val="left" w:pos="2433"/>
+        </w:tabs>
+        <w:spacing w:before="0" w:after="0"/>
+        <w:rPr>
+          <w:rFonts w:cs="Calibri"/>
+          <w:bCs/>
+        </w:rPr>
+      </w:pPr>
+    </w:p>
+    <w:p>
+      <w:pPr>
         <w:pStyle w:val="Tabla"/>
         <w:spacing w:line="360" w:lineRule="auto"/>
         <w:ind w:left="0" w:right="49" w:firstLine="0"/>
@@ -4700,6 +4783,7 @@
           <w:rFonts w:cs="Calibri"/>
           <w:bCs/>
         </w:rPr>
+        <w:lastRenderedPageBreak/>
         <w:t>Matriz de compatibilidad para almacenamiento de productos químicos</w:t>
       </w:r>
     </w:p>
@@ -4936,61 +5020,10 @@
             </w:pPr>
             <w:r>
               <w:rPr>
-                <w:noProof/>
-              </w:rPr>
-              <w:drawing>
-                <wp:inline distT="0" distB="0" distL="0" distR="0" wp14:anchorId="6F7136DB" wp14:editId="10306BDF">
-                  <wp:extent cx="241300" cy="216424"/>
-                  <wp:effectExtent l="0" t="0" r="6350" b="0"/>
-                  <wp:docPr id="424122823" name="Imagen 6" descr="Imágenes de Simbolo precaucion - Descarga gratuita en Freepik"/>
-                  <wp:cNvGraphicFramePr>
-                    <a:graphicFrameLocks xmlns:a="http://schemas.openxmlformats.org/drawingml/2006/main" noChangeAspect="1"/>
-                  </wp:cNvGraphicFramePr>
-                  <a:graphic xmlns:a="http://schemas.openxmlformats.org/drawingml/2006/main">
-                    <a:graphicData uri="http://schemas.openxmlformats.org/drawingml/2006/picture">
-                      <pic:pic xmlns:pic="http://schemas.openxmlformats.org/drawingml/2006/picture">
-                        <pic:nvPicPr>
-                          <pic:cNvPr id="0" name="Picture 3" descr="Imágenes de Simbolo precaucion - Descarga gratuita en Freepik"/>
-                          <pic:cNvPicPr>
-                            <a:picLocks noChangeAspect="1" noChangeArrowheads="1"/>
-                          </pic:cNvPicPr>
-                        </pic:nvPicPr>
-                        <pic:blipFill rotWithShape="1">
-                          <a:blip r:embed="rId15" cstate="print">
-                            <a:extLst>
-                              <a:ext uri="{28A0092B-C50C-407E-A947-70E740481C1C}">
-                                <a14:useLocalDpi xmlns:a14="http://schemas.microsoft.com/office/drawing/2010/main" val="0"/>
-                              </a:ext>
-                            </a:extLst>
-                          </a:blip>
-                          <a:srcRect l="13824" t="16897" r="11674" b="16283"/>
-                          <a:stretch>
-                            <a:fillRect/>
-                          </a:stretch>
-                        </pic:blipFill>
-                        <pic:spPr bwMode="auto">
-                          <a:xfrm>
-                            <a:off x="0" y="0"/>
-                            <a:ext cx="246959" cy="221499"/>
-                          </a:xfrm>
-                          <a:prstGeom prst="rect">
-                            <a:avLst/>
-                          </a:prstGeom>
-                          <a:noFill/>
-                          <a:ln>
-                            <a:noFill/>
-                          </a:ln>
-                          <a:extLst>
-                            <a:ext uri="{53640926-AAD7-44D8-BBD7-CCE9431645EC}">
-                              <a14:shadowObscured xmlns:a14="http://schemas.microsoft.com/office/drawing/2010/main"/>
-                            </a:ext>
-                          </a:extLst>
-                        </pic:spPr>
-                      </pic:pic>
-                    </a:graphicData>
-                  </a:graphic>
-                </wp:inline>
-              </w:drawing>
+                <w:rFonts w:ascii="Segoe UI Symbol" w:hAnsi="Segoe UI Symbol" w:cs="Segoe UI Symbol"/>
+                <w:bCs/>
+              </w:rPr>
+              <w:t>⚠</w:t>
             </w:r>
           </w:p>
         </w:tc>
@@ -5009,61 +5042,10 @@
             </w:pPr>
             <w:r>
               <w:rPr>
-                <w:noProof/>
-              </w:rPr>
-              <w:drawing>
-                <wp:inline distT="0" distB="0" distL="0" distR="0" wp14:anchorId="0717AD29" wp14:editId="447D263B">
-                  <wp:extent cx="241300" cy="216424"/>
-                  <wp:effectExtent l="0" t="0" r="6350" b="0"/>
-                  <wp:docPr id="1773855787" name="Imagen 6" descr="Imágenes de Simbolo precaucion - Descarga gratuita en Freepik"/>
-                  <wp:cNvGraphicFramePr>
-                    <a:graphicFrameLocks xmlns:a="http://schemas.openxmlformats.org/drawingml/2006/main" noChangeAspect="1"/>
-                  </wp:cNvGraphicFramePr>
-                  <a:graphic xmlns:a="http://schemas.openxmlformats.org/drawingml/2006/main">
-                    <a:graphicData uri="http://schemas.openxmlformats.org/drawingml/2006/picture">
-                      <pic:pic xmlns:pic="http://schemas.openxmlformats.org/drawingml/2006/picture">
-                        <pic:nvPicPr>
-                          <pic:cNvPr id="0" name="Picture 3" descr="Imágenes de Simbolo precaucion - Descarga gratuita en Freepik"/>
-                          <pic:cNvPicPr>
-                            <a:picLocks noChangeAspect="1" noChangeArrowheads="1"/>
-                          </pic:cNvPicPr>
-                        </pic:nvPicPr>
-                        <pic:blipFill rotWithShape="1">
-                          <a:blip r:embed="rId15" cstate="print">
-                            <a:extLst>
-                              <a:ext uri="{28A0092B-C50C-407E-A947-70E740481C1C}">
-                                <a14:useLocalDpi xmlns:a14="http://schemas.microsoft.com/office/drawing/2010/main" val="0"/>
-                              </a:ext>
-                            </a:extLst>
-                          </a:blip>
-                          <a:srcRect l="13824" t="16897" r="11674" b="16283"/>
-                          <a:stretch>
-                            <a:fillRect/>
-                          </a:stretch>
-                        </pic:blipFill>
-                        <pic:spPr bwMode="auto">
-                          <a:xfrm>
-                            <a:off x="0" y="0"/>
-                            <a:ext cx="246959" cy="221499"/>
-                          </a:xfrm>
-                          <a:prstGeom prst="rect">
-                            <a:avLst/>
-                          </a:prstGeom>
-                          <a:noFill/>
-                          <a:ln>
-                            <a:noFill/>
-                          </a:ln>
-                          <a:extLst>
-                            <a:ext uri="{53640926-AAD7-44D8-BBD7-CCE9431645EC}">
-                              <a14:shadowObscured xmlns:a14="http://schemas.microsoft.com/office/drawing/2010/main"/>
-                            </a:ext>
-                          </a:extLst>
-                        </pic:spPr>
-                      </pic:pic>
-                    </a:graphicData>
-                  </a:graphic>
-                </wp:inline>
-              </w:drawing>
+                <w:rFonts w:ascii="Segoe UI Symbol" w:hAnsi="Segoe UI Symbol" w:cs="Segoe UI Symbol"/>
+                <w:bCs/>
+              </w:rPr>
+              <w:t>⚠</w:t>
             </w:r>
           </w:p>
         </w:tc>
@@ -5173,61 +5155,10 @@
             </w:pPr>
             <w:r>
               <w:rPr>
-                <w:noProof/>
-              </w:rPr>
-              <w:drawing>
-                <wp:inline distT="0" distB="0" distL="0" distR="0" wp14:anchorId="3E4CDEED" wp14:editId="0FBC43AE">
-                  <wp:extent cx="241300" cy="216424"/>
-                  <wp:effectExtent l="0" t="0" r="6350" b="0"/>
-                  <wp:docPr id="1851369507" name="Imagen 6" descr="Imágenes de Simbolo precaucion - Descarga gratuita en Freepik"/>
-                  <wp:cNvGraphicFramePr>
-                    <a:graphicFrameLocks xmlns:a="http://schemas.openxmlformats.org/drawingml/2006/main" noChangeAspect="1"/>
-                  </wp:cNvGraphicFramePr>
-                  <a:graphic xmlns:a="http://schemas.openxmlformats.org/drawingml/2006/main">
-                    <a:graphicData uri="http://schemas.openxmlformats.org/drawingml/2006/picture">
-                      <pic:pic xmlns:pic="http://schemas.openxmlformats.org/drawingml/2006/picture">
-                        <pic:nvPicPr>
-                          <pic:cNvPr id="0" name="Picture 3" descr="Imágenes de Simbolo precaucion - Descarga gratuita en Freepik"/>
-                          <pic:cNvPicPr>
-                            <a:picLocks noChangeAspect="1" noChangeArrowheads="1"/>
-                          </pic:cNvPicPr>
-                        </pic:nvPicPr>
-                        <pic:blipFill rotWithShape="1">
-                          <a:blip r:embed="rId15" cstate="print">
-                            <a:extLst>
-                              <a:ext uri="{28A0092B-C50C-407E-A947-70E740481C1C}">
-                                <a14:useLocalDpi xmlns:a14="http://schemas.microsoft.com/office/drawing/2010/main" val="0"/>
-                              </a:ext>
-                            </a:extLst>
-                          </a:blip>
-                          <a:srcRect l="13824" t="16897" r="11674" b="16283"/>
-                          <a:stretch>
-                            <a:fillRect/>
-                          </a:stretch>
-                        </pic:blipFill>
-                        <pic:spPr bwMode="auto">
-                          <a:xfrm>
-                            <a:off x="0" y="0"/>
-                            <a:ext cx="246959" cy="221499"/>
-                          </a:xfrm>
-                          <a:prstGeom prst="rect">
-                            <a:avLst/>
-                          </a:prstGeom>
-                          <a:noFill/>
-                          <a:ln>
-                            <a:noFill/>
-                          </a:ln>
-                          <a:extLst>
-                            <a:ext uri="{53640926-AAD7-44D8-BBD7-CCE9431645EC}">
-                              <a14:shadowObscured xmlns:a14="http://schemas.microsoft.com/office/drawing/2010/main"/>
-                            </a:ext>
-                          </a:extLst>
-                        </pic:spPr>
-                      </pic:pic>
-                    </a:graphicData>
-                  </a:graphic>
-                </wp:inline>
-              </w:drawing>
+                <w:rFonts w:ascii="Segoe UI Symbol" w:hAnsi="Segoe UI Symbol" w:cs="Segoe UI Symbol"/>
+                <w:bCs/>
+              </w:rPr>
+              <w:t>⚠</w:t>
             </w:r>
           </w:p>
         </w:tc>
@@ -5246,61 +5177,10 @@
             </w:pPr>
             <w:r>
               <w:rPr>
-                <w:noProof/>
-              </w:rPr>
-              <w:drawing>
-                <wp:inline distT="0" distB="0" distL="0" distR="0" wp14:anchorId="376C86D0" wp14:editId="22DCE7FB">
-                  <wp:extent cx="241300" cy="216424"/>
-                  <wp:effectExtent l="0" t="0" r="6350" b="0"/>
-                  <wp:docPr id="1749160870" name="Imagen 6" descr="Imágenes de Simbolo precaucion - Descarga gratuita en Freepik"/>
-                  <wp:cNvGraphicFramePr>
-                    <a:graphicFrameLocks xmlns:a="http://schemas.openxmlformats.org/drawingml/2006/main" noChangeAspect="1"/>
-                  </wp:cNvGraphicFramePr>
-                  <a:graphic xmlns:a="http://schemas.openxmlformats.org/drawingml/2006/main">
-                    <a:graphicData uri="http://schemas.openxmlformats.org/drawingml/2006/picture">
-                      <pic:pic xmlns:pic="http://schemas.openxmlformats.org/drawingml/2006/picture">
-                        <pic:nvPicPr>
-                          <pic:cNvPr id="0" name="Picture 3" descr="Imágenes de Simbolo precaucion - Descarga gratuita en Freepik"/>
-                          <pic:cNvPicPr>
-                            <a:picLocks noChangeAspect="1" noChangeArrowheads="1"/>
-                          </pic:cNvPicPr>
-                        </pic:nvPicPr>
-                        <pic:blipFill rotWithShape="1">
-                          <a:blip r:embed="rId15" cstate="print">
-                            <a:extLst>
-                              <a:ext uri="{28A0092B-C50C-407E-A947-70E740481C1C}">
-                                <a14:useLocalDpi xmlns:a14="http://schemas.microsoft.com/office/drawing/2010/main" val="0"/>
-                              </a:ext>
-                            </a:extLst>
-                          </a:blip>
-                          <a:srcRect l="13824" t="16897" r="11674" b="16283"/>
-                          <a:stretch>
-                            <a:fillRect/>
-                          </a:stretch>
-                        </pic:blipFill>
-                        <pic:spPr bwMode="auto">
-                          <a:xfrm>
-                            <a:off x="0" y="0"/>
-                            <a:ext cx="246959" cy="221499"/>
-                          </a:xfrm>
-                          <a:prstGeom prst="rect">
-                            <a:avLst/>
-                          </a:prstGeom>
-                          <a:noFill/>
-                          <a:ln>
-                            <a:noFill/>
-                          </a:ln>
-                          <a:extLst>
-                            <a:ext uri="{53640926-AAD7-44D8-BBD7-CCE9431645EC}">
-                              <a14:shadowObscured xmlns:a14="http://schemas.microsoft.com/office/drawing/2010/main"/>
-                            </a:ext>
-                          </a:extLst>
-                        </pic:spPr>
-                      </pic:pic>
-                    </a:graphicData>
-                  </a:graphic>
-                </wp:inline>
-              </w:drawing>
+                <w:rFonts w:ascii="Segoe UI Symbol" w:hAnsi="Segoe UI Symbol" w:cs="Segoe UI Symbol"/>
+                <w:bCs/>
+              </w:rPr>
+              <w:t>⚠</w:t>
             </w:r>
           </w:p>
         </w:tc>
@@ -5368,61 +5248,10 @@
             </w:pPr>
             <w:r>
               <w:rPr>
-                <w:noProof/>
-              </w:rPr>
-              <w:drawing>
-                <wp:inline distT="0" distB="0" distL="0" distR="0" wp14:anchorId="6889F848" wp14:editId="07780823">
-                  <wp:extent cx="241300" cy="216424"/>
-                  <wp:effectExtent l="0" t="0" r="6350" b="0"/>
-                  <wp:docPr id="1178034382" name="Imagen 6" descr="Imágenes de Simbolo precaucion - Descarga gratuita en Freepik"/>
-                  <wp:cNvGraphicFramePr>
-                    <a:graphicFrameLocks xmlns:a="http://schemas.openxmlformats.org/drawingml/2006/main" noChangeAspect="1"/>
-                  </wp:cNvGraphicFramePr>
-                  <a:graphic xmlns:a="http://schemas.openxmlformats.org/drawingml/2006/main">
-                    <a:graphicData uri="http://schemas.openxmlformats.org/drawingml/2006/picture">
-                      <pic:pic xmlns:pic="http://schemas.openxmlformats.org/drawingml/2006/picture">
-                        <pic:nvPicPr>
-                          <pic:cNvPr id="0" name="Picture 3" descr="Imágenes de Simbolo precaucion - Descarga gratuita en Freepik"/>
-                          <pic:cNvPicPr>
-                            <a:picLocks noChangeAspect="1" noChangeArrowheads="1"/>
-                          </pic:cNvPicPr>
-                        </pic:nvPicPr>
-                        <pic:blipFill rotWithShape="1">
-                          <a:blip r:embed="rId15" cstate="print">
-                            <a:extLst>
-                              <a:ext uri="{28A0092B-C50C-407E-A947-70E740481C1C}">
-                                <a14:useLocalDpi xmlns:a14="http://schemas.microsoft.com/office/drawing/2010/main" val="0"/>
-                              </a:ext>
-                            </a:extLst>
-                          </a:blip>
-                          <a:srcRect l="13824" t="16897" r="11674" b="16283"/>
-                          <a:stretch>
-                            <a:fillRect/>
-                          </a:stretch>
-                        </pic:blipFill>
-                        <pic:spPr bwMode="auto">
-                          <a:xfrm>
-                            <a:off x="0" y="0"/>
-                            <a:ext cx="246959" cy="221499"/>
-                          </a:xfrm>
-                          <a:prstGeom prst="rect">
-                            <a:avLst/>
-                          </a:prstGeom>
-                          <a:noFill/>
-                          <a:ln>
-                            <a:noFill/>
-                          </a:ln>
-                          <a:extLst>
-                            <a:ext uri="{53640926-AAD7-44D8-BBD7-CCE9431645EC}">
-                              <a14:shadowObscured xmlns:a14="http://schemas.microsoft.com/office/drawing/2010/main"/>
-                            </a:ext>
-                          </a:extLst>
-                        </pic:spPr>
-                      </pic:pic>
-                    </a:graphicData>
-                  </a:graphic>
-                </wp:inline>
-              </w:drawing>
+                <w:rFonts w:ascii="Segoe UI Symbol" w:hAnsi="Segoe UI Symbol" w:cs="Segoe UI Symbol"/>
+                <w:bCs/>
+              </w:rPr>
+              <w:t>⚠</w:t>
             </w:r>
           </w:p>
         </w:tc>
@@ -5441,61 +5270,10 @@
             </w:pPr>
             <w:r>
               <w:rPr>
-                <w:noProof/>
-              </w:rPr>
-              <w:drawing>
-                <wp:inline distT="0" distB="0" distL="0" distR="0" wp14:anchorId="22CB1102" wp14:editId="0975CE4D">
-                  <wp:extent cx="241300" cy="216424"/>
-                  <wp:effectExtent l="0" t="0" r="6350" b="0"/>
-                  <wp:docPr id="2087483978" name="Imagen 6" descr="Imágenes de Simbolo precaucion - Descarga gratuita en Freepik"/>
-                  <wp:cNvGraphicFramePr>
-                    <a:graphicFrameLocks xmlns:a="http://schemas.openxmlformats.org/drawingml/2006/main" noChangeAspect="1"/>
-                  </wp:cNvGraphicFramePr>
-                  <a:graphic xmlns:a="http://schemas.openxmlformats.org/drawingml/2006/main">
-                    <a:graphicData uri="http://schemas.openxmlformats.org/drawingml/2006/picture">
-                      <pic:pic xmlns:pic="http://schemas.openxmlformats.org/drawingml/2006/picture">
-                        <pic:nvPicPr>
-                          <pic:cNvPr id="0" name="Picture 3" descr="Imágenes de Simbolo precaucion - Descarga gratuita en Freepik"/>
-                          <pic:cNvPicPr>
-                            <a:picLocks noChangeAspect="1" noChangeArrowheads="1"/>
-                          </pic:cNvPicPr>
-                        </pic:nvPicPr>
-                        <pic:blipFill rotWithShape="1">
-                          <a:blip r:embed="rId15" cstate="print">
-                            <a:extLst>
-                              <a:ext uri="{28A0092B-C50C-407E-A947-70E740481C1C}">
-                                <a14:useLocalDpi xmlns:a14="http://schemas.microsoft.com/office/drawing/2010/main" val="0"/>
-                              </a:ext>
-                            </a:extLst>
-                          </a:blip>
-                          <a:srcRect l="13824" t="16897" r="11674" b="16283"/>
-                          <a:stretch>
-                            <a:fillRect/>
-                          </a:stretch>
-                        </pic:blipFill>
-                        <pic:spPr bwMode="auto">
-                          <a:xfrm>
-                            <a:off x="0" y="0"/>
-                            <a:ext cx="246959" cy="221499"/>
-                          </a:xfrm>
-                          <a:prstGeom prst="rect">
-                            <a:avLst/>
-                          </a:prstGeom>
-                          <a:noFill/>
-                          <a:ln>
-                            <a:noFill/>
-                          </a:ln>
-                          <a:extLst>
-                            <a:ext uri="{53640926-AAD7-44D8-BBD7-CCE9431645EC}">
-                              <a14:shadowObscured xmlns:a14="http://schemas.microsoft.com/office/drawing/2010/main"/>
-                            </a:ext>
-                          </a:extLst>
-                        </pic:spPr>
-                      </pic:pic>
-                    </a:graphicData>
-                  </a:graphic>
-                </wp:inline>
-              </w:drawing>
+                <w:rFonts w:ascii="Segoe UI Symbol" w:hAnsi="Segoe UI Symbol" w:cs="Segoe UI Symbol"/>
+                <w:bCs/>
+              </w:rPr>
+              <w:t>⚠</w:t>
             </w:r>
           </w:p>
         </w:tc>
@@ -5537,61 +5315,10 @@
             </w:pPr>
             <w:r>
               <w:rPr>
-                <w:noProof/>
-              </w:rPr>
-              <w:drawing>
-                <wp:inline distT="0" distB="0" distL="0" distR="0" wp14:anchorId="0775A1FB" wp14:editId="4A6E6DC4">
-                  <wp:extent cx="241300" cy="216424"/>
-                  <wp:effectExtent l="0" t="0" r="6350" b="0"/>
-                  <wp:docPr id="1209069131" name="Imagen 6" descr="Imágenes de Simbolo precaucion - Descarga gratuita en Freepik"/>
-                  <wp:cNvGraphicFramePr>
-                    <a:graphicFrameLocks xmlns:a="http://schemas.openxmlformats.org/drawingml/2006/main" noChangeAspect="1"/>
-                  </wp:cNvGraphicFramePr>
-                  <a:graphic xmlns:a="http://schemas.openxmlformats.org/drawingml/2006/main">
-                    <a:graphicData uri="http://schemas.openxmlformats.org/drawingml/2006/picture">
-                      <pic:pic xmlns:pic="http://schemas.openxmlformats.org/drawingml/2006/picture">
-                        <pic:nvPicPr>
-                          <pic:cNvPr id="0" name="Picture 3" descr="Imágenes de Simbolo precaucion - Descarga gratuita en Freepik"/>
-                          <pic:cNvPicPr>
-                            <a:picLocks noChangeAspect="1" noChangeArrowheads="1"/>
-                          </pic:cNvPicPr>
-                        </pic:nvPicPr>
-                        <pic:blipFill rotWithShape="1">
-                          <a:blip r:embed="rId15" cstate="print">
-                            <a:extLst>
-                              <a:ext uri="{28A0092B-C50C-407E-A947-70E740481C1C}">
-                                <a14:useLocalDpi xmlns:a14="http://schemas.microsoft.com/office/drawing/2010/main" val="0"/>
-                              </a:ext>
-                            </a:extLst>
-                          </a:blip>
-                          <a:srcRect l="13824" t="16897" r="11674" b="16283"/>
-                          <a:stretch>
-                            <a:fillRect/>
-                          </a:stretch>
-                        </pic:blipFill>
-                        <pic:spPr bwMode="auto">
-                          <a:xfrm>
-                            <a:off x="0" y="0"/>
-                            <a:ext cx="246959" cy="221499"/>
-                          </a:xfrm>
-                          <a:prstGeom prst="rect">
-                            <a:avLst/>
-                          </a:prstGeom>
-                          <a:noFill/>
-                          <a:ln>
-                            <a:noFill/>
-                          </a:ln>
-                          <a:extLst>
-                            <a:ext uri="{53640926-AAD7-44D8-BBD7-CCE9431645EC}">
-                              <a14:shadowObscured xmlns:a14="http://schemas.microsoft.com/office/drawing/2010/main"/>
-                            </a:ext>
-                          </a:extLst>
-                        </pic:spPr>
-                      </pic:pic>
-                    </a:graphicData>
-                  </a:graphic>
-                </wp:inline>
-              </w:drawing>
+                <w:rFonts w:ascii="Segoe UI Symbol" w:hAnsi="Segoe UI Symbol" w:cs="Segoe UI Symbol"/>
+                <w:bCs/>
+              </w:rPr>
+              <w:t>⚠</w:t>
             </w:r>
           </w:p>
         </w:tc>
@@ -5610,61 +5337,10 @@
             </w:pPr>
             <w:r>
               <w:rPr>
-                <w:noProof/>
-              </w:rPr>
-              <w:drawing>
-                <wp:inline distT="0" distB="0" distL="0" distR="0" wp14:anchorId="7BF0FA62" wp14:editId="0A0DB1E6">
-                  <wp:extent cx="241300" cy="216424"/>
-                  <wp:effectExtent l="0" t="0" r="6350" b="0"/>
-                  <wp:docPr id="597376707" name="Imagen 6" descr="Imágenes de Simbolo precaucion - Descarga gratuita en Freepik"/>
-                  <wp:cNvGraphicFramePr>
-                    <a:graphicFrameLocks xmlns:a="http://schemas.openxmlformats.org/drawingml/2006/main" noChangeAspect="1"/>
-                  </wp:cNvGraphicFramePr>
-                  <a:graphic xmlns:a="http://schemas.openxmlformats.org/drawingml/2006/main">
-                    <a:graphicData uri="http://schemas.openxmlformats.org/drawingml/2006/picture">
-                      <pic:pic xmlns:pic="http://schemas.openxmlformats.org/drawingml/2006/picture">
-                        <pic:nvPicPr>
-                          <pic:cNvPr id="0" name="Picture 3" descr="Imágenes de Simbolo precaucion - Descarga gratuita en Freepik"/>
-                          <pic:cNvPicPr>
-                            <a:picLocks noChangeAspect="1" noChangeArrowheads="1"/>
-                          </pic:cNvPicPr>
-                        </pic:nvPicPr>
-                        <pic:blipFill rotWithShape="1">
-                          <a:blip r:embed="rId15" cstate="print">
-                            <a:extLst>
-                              <a:ext uri="{28A0092B-C50C-407E-A947-70E740481C1C}">
-                                <a14:useLocalDpi xmlns:a14="http://schemas.microsoft.com/office/drawing/2010/main" val="0"/>
-                              </a:ext>
-                            </a:extLst>
-                          </a:blip>
-                          <a:srcRect l="13824" t="16897" r="11674" b="16283"/>
-                          <a:stretch>
-                            <a:fillRect/>
-                          </a:stretch>
-                        </pic:blipFill>
-                        <pic:spPr bwMode="auto">
-                          <a:xfrm>
-                            <a:off x="0" y="0"/>
-                            <a:ext cx="246959" cy="221499"/>
-                          </a:xfrm>
-                          <a:prstGeom prst="rect">
-                            <a:avLst/>
-                          </a:prstGeom>
-                          <a:noFill/>
-                          <a:ln>
-                            <a:noFill/>
-                          </a:ln>
-                          <a:extLst>
-                            <a:ext uri="{53640926-AAD7-44D8-BBD7-CCE9431645EC}">
-                              <a14:shadowObscured xmlns:a14="http://schemas.microsoft.com/office/drawing/2010/main"/>
-                            </a:ext>
-                          </a:extLst>
-                        </pic:spPr>
-                      </pic:pic>
-                    </a:graphicData>
-                  </a:graphic>
-                </wp:inline>
-              </w:drawing>
+                <w:rFonts w:ascii="Segoe UI Symbol" w:hAnsi="Segoe UI Symbol" w:cs="Segoe UI Symbol"/>
+                <w:bCs/>
+              </w:rPr>
+              <w:t>⚠</w:t>
             </w:r>
           </w:p>
         </w:tc>
@@ -5707,61 +5383,10 @@
             </w:pPr>
             <w:r>
               <w:rPr>
-                <w:noProof/>
-              </w:rPr>
-              <w:drawing>
-                <wp:inline distT="0" distB="0" distL="0" distR="0" wp14:anchorId="5FC25A17" wp14:editId="0C0A8143">
-                  <wp:extent cx="241300" cy="216424"/>
-                  <wp:effectExtent l="0" t="0" r="6350" b="0"/>
-                  <wp:docPr id="524664482" name="Imagen 6" descr="Imágenes de Simbolo precaucion - Descarga gratuita en Freepik"/>
-                  <wp:cNvGraphicFramePr>
-                    <a:graphicFrameLocks xmlns:a="http://schemas.openxmlformats.org/drawingml/2006/main" noChangeAspect="1"/>
-                  </wp:cNvGraphicFramePr>
-                  <a:graphic xmlns:a="http://schemas.openxmlformats.org/drawingml/2006/main">
-                    <a:graphicData uri="http://schemas.openxmlformats.org/drawingml/2006/picture">
-                      <pic:pic xmlns:pic="http://schemas.openxmlformats.org/drawingml/2006/picture">
-                        <pic:nvPicPr>
-                          <pic:cNvPr id="0" name="Picture 3" descr="Imágenes de Simbolo precaucion - Descarga gratuita en Freepik"/>
-                          <pic:cNvPicPr>
-                            <a:picLocks noChangeAspect="1" noChangeArrowheads="1"/>
-                          </pic:cNvPicPr>
-                        </pic:nvPicPr>
-                        <pic:blipFill rotWithShape="1">
-                          <a:blip r:embed="rId15" cstate="print">
-                            <a:extLst>
-                              <a:ext uri="{28A0092B-C50C-407E-A947-70E740481C1C}">
-                                <a14:useLocalDpi xmlns:a14="http://schemas.microsoft.com/office/drawing/2010/main" val="0"/>
-                              </a:ext>
-                            </a:extLst>
-                          </a:blip>
-                          <a:srcRect l="13824" t="16897" r="11674" b="16283"/>
-                          <a:stretch>
-                            <a:fillRect/>
-                          </a:stretch>
-                        </pic:blipFill>
-                        <pic:spPr bwMode="auto">
-                          <a:xfrm>
-                            <a:off x="0" y="0"/>
-                            <a:ext cx="246959" cy="221499"/>
-                          </a:xfrm>
-                          <a:prstGeom prst="rect">
-                            <a:avLst/>
-                          </a:prstGeom>
-                          <a:noFill/>
-                          <a:ln>
-                            <a:noFill/>
-                          </a:ln>
-                          <a:extLst>
-                            <a:ext uri="{53640926-AAD7-44D8-BBD7-CCE9431645EC}">
-                              <a14:shadowObscured xmlns:a14="http://schemas.microsoft.com/office/drawing/2010/main"/>
-                            </a:ext>
-                          </a:extLst>
-                        </pic:spPr>
-                      </pic:pic>
-                    </a:graphicData>
-                  </a:graphic>
-                </wp:inline>
-              </w:drawing>
+                <w:rFonts w:ascii="Segoe UI Symbol" w:hAnsi="Segoe UI Symbol" w:cs="Segoe UI Symbol"/>
+                <w:bCs/>
+              </w:rPr>
+              <w:t>⚠</w:t>
             </w:r>
           </w:p>
         </w:tc>
@@ -5780,61 +5405,10 @@
             </w:pPr>
             <w:r>
               <w:rPr>
-                <w:noProof/>
-              </w:rPr>
-              <w:drawing>
-                <wp:inline distT="0" distB="0" distL="0" distR="0" wp14:anchorId="4156B76B" wp14:editId="73512BCE">
-                  <wp:extent cx="241300" cy="216424"/>
-                  <wp:effectExtent l="0" t="0" r="6350" b="0"/>
-                  <wp:docPr id="749548610" name="Imagen 6" descr="Imágenes de Simbolo precaucion - Descarga gratuita en Freepik"/>
-                  <wp:cNvGraphicFramePr>
-                    <a:graphicFrameLocks xmlns:a="http://schemas.openxmlformats.org/drawingml/2006/main" noChangeAspect="1"/>
-                  </wp:cNvGraphicFramePr>
-                  <a:graphic xmlns:a="http://schemas.openxmlformats.org/drawingml/2006/main">
-                    <a:graphicData uri="http://schemas.openxmlformats.org/drawingml/2006/picture">
-                      <pic:pic xmlns:pic="http://schemas.openxmlformats.org/drawingml/2006/picture">
-                        <pic:nvPicPr>
-                          <pic:cNvPr id="0" name="Picture 3" descr="Imágenes de Simbolo precaucion - Descarga gratuita en Freepik"/>
-                          <pic:cNvPicPr>
-                            <a:picLocks noChangeAspect="1" noChangeArrowheads="1"/>
-                          </pic:cNvPicPr>
-                        </pic:nvPicPr>
-                        <pic:blipFill rotWithShape="1">
-                          <a:blip r:embed="rId15" cstate="print">
-                            <a:extLst>
-                              <a:ext uri="{28A0092B-C50C-407E-A947-70E740481C1C}">
-                                <a14:useLocalDpi xmlns:a14="http://schemas.microsoft.com/office/drawing/2010/main" val="0"/>
-                              </a:ext>
-                            </a:extLst>
-                          </a:blip>
-                          <a:srcRect l="13824" t="16897" r="11674" b="16283"/>
-                          <a:stretch>
-                            <a:fillRect/>
-                          </a:stretch>
-                        </pic:blipFill>
-                        <pic:spPr bwMode="auto">
-                          <a:xfrm>
-                            <a:off x="0" y="0"/>
-                            <a:ext cx="246959" cy="221499"/>
-                          </a:xfrm>
-                          <a:prstGeom prst="rect">
-                            <a:avLst/>
-                          </a:prstGeom>
-                          <a:noFill/>
-                          <a:ln>
-                            <a:noFill/>
-                          </a:ln>
-                          <a:extLst>
-                            <a:ext uri="{53640926-AAD7-44D8-BBD7-CCE9431645EC}">
-                              <a14:shadowObscured xmlns:a14="http://schemas.microsoft.com/office/drawing/2010/main"/>
-                            </a:ext>
-                          </a:extLst>
-                        </pic:spPr>
-                      </pic:pic>
-                    </a:graphicData>
-                  </a:graphic>
-                </wp:inline>
-              </w:drawing>
+                <w:rFonts w:ascii="Segoe UI Symbol" w:hAnsi="Segoe UI Symbol" w:cs="Segoe UI Symbol"/>
+                <w:bCs/>
+              </w:rPr>
+              <w:t>⚠</w:t>
             </w:r>
           </w:p>
         </w:tc>
@@ -5853,61 +5427,10 @@
             </w:pPr>
             <w:r>
               <w:rPr>
-                <w:noProof/>
-              </w:rPr>
-              <w:drawing>
-                <wp:inline distT="0" distB="0" distL="0" distR="0" wp14:anchorId="50C2EDAC" wp14:editId="4804983D">
-                  <wp:extent cx="241300" cy="216424"/>
-                  <wp:effectExtent l="0" t="0" r="6350" b="0"/>
-                  <wp:docPr id="557952613" name="Imagen 6" descr="Imágenes de Simbolo precaucion - Descarga gratuita en Freepik"/>
-                  <wp:cNvGraphicFramePr>
-                    <a:graphicFrameLocks xmlns:a="http://schemas.openxmlformats.org/drawingml/2006/main" noChangeAspect="1"/>
-                  </wp:cNvGraphicFramePr>
-                  <a:graphic xmlns:a="http://schemas.openxmlformats.org/drawingml/2006/main">
-                    <a:graphicData uri="http://schemas.openxmlformats.org/drawingml/2006/picture">
-                      <pic:pic xmlns:pic="http://schemas.openxmlformats.org/drawingml/2006/picture">
-                        <pic:nvPicPr>
-                          <pic:cNvPr id="0" name="Picture 3" descr="Imágenes de Simbolo precaucion - Descarga gratuita en Freepik"/>
-                          <pic:cNvPicPr>
-                            <a:picLocks noChangeAspect="1" noChangeArrowheads="1"/>
-                          </pic:cNvPicPr>
-                        </pic:nvPicPr>
-                        <pic:blipFill rotWithShape="1">
-                          <a:blip r:embed="rId15" cstate="print">
-                            <a:extLst>
-                              <a:ext uri="{28A0092B-C50C-407E-A947-70E740481C1C}">
-                                <a14:useLocalDpi xmlns:a14="http://schemas.microsoft.com/office/drawing/2010/main" val="0"/>
-                              </a:ext>
-                            </a:extLst>
-                          </a:blip>
-                          <a:srcRect l="13824" t="16897" r="11674" b="16283"/>
-                          <a:stretch>
-                            <a:fillRect/>
-                          </a:stretch>
-                        </pic:blipFill>
-                        <pic:spPr bwMode="auto">
-                          <a:xfrm>
-                            <a:off x="0" y="0"/>
-                            <a:ext cx="246959" cy="221499"/>
-                          </a:xfrm>
-                          <a:prstGeom prst="rect">
-                            <a:avLst/>
-                          </a:prstGeom>
-                          <a:noFill/>
-                          <a:ln>
-                            <a:noFill/>
-                          </a:ln>
-                          <a:extLst>
-                            <a:ext uri="{53640926-AAD7-44D8-BBD7-CCE9431645EC}">
-                              <a14:shadowObscured xmlns:a14="http://schemas.microsoft.com/office/drawing/2010/main"/>
-                            </a:ext>
-                          </a:extLst>
-                        </pic:spPr>
-                      </pic:pic>
-                    </a:graphicData>
-                  </a:graphic>
-                </wp:inline>
-              </w:drawing>
+                <w:rFonts w:ascii="Segoe UI Symbol" w:hAnsi="Segoe UI Symbol" w:cs="Segoe UI Symbol"/>
+                <w:bCs/>
+              </w:rPr>
+              <w:t>⚠</w:t>
             </w:r>
           </w:p>
         </w:tc>
@@ -6042,61 +5565,10 @@
             </w:pPr>
             <w:r>
               <w:rPr>
-                <w:noProof/>
-              </w:rPr>
-              <w:drawing>
-                <wp:inline distT="0" distB="0" distL="0" distR="0" wp14:anchorId="07503031" wp14:editId="7986EB7A">
-                  <wp:extent cx="241300" cy="216424"/>
-                  <wp:effectExtent l="0" t="0" r="6350" b="0"/>
-                  <wp:docPr id="1624356914" name="Imagen 6" descr="Imágenes de Simbolo precaucion - Descarga gratuita en Freepik"/>
-                  <wp:cNvGraphicFramePr>
-                    <a:graphicFrameLocks xmlns:a="http://schemas.openxmlformats.org/drawingml/2006/main" noChangeAspect="1"/>
-                  </wp:cNvGraphicFramePr>
-                  <a:graphic xmlns:a="http://schemas.openxmlformats.org/drawingml/2006/main">
-                    <a:graphicData uri="http://schemas.openxmlformats.org/drawingml/2006/picture">
-                      <pic:pic xmlns:pic="http://schemas.openxmlformats.org/drawingml/2006/picture">
-                        <pic:nvPicPr>
-                          <pic:cNvPr id="0" name="Picture 3" descr="Imágenes de Simbolo precaucion - Descarga gratuita en Freepik"/>
-                          <pic:cNvPicPr>
-                            <a:picLocks noChangeAspect="1" noChangeArrowheads="1"/>
-                          </pic:cNvPicPr>
-                        </pic:nvPicPr>
-                        <pic:blipFill rotWithShape="1">
-                          <a:blip r:embed="rId15" cstate="print">
-                            <a:extLst>
-                              <a:ext uri="{28A0092B-C50C-407E-A947-70E740481C1C}">
-                                <a14:useLocalDpi xmlns:a14="http://schemas.microsoft.com/office/drawing/2010/main" val="0"/>
-                              </a:ext>
-                            </a:extLst>
-                          </a:blip>
-                          <a:srcRect l="13824" t="16897" r="11674" b="16283"/>
-                          <a:stretch>
-                            <a:fillRect/>
-                          </a:stretch>
-                        </pic:blipFill>
-                        <pic:spPr bwMode="auto">
-                          <a:xfrm>
-                            <a:off x="0" y="0"/>
-                            <a:ext cx="246959" cy="221499"/>
-                          </a:xfrm>
-                          <a:prstGeom prst="rect">
-                            <a:avLst/>
-                          </a:prstGeom>
-                          <a:noFill/>
-                          <a:ln>
-                            <a:noFill/>
-                          </a:ln>
-                          <a:extLst>
-                            <a:ext uri="{53640926-AAD7-44D8-BBD7-CCE9431645EC}">
-                              <a14:shadowObscured xmlns:a14="http://schemas.microsoft.com/office/drawing/2010/main"/>
-                            </a:ext>
-                          </a:extLst>
-                        </pic:spPr>
-                      </pic:pic>
-                    </a:graphicData>
-                  </a:graphic>
-                </wp:inline>
-              </w:drawing>
+                <w:rFonts w:ascii="Segoe UI Symbol" w:hAnsi="Segoe UI Symbol" w:cs="Segoe UI Symbol"/>
+                <w:bCs/>
+              </w:rPr>
+              <w:t>⚠</w:t>
             </w:r>
           </w:p>
         </w:tc>
@@ -6266,7 +5738,6 @@
           <w:b/>
           <w:bCs/>
         </w:rPr>
-        <w:lastRenderedPageBreak/>
         <w:t>Medidas de seguridad</w:t>
       </w:r>
     </w:p>
@@ -6322,6 +5793,7 @@
           <w:rFonts w:cs="Calibri"/>
           <w:bCs/>
         </w:rPr>
+        <w:lastRenderedPageBreak/>
         <w:t>Señalización completa del almacén con pictogramas SGA, señales de advertencia, obligación y prohibición, identificación de zonas por grupo de peligro y rutas de evacuación.</w:t>
       </w:r>
     </w:p>
@@ -6423,11 +5895,6 @@
     </w:p>
     <w:p>
       <w:pPr>
-        <w:pStyle w:val="Figura"/>
-      </w:pPr>
-    </w:p>
-    <w:p>
-      <w:pPr>
         <w:spacing w:before="0" w:after="0" w:line="240" w:lineRule="auto"/>
         <w:ind w:firstLine="0"/>
         <w:rPr>
@@ -6440,22 +5907,22 @@
           <w:lang w:eastAsia="es-CO"/>
         </w:rPr>
       </w:pPr>
-      <w:r>
-        <w:br w:type="page"/>
-      </w:r>
     </w:p>
     <w:p>
       <w:pPr>
         <w:pStyle w:val="Figura"/>
       </w:pPr>
       <w:r>
-        <w:lastRenderedPageBreak/>
         <w:t>Figura 3.</w:t>
       </w:r>
       <w:r>
         <w:t xml:space="preserve"> </w:t>
       </w:r>
       <w:r>
+        <w:rPr>
+          <w:b w:val="0"/>
+          <w:bCs w:val="0"/>
+        </w:rPr>
         <w:t>Elementos de protección personal para manejo de productos químicos</w:t>
       </w:r>
     </w:p>
@@ -6465,6 +5932,7 @@
           <w:tab w:val="left" w:pos="2433"/>
         </w:tabs>
         <w:spacing w:before="0" w:after="0"/>
+        <w:ind w:firstLine="0"/>
         <w:jc w:val="center"/>
         <w:rPr>
           <w:rFonts w:cs="Calibri"/>
@@ -6476,9 +5944,9 @@
           <w:noProof/>
         </w:rPr>
         <w:drawing>
-          <wp:inline distT="0" distB="0" distL="0" distR="0" wp14:anchorId="5BD350D2" wp14:editId="4881053D">
-            <wp:extent cx="4577080" cy="2512988"/>
-            <wp:effectExtent l="0" t="0" r="0" b="1905"/>
+          <wp:inline distT="0" distB="0" distL="0" distR="0" wp14:anchorId="5BD350D2" wp14:editId="79D322F2">
+            <wp:extent cx="4184073" cy="2297212"/>
+            <wp:effectExtent l="0" t="0" r="6985" b="8255"/>
             <wp:docPr id="1184752974" name="Imagen 4" descr="Trabajador con elementos de protección personal para el manejo de productos químicos que incluye: traje de cuerpo completo desechable, careta facial con protección para la cabeza y guantes."/>
             <wp:cNvGraphicFramePr>
               <a:graphicFrameLocks xmlns:a="http://schemas.openxmlformats.org/drawingml/2006/main" noChangeAspect="1"/>
@@ -6493,7 +5961,7 @@
                     </pic:cNvPicPr>
                   </pic:nvPicPr>
                   <pic:blipFill>
-                    <a:blip r:embed="rId16">
+                    <a:blip r:embed="rId15" cstate="print">
                       <a:extLst>
                         <a:ext uri="{28A0092B-C50C-407E-A947-70E740481C1C}">
                           <a14:useLocalDpi xmlns:a14="http://schemas.microsoft.com/office/drawing/2010/main" val="0"/>
@@ -6508,7 +5976,7 @@
                   <pic:spPr bwMode="auto">
                     <a:xfrm>
                       <a:off x="0" y="0"/>
-                      <a:ext cx="4582616" cy="2516027"/>
+                      <a:ext cx="4193621" cy="2302454"/>
                     </a:xfrm>
                     <a:prstGeom prst="rect">
                       <a:avLst/>
@@ -6527,6 +5995,34 @@
     </w:p>
     <w:p>
       <w:pPr>
+        <w:tabs>
+          <w:tab w:val="left" w:pos="2433"/>
+        </w:tabs>
+        <w:spacing w:before="0" w:after="0"/>
+        <w:ind w:firstLine="0"/>
+        <w:jc w:val="center"/>
+        <w:rPr>
+          <w:rFonts w:cs="Calibri"/>
+          <w:bCs/>
+        </w:rPr>
+      </w:pPr>
+    </w:p>
+    <w:p>
+      <w:pPr>
+        <w:tabs>
+          <w:tab w:val="left" w:pos="2433"/>
+        </w:tabs>
+        <w:spacing w:before="0" w:after="0"/>
+        <w:ind w:firstLine="0"/>
+        <w:jc w:val="center"/>
+        <w:rPr>
+          <w:rFonts w:cs="Calibri"/>
+          <w:bCs/>
+        </w:rPr>
+      </w:pPr>
+    </w:p>
+    <w:p>
+      <w:pPr>
         <w:pStyle w:val="Prrafodelista"/>
         <w:numPr>
           <w:ilvl w:val="0"/>
@@ -6548,6 +6044,7 @@
           <w:b/>
           <w:bCs/>
         </w:rPr>
+        <w:lastRenderedPageBreak/>
         <w:t>Hojas de Datos de Seguridad (HDS)</w:t>
       </w:r>
     </w:p>
@@ -6572,8 +6069,6 @@
       <w:r>
         <w:rPr>
           <w:rStyle w:val="Extranjerismo"/>
-          <w:i/>
-          <w:iCs/>
         </w:rPr>
         <w:t>Material Safety Data Sheet</w:t>
       </w:r>
@@ -6590,18 +6085,6 @@
         </w:rPr>
         <w:t xml:space="preserve"> son documentos técnicos normalizados elaborados por el fabricante o importador del producto que contienen información detallada sobre sus propiedades físicas, químicas y toxicológicas, los peligros que representa, las medidas de primeros auxilios y las instrucciones para su manejo, almacenamiento y eliminación seguros.</w:t>
       </w:r>
-    </w:p>
-    <w:p>
-      <w:pPr>
-        <w:tabs>
-          <w:tab w:val="left" w:pos="2433"/>
-        </w:tabs>
-        <w:spacing w:before="0" w:after="0"/>
-        <w:rPr>
-          <w:rFonts w:cs="Calibri"/>
-          <w:bCs/>
-        </w:rPr>
-      </w:pPr>
     </w:p>
     <w:p>
       <w:pPr>
@@ -6670,6 +6153,9 @@
               </w:rPr>
             </w:pPr>
             <w:r>
+              <w:rPr>
+                <w:szCs w:val="28"/>
+              </w:rPr>
               <w:t>Sección</w:t>
             </w:r>
           </w:p>
@@ -6688,6 +6174,9 @@
               </w:rPr>
             </w:pPr>
             <w:r>
+              <w:rPr>
+                <w:szCs w:val="28"/>
+              </w:rPr>
               <w:t>Contenido relevante para almacenamiento</w:t>
             </w:r>
           </w:p>
@@ -6711,6 +6200,10 @@
               </w:rPr>
             </w:pPr>
             <w:r>
+              <w:rPr>
+                <w:sz w:val="28"/>
+                <w:szCs w:val="28"/>
+              </w:rPr>
               <w:t>Sección 2. Identificación de peligros.</w:t>
             </w:r>
           </w:p>
@@ -6729,6 +6222,10 @@
               </w:rPr>
             </w:pPr>
             <w:r>
+              <w:rPr>
+                <w:sz w:val="28"/>
+                <w:szCs w:val="28"/>
+              </w:rPr>
               <w:t>Clasificación del producto y pictogramas SGA. Base para la zonificación del almacén.</w:t>
             </w:r>
           </w:p>
@@ -6749,7 +6246,10 @@
               </w:rPr>
             </w:pPr>
             <w:r>
-              <w:lastRenderedPageBreak/>
+              <w:rPr>
+                <w:sz w:val="28"/>
+                <w:szCs w:val="28"/>
+              </w:rPr>
               <w:t>Sección 7. Manipulación y almacenamiento.</w:t>
             </w:r>
           </w:p>
@@ -6768,6 +6268,10 @@
               </w:rPr>
             </w:pPr>
             <w:r>
+              <w:rPr>
+                <w:sz w:val="28"/>
+                <w:szCs w:val="28"/>
+              </w:rPr>
               <w:t>Condiciones específicas de temperatura, humedad, contenedores recomendados y restricciones.</w:t>
             </w:r>
           </w:p>
@@ -6791,6 +6295,10 @@
               </w:rPr>
             </w:pPr>
             <w:r>
+              <w:rPr>
+                <w:sz w:val="28"/>
+                <w:szCs w:val="28"/>
+              </w:rPr>
               <w:t>Sección 8. Controles de exposición/EPP.</w:t>
             </w:r>
           </w:p>
@@ -6809,6 +6317,10 @@
               </w:rPr>
             </w:pPr>
             <w:r>
+              <w:rPr>
+                <w:sz w:val="28"/>
+                <w:szCs w:val="28"/>
+              </w:rPr>
               <w:t>EPP requerido para ingresar al área de almacenamiento.</w:t>
             </w:r>
           </w:p>
@@ -6829,6 +6341,10 @@
               </w:rPr>
             </w:pPr>
             <w:r>
+              <w:rPr>
+                <w:sz w:val="28"/>
+                <w:szCs w:val="28"/>
+              </w:rPr>
               <w:t>Sección 10. Reactividad e inestabilidad.</w:t>
             </w:r>
           </w:p>
@@ -6847,6 +6363,10 @@
               </w:rPr>
             </w:pPr>
             <w:r>
+              <w:rPr>
+                <w:sz w:val="28"/>
+                <w:szCs w:val="28"/>
+              </w:rPr>
               <w:t>Materiales incompatibles con los que no debe almacenarse el producto.</w:t>
             </w:r>
           </w:p>
@@ -6864,8 +6384,16 @@
             <w:pPr>
               <w:pStyle w:val="TextoTablas"/>
               <w:spacing w:before="0" w:after="0" w:line="360" w:lineRule="auto"/>
-            </w:pPr>
-            <w:r>
+              <w:rPr>
+                <w:sz w:val="28"/>
+                <w:szCs w:val="28"/>
+              </w:rPr>
+            </w:pPr>
+            <w:r>
+              <w:rPr>
+                <w:sz w:val="28"/>
+                <w:szCs w:val="28"/>
+              </w:rPr>
               <w:t>Sección 13. Consideraciones de eliminación.</w:t>
             </w:r>
           </w:p>
@@ -6878,8 +6406,16 @@
             <w:pPr>
               <w:pStyle w:val="TextoTablas"/>
               <w:spacing w:before="0" w:after="0" w:line="360" w:lineRule="auto"/>
-            </w:pPr>
-            <w:r>
+              <w:rPr>
+                <w:sz w:val="28"/>
+                <w:szCs w:val="28"/>
+              </w:rPr>
+            </w:pPr>
+            <w:r>
+              <w:rPr>
+                <w:sz w:val="28"/>
+                <w:szCs w:val="28"/>
+              </w:rPr>
               <w:t>Gestión de residuos y recipientes vacíos.</w:t>
             </w:r>
           </w:p>
@@ -6897,18 +6433,6 @@
           <w:bCs/>
         </w:rPr>
       </w:pPr>
-    </w:p>
-    <w:p>
-      <w:pPr>
-        <w:tabs>
-          <w:tab w:val="left" w:pos="2433"/>
-        </w:tabs>
-        <w:spacing w:before="0" w:after="0"/>
-        <w:rPr>
-          <w:rFonts w:cs="Calibri"/>
-          <w:bCs/>
-        </w:rPr>
-      </w:pPr>
       <w:r>
         <w:rPr>
           <w:rFonts w:cs="Calibri"/>
@@ -6923,6 +6447,7 @@
       </w:pPr>
       <w:bookmarkStart w:id="8" w:name="_Toc224555414"/>
       <w:r>
+        <w:lastRenderedPageBreak/>
         <w:t xml:space="preserve">Emergencias </w:t>
       </w:r>
       <w:r>
@@ -6968,6 +6493,7 @@
     </w:p>
     <w:p>
       <w:pPr>
+        <w:spacing w:before="0" w:after="0"/>
         <w:rPr>
           <w:lang w:eastAsia="es-CO"/>
         </w:rPr>
@@ -6985,15 +6511,15 @@
           <w:ilvl w:val="0"/>
           <w:numId w:val="17"/>
         </w:numPr>
-        <w:rPr>
-          <w:lang w:eastAsia="es-CO"/>
-        </w:rPr>
-      </w:pPr>
-      <w:r>
-        <w:rPr>
-          <w:lang w:eastAsia="es-CO"/>
-        </w:rPr>
-        <w:lastRenderedPageBreak/>
+        <w:spacing w:before="0" w:after="0"/>
+        <w:rPr>
+          <w:lang w:eastAsia="es-CO"/>
+        </w:rPr>
+      </w:pPr>
+      <w:r>
+        <w:rPr>
+          <w:lang w:eastAsia="es-CO"/>
+        </w:rPr>
         <w:t xml:space="preserve">Identificación de los escenarios de emergencia posibles (derrames, incendios, explosiones, liberación de </w:t>
       </w:r>
       <w:r>
@@ -7015,6 +6541,7 @@
           <w:ilvl w:val="0"/>
           <w:numId w:val="17"/>
         </w:numPr>
+        <w:spacing w:before="0" w:after="0"/>
         <w:rPr>
           <w:lang w:eastAsia="es-CO"/>
         </w:rPr>
@@ -7032,6 +6559,7 @@
           <w:ilvl w:val="0"/>
           <w:numId w:val="17"/>
         </w:numPr>
+        <w:spacing w:before="0" w:after="0"/>
         <w:rPr>
           <w:lang w:eastAsia="es-CO"/>
         </w:rPr>
@@ -7049,6 +6577,7 @@
           <w:ilvl w:val="0"/>
           <w:numId w:val="17"/>
         </w:numPr>
+        <w:spacing w:before="0" w:after="0"/>
         <w:rPr>
           <w:lang w:eastAsia="es-CO"/>
         </w:rPr>
@@ -7066,6 +6595,7 @@
           <w:ilvl w:val="0"/>
           <w:numId w:val="17"/>
         </w:numPr>
+        <w:spacing w:before="0" w:after="0"/>
         <w:rPr>
           <w:lang w:eastAsia="es-CO"/>
         </w:rPr>
@@ -7083,6 +6613,7 @@
           <w:ilvl w:val="0"/>
           <w:numId w:val="17"/>
         </w:numPr>
+        <w:spacing w:before="0" w:after="0"/>
         <w:rPr>
           <w:lang w:eastAsia="es-CO"/>
         </w:rPr>
@@ -7100,6 +6631,7 @@
           <w:ilvl w:val="0"/>
           <w:numId w:val="17"/>
         </w:numPr>
+        <w:spacing w:before="0" w:after="0"/>
         <w:rPr>
           <w:lang w:eastAsia="es-CO"/>
         </w:rPr>
@@ -7113,18 +6645,30 @@
     </w:p>
     <w:p>
       <w:pPr>
+        <w:spacing w:after="0"/>
         <w:rPr>
           <w:b/>
           <w:bCs/>
           <w:lang w:eastAsia="es-CO"/>
         </w:rPr>
       </w:pPr>
-      <w:r>
+    </w:p>
+    <w:p>
+      <w:pPr>
+        <w:spacing w:after="0"/>
         <w:rPr>
           <w:b/>
           <w:bCs/>
           <w:lang w:eastAsia="es-CO"/>
         </w:rPr>
+      </w:pPr>
+      <w:r>
+        <w:rPr>
+          <w:b/>
+          <w:bCs/>
+          <w:lang w:eastAsia="es-CO"/>
+        </w:rPr>
+        <w:lastRenderedPageBreak/>
         <w:t>Seguridad contra incendios</w:t>
       </w:r>
     </w:p>
@@ -7168,30 +6712,6 @@
     </w:p>
     <w:p>
       <w:pPr>
-        <w:tabs>
-          <w:tab w:val="left" w:pos="2433"/>
-        </w:tabs>
-        <w:spacing w:before="0" w:after="0"/>
-        <w:rPr>
-          <w:rFonts w:cs="Calibri"/>
-          <w:bCs/>
-        </w:rPr>
-      </w:pPr>
-    </w:p>
-    <w:p>
-      <w:pPr>
-        <w:tabs>
-          <w:tab w:val="left" w:pos="2433"/>
-        </w:tabs>
-        <w:spacing w:before="0" w:after="0"/>
-        <w:rPr>
-          <w:rFonts w:cs="Calibri"/>
-          <w:bCs/>
-        </w:rPr>
-      </w:pPr>
-    </w:p>
-    <w:p>
-      <w:pPr>
         <w:pStyle w:val="Tabla"/>
         <w:spacing w:line="360" w:lineRule="auto"/>
         <w:ind w:left="0" w:right="49" w:firstLine="0"/>
@@ -7205,7 +6725,6 @@
           <w:rFonts w:cs="Calibri"/>
           <w:bCs/>
         </w:rPr>
-        <w:lastRenderedPageBreak/>
         <w:t>Tipos de extintores y su aplicabilidad en almacenes químicos</w:t>
       </w:r>
     </w:p>
@@ -7659,12 +7178,33 @@
           <w:lang w:eastAsia="es-CO"/>
         </w:rPr>
       </w:pPr>
-      <w:r>
+    </w:p>
+    <w:p>
+      <w:pPr>
+        <w:spacing w:before="0" w:after="0"/>
         <w:rPr>
           <w:b/>
           <w:bCs/>
           <w:lang w:eastAsia="es-CO"/>
         </w:rPr>
+      </w:pPr>
+    </w:p>
+    <w:p>
+      <w:pPr>
+        <w:spacing w:before="0" w:after="0"/>
+        <w:rPr>
+          <w:b/>
+          <w:bCs/>
+          <w:lang w:eastAsia="es-CO"/>
+        </w:rPr>
+      </w:pPr>
+      <w:r>
+        <w:rPr>
+          <w:b/>
+          <w:bCs/>
+          <w:lang w:eastAsia="es-CO"/>
+        </w:rPr>
+        <w:lastRenderedPageBreak/>
         <w:t>Primeros auxilios</w:t>
       </w:r>
     </w:p>
@@ -7732,32 +7272,6 @@
     </w:p>
     <w:p>
       <w:pPr>
-        <w:tabs>
-          <w:tab w:val="left" w:pos="2433"/>
-        </w:tabs>
-        <w:spacing w:before="0" w:after="0"/>
-        <w:rPr>
-          <w:rFonts w:cs="Calibri"/>
-          <w:b/>
-          <w:bCs/>
-        </w:rPr>
-      </w:pPr>
-    </w:p>
-    <w:p>
-      <w:pPr>
-        <w:tabs>
-          <w:tab w:val="left" w:pos="2433"/>
-        </w:tabs>
-        <w:spacing w:before="0" w:after="0"/>
-        <w:rPr>
-          <w:rFonts w:cs="Calibri"/>
-          <w:b/>
-          <w:bCs/>
-        </w:rPr>
-      </w:pPr>
-    </w:p>
-    <w:p>
-      <w:pPr>
         <w:pStyle w:val="Prrafodelista"/>
         <w:numPr>
           <w:ilvl w:val="0"/>
@@ -7912,102 +7426,6 @@
     </w:p>
     <w:p>
       <w:pPr>
-        <w:tabs>
-          <w:tab w:val="left" w:pos="2433"/>
-        </w:tabs>
-        <w:spacing w:before="0" w:after="0"/>
-        <w:rPr>
-          <w:rFonts w:cs="Calibri"/>
-          <w:bCs/>
-        </w:rPr>
-      </w:pPr>
-    </w:p>
-    <w:p>
-      <w:pPr>
-        <w:tabs>
-          <w:tab w:val="left" w:pos="2433"/>
-        </w:tabs>
-        <w:spacing w:before="0" w:after="0"/>
-        <w:rPr>
-          <w:rFonts w:cs="Calibri"/>
-          <w:bCs/>
-        </w:rPr>
-      </w:pPr>
-    </w:p>
-    <w:p>
-      <w:pPr>
-        <w:tabs>
-          <w:tab w:val="left" w:pos="2433"/>
-        </w:tabs>
-        <w:spacing w:before="0" w:after="0"/>
-        <w:rPr>
-          <w:rFonts w:cs="Calibri"/>
-          <w:bCs/>
-        </w:rPr>
-      </w:pPr>
-    </w:p>
-    <w:p>
-      <w:pPr>
-        <w:tabs>
-          <w:tab w:val="left" w:pos="2433"/>
-        </w:tabs>
-        <w:spacing w:before="0" w:after="0"/>
-        <w:rPr>
-          <w:rFonts w:cs="Calibri"/>
-          <w:bCs/>
-        </w:rPr>
-      </w:pPr>
-    </w:p>
-    <w:p>
-      <w:pPr>
-        <w:tabs>
-          <w:tab w:val="left" w:pos="2433"/>
-        </w:tabs>
-        <w:spacing w:before="0" w:after="0"/>
-        <w:rPr>
-          <w:rFonts w:cs="Calibri"/>
-          <w:bCs/>
-        </w:rPr>
-      </w:pPr>
-    </w:p>
-    <w:p>
-      <w:pPr>
-        <w:tabs>
-          <w:tab w:val="left" w:pos="2433"/>
-        </w:tabs>
-        <w:spacing w:before="0" w:after="0"/>
-        <w:rPr>
-          <w:rFonts w:cs="Calibri"/>
-          <w:bCs/>
-        </w:rPr>
-      </w:pPr>
-    </w:p>
-    <w:p>
-      <w:pPr>
-        <w:tabs>
-          <w:tab w:val="left" w:pos="2433"/>
-        </w:tabs>
-        <w:spacing w:before="0" w:after="0"/>
-        <w:rPr>
-          <w:rFonts w:cs="Calibri"/>
-          <w:bCs/>
-        </w:rPr>
-      </w:pPr>
-    </w:p>
-    <w:p>
-      <w:pPr>
-        <w:tabs>
-          <w:tab w:val="left" w:pos="2433"/>
-        </w:tabs>
-        <w:spacing w:before="0" w:after="0"/>
-        <w:rPr>
-          <w:rFonts w:cs="Calibri"/>
-          <w:bCs/>
-        </w:rPr>
-      </w:pPr>
-    </w:p>
-    <w:p>
-      <w:pPr>
         <w:pStyle w:val="Video"/>
         <w:numPr>
           <w:ilvl w:val="0"/>
@@ -8024,6 +7442,7 @@
     </w:p>
     <w:p>
       <w:pPr>
+        <w:ind w:firstLine="0"/>
         <w:jc w:val="center"/>
       </w:pPr>
       <w:r>
@@ -8031,9 +7450,9 @@
           <w:noProof/>
         </w:rPr>
         <w:drawing>
-          <wp:inline distT="0" distB="0" distL="0" distR="0" wp14:anchorId="0292C785" wp14:editId="77EBAC19">
-            <wp:extent cx="3371850" cy="2270838"/>
-            <wp:effectExtent l="0" t="0" r="0" b="0"/>
+          <wp:inline distT="0" distB="0" distL="0" distR="0" wp14:anchorId="0292C785" wp14:editId="034E66B8">
+            <wp:extent cx="3600083" cy="2424546"/>
+            <wp:effectExtent l="0" t="0" r="635" b="0"/>
             <wp:docPr id="876373900" name="Imagen 4"/>
             <wp:cNvGraphicFramePr>
               <a:graphicFrameLocks xmlns:a="http://schemas.openxmlformats.org/drawingml/2006/main" noChangeAspect="1"/>
@@ -8048,7 +7467,7 @@
                     </pic:cNvPicPr>
                   </pic:nvPicPr>
                   <pic:blipFill>
-                    <a:blip r:embed="rId17">
+                    <a:blip r:embed="rId16">
                       <a:extLst>
                         <a:ext uri="{28A0092B-C50C-407E-A947-70E740481C1C}">
                           <a14:useLocalDpi xmlns:a14="http://schemas.microsoft.com/office/drawing/2010/main" val="0"/>
@@ -8063,7 +7482,7 @@
                   <pic:spPr bwMode="auto">
                     <a:xfrm>
                       <a:off x="0" y="0"/>
-                      <a:ext cx="3386772" cy="2280887"/>
+                      <a:ext cx="3616537" cy="2435627"/>
                     </a:xfrm>
                     <a:prstGeom prst="rect">
                       <a:avLst/>
@@ -8089,7 +7508,7 @@
           <w:b/>
         </w:rPr>
       </w:pPr>
-      <w:hyperlink r:id="rId18" w:history="1">
+      <w:hyperlink r:id="rId17" w:history="1">
         <w:r>
           <w:rPr>
             <w:rStyle w:val="Hipervnculo"/>
@@ -8392,207 +7811,20 @@
     </w:p>
     <w:p>
       <w:pPr>
-        <w:tabs>
-          <w:tab w:val="left" w:pos="2433"/>
-        </w:tabs>
-        <w:spacing w:before="0" w:after="0"/>
-        <w:rPr>
-          <w:rFonts w:cs="Calibri"/>
-          <w:bCs/>
-        </w:rPr>
-      </w:pPr>
-    </w:p>
-    <w:p>
-      <w:pPr>
-        <w:tabs>
-          <w:tab w:val="left" w:pos="2433"/>
-        </w:tabs>
-        <w:spacing w:before="0" w:after="0"/>
-        <w:rPr>
-          <w:rFonts w:cs="Calibri"/>
-          <w:bCs/>
-        </w:rPr>
-      </w:pPr>
-    </w:p>
-    <w:p>
-      <w:pPr>
-        <w:tabs>
-          <w:tab w:val="left" w:pos="2433"/>
-        </w:tabs>
-        <w:spacing w:before="0" w:after="0"/>
-        <w:rPr>
-          <w:rFonts w:cs="Calibri"/>
-          <w:bCs/>
-        </w:rPr>
-      </w:pPr>
-    </w:p>
-    <w:p>
-      <w:pPr>
-        <w:tabs>
-          <w:tab w:val="left" w:pos="2433"/>
-        </w:tabs>
-        <w:spacing w:before="0" w:after="0"/>
-        <w:rPr>
-          <w:rFonts w:cs="Calibri"/>
-          <w:bCs/>
-        </w:rPr>
-      </w:pPr>
-    </w:p>
-    <w:p>
-      <w:pPr>
-        <w:tabs>
-          <w:tab w:val="left" w:pos="2433"/>
-        </w:tabs>
-        <w:spacing w:before="0" w:after="0"/>
-        <w:rPr>
-          <w:rFonts w:cs="Calibri"/>
-          <w:bCs/>
-        </w:rPr>
-      </w:pPr>
-    </w:p>
-    <w:p>
-      <w:pPr>
-        <w:tabs>
-          <w:tab w:val="left" w:pos="2433"/>
-        </w:tabs>
-        <w:spacing w:before="0" w:after="0"/>
-        <w:rPr>
-          <w:rFonts w:cs="Calibri"/>
-          <w:bCs/>
-        </w:rPr>
-      </w:pPr>
-    </w:p>
-    <w:p>
-      <w:pPr>
-        <w:tabs>
-          <w:tab w:val="left" w:pos="2433"/>
-        </w:tabs>
-        <w:spacing w:before="0" w:after="0"/>
-        <w:rPr>
-          <w:rFonts w:cs="Calibri"/>
-          <w:bCs/>
-        </w:rPr>
-      </w:pPr>
-    </w:p>
-    <w:p>
-      <w:pPr>
-        <w:tabs>
-          <w:tab w:val="left" w:pos="2433"/>
-        </w:tabs>
-        <w:spacing w:before="0" w:after="0"/>
-        <w:rPr>
-          <w:rFonts w:cs="Calibri"/>
-          <w:bCs/>
-        </w:rPr>
-      </w:pPr>
-    </w:p>
-    <w:p>
-      <w:pPr>
-        <w:tabs>
-          <w:tab w:val="left" w:pos="2433"/>
-        </w:tabs>
-        <w:spacing w:before="0" w:after="0"/>
-        <w:rPr>
-          <w:rFonts w:cs="Calibri"/>
-          <w:bCs/>
-        </w:rPr>
-      </w:pPr>
-    </w:p>
-    <w:p>
-      <w:pPr>
-        <w:tabs>
-          <w:tab w:val="left" w:pos="2433"/>
-        </w:tabs>
-        <w:spacing w:before="0" w:after="0"/>
-        <w:rPr>
-          <w:rFonts w:cs="Calibri"/>
-          <w:bCs/>
-        </w:rPr>
-      </w:pPr>
-    </w:p>
-    <w:p>
-      <w:pPr>
-        <w:tabs>
-          <w:tab w:val="left" w:pos="2433"/>
-        </w:tabs>
-        <w:spacing w:before="0" w:after="0"/>
-        <w:rPr>
-          <w:rFonts w:cs="Calibri"/>
-          <w:bCs/>
-        </w:rPr>
-      </w:pPr>
-    </w:p>
-    <w:p>
-      <w:pPr>
-        <w:tabs>
-          <w:tab w:val="left" w:pos="2433"/>
-        </w:tabs>
-        <w:spacing w:before="0" w:after="0"/>
-        <w:rPr>
-          <w:rFonts w:cs="Calibri"/>
-          <w:bCs/>
-        </w:rPr>
-      </w:pPr>
-    </w:p>
-    <w:p>
-      <w:pPr>
-        <w:tabs>
-          <w:tab w:val="left" w:pos="2433"/>
-        </w:tabs>
-        <w:spacing w:before="0" w:after="0"/>
-        <w:rPr>
-          <w:rFonts w:cs="Calibri"/>
-          <w:bCs/>
-        </w:rPr>
-      </w:pPr>
-    </w:p>
-    <w:p>
-      <w:pPr>
-        <w:tabs>
-          <w:tab w:val="left" w:pos="2433"/>
-        </w:tabs>
-        <w:spacing w:before="0" w:after="0"/>
-        <w:rPr>
-          <w:rFonts w:cs="Calibri"/>
-          <w:bCs/>
-        </w:rPr>
-      </w:pPr>
-    </w:p>
-    <w:p>
-      <w:pPr>
-        <w:tabs>
-          <w:tab w:val="left" w:pos="2433"/>
-        </w:tabs>
-        <w:spacing w:before="0" w:after="0"/>
-        <w:rPr>
-          <w:rFonts w:cs="Calibri"/>
-          <w:bCs/>
-        </w:rPr>
-      </w:pPr>
-    </w:p>
-    <w:p>
-      <w:pPr>
-        <w:tabs>
-          <w:tab w:val="left" w:pos="2433"/>
-        </w:tabs>
-        <w:spacing w:before="0" w:after="0"/>
-        <w:rPr>
-          <w:rFonts w:cs="Calibri"/>
-          <w:bCs/>
-        </w:rPr>
-      </w:pPr>
-    </w:p>
-    <w:p>
-      <w:pPr>
-        <w:tabs>
-          <w:tab w:val="left" w:pos="2433"/>
-        </w:tabs>
-        <w:spacing w:before="0" w:after="0"/>
-        <w:rPr>
-          <w:rFonts w:cs="Calibri"/>
-          <w:bCs/>
-        </w:rPr>
-      </w:pPr>
+        <w:spacing w:before="0" w:after="0" w:line="240" w:lineRule="auto"/>
+        <w:ind w:firstLine="0"/>
+        <w:rPr>
+          <w:rFonts w:cs="Calibri"/>
+          <w:bCs/>
+        </w:rPr>
+      </w:pPr>
+      <w:r>
+        <w:rPr>
+          <w:rFonts w:cs="Calibri"/>
+          <w:bCs/>
+        </w:rPr>
+        <w:br w:type="page"/>
+      </w:r>
     </w:p>
     <w:p>
       <w:pPr>
@@ -9142,15 +8374,6 @@
           <w:lang w:eastAsia="es-CO"/>
         </w:rPr>
       </w:pPr>
-    </w:p>
-    <w:p>
-      <w:pPr>
-        <w:spacing w:before="0" w:after="0"/>
-        <w:rPr>
-          <w:rFonts w:cs="Calibri"/>
-          <w:lang w:eastAsia="es-CO"/>
-        </w:rPr>
-      </w:pPr>
       <w:r>
         <w:rPr>
           <w:rFonts w:cs="Calibri"/>
@@ -9161,12 +8384,19 @@
     </w:p>
     <w:p>
       <w:pPr>
-        <w:spacing w:before="0" w:after="0"/>
-        <w:rPr>
-          <w:rFonts w:cs="Calibri"/>
-          <w:lang w:eastAsia="es-CO"/>
-        </w:rPr>
-      </w:pPr>
+        <w:pStyle w:val="Ttulo2"/>
+        <w:rPr>
+          <w:bCs/>
+        </w:rPr>
+      </w:pPr>
+      <w:bookmarkStart w:id="11" w:name="_Toc224555417"/>
+      <w:r>
+        <w:rPr>
+          <w:bCs/>
+        </w:rPr>
+        <w:t>Condiciones de transporte interno</w:t>
+      </w:r>
+      <w:bookmarkEnd w:id="11"/>
     </w:p>
     <w:p>
       <w:pPr>
@@ -9177,69 +8407,31 @@
           <w:lang w:eastAsia="es-CO"/>
         </w:rPr>
       </w:pPr>
-    </w:p>
-    <w:p>
-      <w:pPr>
-        <w:pStyle w:val="Ttulo2"/>
-        <w:rPr>
-          <w:bCs/>
-        </w:rPr>
-      </w:pPr>
-      <w:bookmarkStart w:id="11" w:name="_Toc224555417"/>
-      <w:r>
-        <w:rPr>
-          <w:bCs/>
+      <w:r>
+        <w:rPr>
+          <w:rFonts w:cs="Calibri"/>
+          <w:lang w:eastAsia="es-CO"/>
+        </w:rPr>
+        <w:t>Por definición, el transporte es una operación dinámica que implica el movimiento de productos, personas y en muchos casos equipos de transporte. Esta dinámica eleva temporalmente los riesgos respecto al almacenamiento estático, lo que exige una planificación cuidadosa de cada operación de traslado.</w:t>
+      </w:r>
+    </w:p>
+    <w:p>
+      <w:pPr>
+        <w:spacing w:before="0" w:after="0"/>
+        <w:ind w:firstLine="567"/>
+        <w:rPr>
+          <w:rFonts w:cs="Calibri"/>
+          <w:lang w:eastAsia="es-CO"/>
+        </w:rPr>
+      </w:pPr>
+      <w:r>
+        <w:rPr>
+          <w:rFonts w:cs="Calibri"/>
+          <w:b/>
+          <w:bCs/>
+          <w:lang w:eastAsia="es-CO"/>
         </w:rPr>
         <w:lastRenderedPageBreak/>
-        <w:t>Condiciones de transporte interno</w:t>
-      </w:r>
-      <w:bookmarkEnd w:id="11"/>
-    </w:p>
-    <w:p>
-      <w:pPr>
-        <w:spacing w:before="0" w:after="0"/>
-        <w:ind w:firstLine="567"/>
-        <w:rPr>
-          <w:rFonts w:cs="Calibri"/>
-          <w:lang w:eastAsia="es-CO"/>
-        </w:rPr>
-      </w:pPr>
-      <w:r>
-        <w:rPr>
-          <w:rFonts w:cs="Calibri"/>
-          <w:lang w:eastAsia="es-CO"/>
-        </w:rPr>
-        <w:t>Por definición, el transporte es una operación dinámica que implica el movimiento de productos, personas y en muchos casos equipos de transporte. Esta dinámica eleva temporalmente los riesgos respecto al almacenamiento estático, lo que exige una planificación cuidadosa de cada operación de traslado.</w:t>
-      </w:r>
-    </w:p>
-    <w:p>
-      <w:pPr>
-        <w:spacing w:before="0" w:after="0"/>
-        <w:ind w:firstLine="567"/>
-        <w:rPr>
-          <w:rFonts w:cs="Calibri"/>
-          <w:b/>
-          <w:bCs/>
-          <w:lang w:eastAsia="es-CO"/>
-        </w:rPr>
-      </w:pPr>
-    </w:p>
-    <w:p>
-      <w:pPr>
-        <w:spacing w:before="0" w:after="0"/>
-        <w:ind w:firstLine="567"/>
-        <w:rPr>
-          <w:rFonts w:cs="Calibri"/>
-          <w:lang w:eastAsia="es-CO"/>
-        </w:rPr>
-      </w:pPr>
-      <w:r>
-        <w:rPr>
-          <w:rFonts w:cs="Calibri"/>
-          <w:b/>
-          <w:bCs/>
-          <w:lang w:eastAsia="es-CO"/>
-        </w:rPr>
         <w:t>Planificación de la ruta y selección del equipo</w:t>
       </w:r>
     </w:p>
@@ -9479,24 +8671,54 @@
           <w:rFonts w:cs="Calibri"/>
           <w:lang w:eastAsia="es-CO"/>
         </w:rPr>
+        <w:t>Asimismo, la selección del equipo para transporte interno depende de las dimensiones del almacén, del volumen y la rotación de las sustancias, así como de la relación costo-uso de los equipos, los movimientos requeridos y la distancia a recorrer. Es común en los procedimientos de transporte local emplear grúas elevadoras mecánicas y otros equipos de manipulación que facilitan el traslado seguro de cargas.</w:t>
+      </w:r>
+    </w:p>
+    <w:p>
+      <w:pPr>
+        <w:spacing w:before="0" w:after="0"/>
+        <w:ind w:firstLine="567"/>
+        <w:rPr>
+          <w:rFonts w:cs="Calibri"/>
+          <w:lang w:eastAsia="es-CO"/>
+        </w:rPr>
+      </w:pPr>
+    </w:p>
+    <w:p>
+      <w:pPr>
+        <w:spacing w:before="0" w:after="0"/>
+        <w:ind w:firstLine="567"/>
+        <w:rPr>
+          <w:rFonts w:cs="Calibri"/>
+          <w:lang w:eastAsia="es-CO"/>
+        </w:rPr>
+      </w:pPr>
+    </w:p>
+    <w:p>
+      <w:pPr>
+        <w:spacing w:before="0" w:after="0"/>
+        <w:ind w:firstLine="567"/>
+        <w:rPr>
+          <w:rFonts w:cs="Calibri"/>
+          <w:lang w:eastAsia="es-CO"/>
+        </w:rPr>
+      </w:pPr>
+    </w:p>
+    <w:p>
+      <w:pPr>
+        <w:spacing w:before="0" w:after="0"/>
+        <w:ind w:firstLine="567"/>
+        <w:rPr>
+          <w:rFonts w:cs="Calibri"/>
+          <w:lang w:eastAsia="es-CO"/>
+        </w:rPr>
+      </w:pPr>
+      <w:r>
+        <w:rPr>
+          <w:rFonts w:cs="Calibri"/>
+          <w:lang w:eastAsia="es-CO"/>
+        </w:rPr>
         <w:lastRenderedPageBreak/>
-        <w:t>Asimismo, la selección del equipo para transporte interno depende de las dimensiones del almacén, del volumen y la rotación de las sustancias, así como de la relación costo-uso de los equipos, los movimientos requeridos y la distancia a recorrer. Es común en los procedimientos de transporte local emplear grúas elevadoras mecánicas y otros equipos de manipulación que facilitan el traslado seguro de cargas.</w:t>
-      </w:r>
-    </w:p>
-    <w:p>
-      <w:pPr>
-        <w:spacing w:before="0" w:after="0"/>
-        <w:ind w:firstLine="567"/>
-        <w:rPr>
-          <w:rFonts w:cs="Calibri"/>
-          <w:lang w:eastAsia="es-CO"/>
-        </w:rPr>
-      </w:pPr>
-      <w:r>
-        <w:rPr>
-          <w:rFonts w:cs="Calibri"/>
-          <w:lang w:eastAsia="es-CO"/>
-        </w:rPr>
         <w:t>Otros equipos usados para el transporte interno incluyen:</w:t>
       </w:r>
     </w:p>
@@ -9738,7 +8960,6 @@
           <w:rFonts w:cs="Calibri"/>
           <w:lang w:eastAsia="es-CO"/>
         </w:rPr>
-        <w:lastRenderedPageBreak/>
         <w:t>Nunca se transportan envases sin tapa firme o con tapas de otros productos.</w:t>
       </w:r>
     </w:p>
@@ -9781,6 +9002,7 @@
           <w:rFonts w:cs="Calibri"/>
           <w:lang w:eastAsia="es-CO"/>
         </w:rPr>
+        <w:lastRenderedPageBreak/>
         <w:t>No se recomienda transportar más de 48 galones en una misma carga, ni mezclar sustancias incompatibles en el mismo equipo de transporte.</w:t>
       </w:r>
     </w:p>
@@ -10016,7 +9238,6 @@
           <w:rFonts w:cs="Calibri"/>
           <w:lang w:eastAsia="es-CO"/>
         </w:rPr>
-        <w:lastRenderedPageBreak/>
         <w:t>Transportar a velocidad controlada, sin correr, sin desviar la atención del recorrido y sin dejar el equipo desatendido en ningún punto.</w:t>
       </w:r>
     </w:p>
@@ -10061,6 +9282,7 @@
           <w:rFonts w:cs="Calibri"/>
           <w:lang w:eastAsia="es-CO"/>
         </w:rPr>
+        <w:lastRenderedPageBreak/>
         <w:t>Registrar el traslado en el formato de control de movimientos del inventario.</w:t>
       </w:r>
     </w:p>
@@ -10356,7 +9578,6 @@
                 <w:sz w:val="28"/>
                 <w:szCs w:val="28"/>
               </w:rPr>
-              <w:lastRenderedPageBreak/>
               <w:t>Gases comprimidos (cilindros).</w:t>
             </w:r>
           </w:p>
@@ -10452,6 +9673,7 @@
                 <w:sz w:val="28"/>
                 <w:szCs w:val="28"/>
               </w:rPr>
+              <w:lastRenderedPageBreak/>
               <w:t>Criogénicos (nitrógeno líquido, CO₂ líquido).</w:t>
             </w:r>
           </w:p>
@@ -10631,8 +9853,32 @@
               <w:spacing w:before="0" w:after="0"/>
             </w:pPr>
             <w:r>
+              <w:t>También están las señales que vemos todos los días. Pictogramas, rutas de evacuación, advertencias, zonas restringidas.</w:t>
+            </w:r>
+          </w:p>
+          <w:p>
+            <w:pPr>
+              <w:spacing w:before="0" w:after="0"/>
+            </w:pPr>
+            <w:r>
+              <w:t>No están ahí solo por cumplir la norma, están para guiarnos en cada paso del proceso.</w:t>
+            </w:r>
+          </w:p>
+          <w:p>
+            <w:pPr>
+              <w:spacing w:before="0" w:after="0"/>
+            </w:pPr>
+            <w:r>
+              <w:t xml:space="preserve">También están los sistemas de protección colectiva, como la extracción localizada o la señalización visible. Son barreras que ayudan a prevenir antes de que algo ocurra. </w:t>
+            </w:r>
+          </w:p>
+          <w:p>
+            <w:pPr>
+              <w:spacing w:before="0" w:after="0"/>
+            </w:pPr>
+            <w:r>
               <w:lastRenderedPageBreak/>
-              <w:t>También están las señales que vemos todos los días. Pictogramas, rutas de evacuación, advertencias, zonas restringidas.</w:t>
+              <w:t>Antes de mover el producto, vale la pena preguntarse, ¿por dónde va a pasar? (Pausa leve) ¿Hay rampas? ¿Puertas pesadas? ¿Zonas con mucha circulación? La planificación del recorrido también reduce el riesgo.</w:t>
             </w:r>
           </w:p>
           <w:p>
@@ -10640,7 +9886,7 @@
               <w:spacing w:before="0" w:after="0"/>
             </w:pPr>
             <w:r>
-              <w:t>No están ahí solo por cumplir la norma, están para guiarnos en cada paso del proceso.</w:t>
+              <w:t>Después hay que saber elegir cómo transportarlo. Carretillas, carros de plataforma, transpalés o equipos para cilindros.</w:t>
             </w:r>
           </w:p>
           <w:p>
@@ -10648,7 +9894,7 @@
               <w:spacing w:before="0" w:after="0"/>
             </w:pPr>
             <w:r>
-              <w:t xml:space="preserve">También están los sistemas de protección colectiva, como la extracción localizada o la señalización visible. Son barreras que ayudan a prevenir antes de que algo ocurra. </w:t>
+              <w:t>Todos buscan lo mismo: evitar caídas, vuelcos o derrames.</w:t>
             </w:r>
           </w:p>
           <w:p>
@@ -10656,7 +9902,7 @@
               <w:spacing w:before="0" w:after="0"/>
             </w:pPr>
             <w:r>
-              <w:t>Antes de mover el producto, vale la pena preguntarse, ¿por dónde va a pasar? (Pausa leve) ¿Hay rampas? ¿Puertas pesadas? ¿Zonas con mucha circulación? La planificación del recorrido también reduce el riesgo.</w:t>
+              <w:t>Al manipular el recipiente, los detalles importan. No hay que sujetarlo solo por la tapa. La mejor manera es fijar una mano en la base y otra en el cuello.</w:t>
             </w:r>
           </w:p>
           <w:p>
@@ -10664,7 +9910,7 @@
               <w:spacing w:before="0" w:after="0"/>
             </w:pPr>
             <w:r>
-              <w:t>Después hay que saber elegir cómo transportarlo. Carretillas, carros de plataforma, transpalés o equipos para cilindros.</w:t>
+              <w:t>Es fundamental no mezclar sustancias incompatibles en el mismo traslado. La matriz de incompatibilidades facilita esta verificación y facilita tomar decisiones más seguras.</w:t>
             </w:r>
           </w:p>
           <w:p>
@@ -10672,7 +9918,7 @@
               <w:spacing w:before="0" w:after="0"/>
             </w:pPr>
             <w:r>
-              <w:t>Todos buscan lo mismo: evitar caídas, vuelcos o derrames.</w:t>
+              <w:t>Antes de iniciar el traslado, también hay que revisar el envase.</w:t>
             </w:r>
           </w:p>
           <w:p>
@@ -10680,7 +9926,7 @@
               <w:spacing w:before="0" w:after="0"/>
             </w:pPr>
             <w:r>
-              <w:t>Al manipular el recipiente, los detalles importan. No hay que sujetarlo solo por la tapa. La mejor manera es fijar una mano en la base y otra en el cuello.</w:t>
+              <w:t>Antes de moverlo, hay que revisar que el envase esté en buen estado, bien cerrado y usar contención secundaria si es necesario.</w:t>
             </w:r>
           </w:p>
           <w:p>
@@ -10688,7 +9934,7 @@
               <w:spacing w:before="0" w:after="0"/>
             </w:pPr>
             <w:r>
-              <w:t>Es fundamental no mezclar sustancias incompatibles en el mismo traslado. La matriz de incompatibilidades facilita esta verificación y facilita tomar decisiones más seguras.</w:t>
+              <w:t>Y no podemos olvidar usar los elementos de protección personal. Incluso cuando el envase está vacío, porque vacío no siempre significa seguro.</w:t>
             </w:r>
           </w:p>
           <w:p>
@@ -10696,7 +9942,7 @@
               <w:spacing w:before="0" w:after="0"/>
             </w:pPr>
             <w:r>
-              <w:t>Antes de iniciar el traslado, también hay que revisar el envase.</w:t>
+              <w:t>A veces se nos escapa un detalle importante: registrar el traslado. Anotar qué se movió, desde dónde, hacia dónde, y si ocurrió algo fuera de lo normal.</w:t>
             </w:r>
           </w:p>
           <w:p>
@@ -10704,7 +9950,7 @@
               <w:spacing w:before="0" w:after="0"/>
             </w:pPr>
             <w:r>
-              <w:t>Antes de moverlo, hay que revisar que el envase esté en buen estado, bien cerrado y usar contención secundaria si es necesario.</w:t>
+              <w:t>Ese registro genera trazabilidad y fortalece el Sistema de Gestión de Seguridad y Salud en el Trabajo. Cada dato ayuda a prevenir futuros incidentes.</w:t>
             </w:r>
           </w:p>
           <w:p>
@@ -10712,7 +9958,7 @@
               <w:spacing w:before="0" w:after="0"/>
             </w:pPr>
             <w:r>
-              <w:t>Y no podemos olvidar usar los elementos de protección personal. Incluso cuando el envase está vacío, porque vacío no siempre significa seguro.</w:t>
+              <w:t>Mover un producto químico no es solo trasladarlo. Es gestionar un riesgo en movimiento. Pero con planeación y atención en cada detalle, ese riesgo puede controlarse.</w:t>
             </w:r>
           </w:p>
           <w:p>
@@ -10721,30 +9967,6 @@
             </w:pPr>
             <w:r>
               <w:lastRenderedPageBreak/>
-              <w:t>A veces se nos escapa un detalle importante: registrar el traslado. Anotar qué se movió, desde dónde, hacia dónde, y si ocurrió algo fuera de lo normal.</w:t>
-            </w:r>
-          </w:p>
-          <w:p>
-            <w:pPr>
-              <w:spacing w:before="0" w:after="0"/>
-            </w:pPr>
-            <w:r>
-              <w:t>Ese registro genera trazabilidad y fortalece el Sistema de Gestión de Seguridad y Salud en el Trabajo. Cada dato ayuda a prevenir futuros incidentes.</w:t>
-            </w:r>
-          </w:p>
-          <w:p>
-            <w:pPr>
-              <w:spacing w:before="0" w:after="0"/>
-            </w:pPr>
-            <w:r>
-              <w:t>Mover un producto químico no es solo trasladarlo. Es gestionar un riesgo en movimiento. Pero con planeación y atención en cada detalle, ese riesgo puede controlarse.</w:t>
-            </w:r>
-          </w:p>
-          <w:p>
-            <w:pPr>
-              <w:spacing w:before="0" w:after="0"/>
-            </w:pPr>
-            <w:r>
               <w:t xml:space="preserve">Llegamos al final de nuestro programa de hoy. Gracias por acompañarnos y seguir conectados con nosotros. Nos encontramos pronto en un nuevo episodio. </w:t>
             </w:r>
             <w:r>
@@ -12103,17 +11325,6 @@
     </w:p>
     <w:p>
       <w:pPr>
-        <w:pStyle w:val="Prrafodelista"/>
-        <w:spacing w:before="0" w:after="0"/>
-        <w:ind w:left="709" w:firstLine="0"/>
-        <w:rPr>
-          <w:rFonts w:cs="Calibri"/>
-          <w:lang w:eastAsia="es-CO"/>
-        </w:rPr>
-      </w:pPr>
-    </w:p>
-    <w:p>
-      <w:pPr>
         <w:pStyle w:val="Ttulo2"/>
         <w:rPr>
           <w:bCs/>
@@ -12870,17 +12081,6 @@
     </w:p>
     <w:p>
       <w:pPr>
-        <w:pStyle w:val="Prrafodelista"/>
-        <w:spacing w:before="0" w:after="0"/>
-        <w:ind w:left="709" w:firstLine="0"/>
-        <w:rPr>
-          <w:rFonts w:cs="Calibri"/>
-          <w:lang w:eastAsia="es-CO"/>
-        </w:rPr>
-      </w:pPr>
-    </w:p>
-    <w:p>
-      <w:pPr>
         <w:spacing w:before="0" w:after="0"/>
         <w:ind w:firstLine="360"/>
         <w:rPr>
@@ -12998,7 +12198,6 @@
           <w:bCs/>
           <w:lang w:eastAsia="es-CO"/>
         </w:rPr>
-        <w:lastRenderedPageBreak/>
         <w:t>Clasificación de peligro (SGA):</w:t>
       </w:r>
       <w:r>
@@ -13030,6 +12229,7 @@
           <w:bCs/>
           <w:lang w:eastAsia="es-CO"/>
         </w:rPr>
+        <w:lastRenderedPageBreak/>
         <w:t>Cantidad trasladada:</w:t>
       </w:r>
       <w:r>
@@ -13277,6 +12477,59 @@
           <w:lang w:eastAsia="es-CO"/>
         </w:rPr>
       </w:pPr>
+      <w:r>
+        <w:rPr>
+          <w:rFonts w:cs="Calibri"/>
+          <w:noProof/>
+          <w:lang w:eastAsia="es-CO"/>
+        </w:rPr>
+        <w:lastRenderedPageBreak/>
+        <w:drawing>
+          <wp:inline distT="0" distB="0" distL="0" distR="0" wp14:anchorId="1926F2C7" wp14:editId="4AFE367F">
+            <wp:extent cx="5810033" cy="6289431"/>
+            <wp:effectExtent l="0" t="0" r="635" b="0"/>
+            <wp:docPr id="1155995768" name="Imagen 6" descr="El componente formativo sobre almacenamiento, transporte interno y gestión documental de productos químicos se estructura en 3 grandes ejes articulados entre sí. El primero corresponde al almacenamiento seguro, incluyendo características del sitio, operaciones críticas, separación por compatibilidad y medidas de seguridad y emergencia. El segundo desarrolla el transporte interno, considerando condiciones del área, planificación de ruta, selección de equipos y procedimientos de traslado según la sustancia. Finalmente, integra todo el proceso al SG-SST mediante el ciclo PHVA, la gestión del riesgo, las responsabilidades de los actores y el control documental."/>
+            <wp:cNvGraphicFramePr>
+              <a:graphicFrameLocks xmlns:a="http://schemas.openxmlformats.org/drawingml/2006/main" noChangeAspect="1"/>
+            </wp:cNvGraphicFramePr>
+            <a:graphic xmlns:a="http://schemas.openxmlformats.org/drawingml/2006/main">
+              <a:graphicData uri="http://schemas.openxmlformats.org/drawingml/2006/picture">
+                <pic:pic xmlns:pic="http://schemas.openxmlformats.org/drawingml/2006/picture">
+                  <pic:nvPicPr>
+                    <pic:cNvPr id="1155995768" name="Imagen 6" descr="El componente formativo sobre almacenamiento, transporte interno y gestión documental de productos químicos se estructura en 3 grandes ejes articulados entre sí. El primero corresponde al almacenamiento seguro, incluyendo características del sitio, operaciones críticas, separación por compatibilidad y medidas de seguridad y emergencia. El segundo desarrolla el transporte interno, considerando condiciones del área, planificación de ruta, selección de equipos y procedimientos de traslado según la sustancia. Finalmente, integra todo el proceso al SG-SST mediante el ciclo PHVA, la gestión del riesgo, las responsabilidades de los actores y el control documental."/>
+                    <pic:cNvPicPr>
+                      <a:picLocks noChangeAspect="1" noChangeArrowheads="1"/>
+                    </pic:cNvPicPr>
+                  </pic:nvPicPr>
+                  <pic:blipFill>
+                    <a:blip r:embed="rId18">
+                      <a:extLst>
+                        <a:ext uri="{28A0092B-C50C-407E-A947-70E740481C1C}">
+                          <a14:useLocalDpi xmlns:a14="http://schemas.microsoft.com/office/drawing/2010/main" val="0"/>
+                        </a:ext>
+                      </a:extLst>
+                    </a:blip>
+                    <a:srcRect/>
+                    <a:stretch>
+                      <a:fillRect/>
+                    </a:stretch>
+                  </pic:blipFill>
+                  <pic:spPr bwMode="auto">
+                    <a:xfrm>
+                      <a:off x="0" y="0"/>
+                      <a:ext cx="5820147" cy="6300379"/>
+                    </a:xfrm>
+                    <a:prstGeom prst="rect">
+                      <a:avLst/>
+                    </a:prstGeom>
+                    <a:noFill/>
+                  </pic:spPr>
+                </pic:pic>
+              </a:graphicData>
+            </a:graphic>
+          </wp:inline>
+        </w:drawing>
+      </w:r>
     </w:p>
     <w:p>
       <w:pPr>
@@ -13365,11 +12618,12 @@
           <w:noProof/>
           <w:lang w:eastAsia="es-CO"/>
         </w:rPr>
+        <w:lastRenderedPageBreak/>
         <w:drawing>
-          <wp:inline distT="0" distB="0" distL="0" distR="0" wp14:anchorId="535D1733" wp14:editId="3062863E">
-            <wp:extent cx="5816866" cy="6296829"/>
-            <wp:effectExtent l="0" t="0" r="0" b="8890"/>
-            <wp:docPr id="782018345" name="Imagen 5" descr="El componente formativo sobre almacenamiento, transporte interno y gestión documental de productos químicos se estructura en 3 grandes ejes articulados entre sí. El primero corresponde al almacenamiento seguro, incluyendo características del sitio, operaciones críticas, separación por compatibilidad y medidas de seguridad y emergencia. El segundo desarrolla el transporte interno, considerando condiciones del área, planificación de ruta, selección de equipos y procedimientos de traslado según la sustancia. Finalmente, integra todo el proceso al SG-SST mediante el ciclo PHVA, la gestión del riesgo, las responsabilidades de los actores y el control documental."/>
+          <wp:inline distT="0" distB="0" distL="0" distR="0" wp14:anchorId="190F48A2" wp14:editId="24CF0F82">
+            <wp:extent cx="7734300" cy="8372475"/>
+            <wp:effectExtent l="0" t="0" r="0" b="9525"/>
+            <wp:docPr id="1200897664" name="Imagen 5"/>
             <wp:cNvGraphicFramePr>
               <a:graphicFrameLocks xmlns:a="http://schemas.openxmlformats.org/drawingml/2006/main" noChangeAspect="1"/>
             </wp:cNvGraphicFramePr>
@@ -13377,13 +12631,13 @@
               <a:graphicData uri="http://schemas.openxmlformats.org/drawingml/2006/picture">
                 <pic:pic xmlns:pic="http://schemas.openxmlformats.org/drawingml/2006/picture">
                   <pic:nvPicPr>
-                    <pic:cNvPr id="782018345" name="Imagen 5" descr="El componente formativo sobre almacenamiento, transporte interno y gestión documental de productos químicos se estructura en 3 grandes ejes articulados entre sí. El primero corresponde al almacenamiento seguro, incluyendo características del sitio, operaciones críticas, separación por compatibilidad y medidas de seguridad y emergencia. El segundo desarrolla el transporte interno, considerando condiciones del área, planificación de ruta, selección de equipos y procedimientos de traslado según la sustancia. Finalmente, integra todo el proceso al SG-SST mediante el ciclo PHVA, la gestión del riesgo, las responsabilidades de los actores y el control documental."/>
+                    <pic:cNvPr id="0" name="Picture 2"/>
                     <pic:cNvPicPr>
                       <a:picLocks noChangeAspect="1" noChangeArrowheads="1"/>
                     </pic:cNvPicPr>
                   </pic:nvPicPr>
                   <pic:blipFill>
-                    <a:blip r:embed="rId19">
+                    <a:blip r:embed="rId18">
                       <a:extLst>
                         <a:ext uri="{28A0092B-C50C-407E-A947-70E740481C1C}">
                           <a14:useLocalDpi xmlns:a14="http://schemas.microsoft.com/office/drawing/2010/main" val="0"/>
@@ -13398,7 +12652,7 @@
                   <pic:spPr bwMode="auto">
                     <a:xfrm>
                       <a:off x="0" y="0"/>
-                      <a:ext cx="5823594" cy="6304112"/>
+                      <a:ext cx="7734300" cy="8372475"/>
                     </a:xfrm>
                     <a:prstGeom prst="rect">
                       <a:avLst/>
@@ -13763,16 +13017,6 @@
         </w:rPr>
         <w:t>principio de rotación Primero en Entrar, Primero en Salir que evita vencimiento de productos almacenados.</w:t>
       </w:r>
-    </w:p>
-    <w:p>
-      <w:pPr>
-        <w:spacing w:before="0" w:after="0"/>
-        <w:rPr>
-          <w:rFonts w:cs="Calibri"/>
-          <w:b/>
-          <w:lang w:eastAsia="es-CO"/>
-        </w:rPr>
-      </w:pPr>
     </w:p>
     <w:p>
       <w:pPr>
@@ -14167,11 +13411,13 @@
               <w:spacing w:before="0" w:after="0"/>
               <w:ind w:firstLine="0"/>
               <w:rPr>
+                <w:szCs w:val="28"/>
                 <w:lang w:val="es-419" w:eastAsia="es-CO"/>
               </w:rPr>
             </w:pPr>
             <w:r>
               <w:rPr>
+                <w:szCs w:val="28"/>
                 <w:lang w:val="es-419" w:eastAsia="es-CO"/>
               </w:rPr>
               <w:t>Nombre</w:t>
@@ -14187,11 +13433,13 @@
               <w:spacing w:before="0" w:after="0"/>
               <w:ind w:firstLine="0"/>
               <w:rPr>
+                <w:szCs w:val="28"/>
                 <w:lang w:val="es-419" w:eastAsia="es-CO"/>
               </w:rPr>
             </w:pPr>
             <w:r>
               <w:rPr>
+                <w:szCs w:val="28"/>
                 <w:lang w:val="es-419" w:eastAsia="es-CO"/>
               </w:rPr>
               <w:t>Cargo</w:t>
@@ -14207,11 +13455,13 @@
               <w:spacing w:before="0" w:after="0"/>
               <w:ind w:firstLine="0"/>
               <w:rPr>
+                <w:szCs w:val="28"/>
                 <w:lang w:val="es-419" w:eastAsia="es-CO"/>
               </w:rPr>
             </w:pPr>
             <w:r>
               <w:rPr>
+                <w:szCs w:val="28"/>
                 <w:lang w:val="es-419" w:eastAsia="es-CO"/>
               </w:rPr>
               <w:t>Centro de formación - Regional</w:t>
@@ -14235,12 +13485,16 @@
               <w:rPr>
                 <w:b/>
                 <w:bCs/>
+                <w:sz w:val="28"/>
+                <w:szCs w:val="28"/>
               </w:rPr>
             </w:pPr>
             <w:r>
               <w:rPr>
                 <w:b/>
                 <w:bCs/>
+                <w:sz w:val="28"/>
+                <w:szCs w:val="28"/>
               </w:rPr>
               <w:t>Claudia Johanna Gómez Pérez</w:t>
             </w:r>
@@ -14254,17 +13508,37 @@
             <w:pPr>
               <w:pStyle w:val="TextoTablas"/>
               <w:spacing w:before="0" w:after="0" w:line="360" w:lineRule="auto"/>
-            </w:pPr>
-            <w:r>
+              <w:rPr>
+                <w:sz w:val="28"/>
+                <w:szCs w:val="28"/>
+              </w:rPr>
+            </w:pPr>
+            <w:r>
+              <w:rPr>
+                <w:sz w:val="28"/>
+                <w:szCs w:val="28"/>
+              </w:rPr>
               <w:t>Responsable</w:t>
             </w:r>
             <w:r>
+              <w:rPr>
+                <w:sz w:val="28"/>
+                <w:szCs w:val="28"/>
+              </w:rPr>
               <w:t xml:space="preserve"> del </w:t>
             </w:r>
             <w:r>
+              <w:rPr>
+                <w:sz w:val="28"/>
+                <w:szCs w:val="28"/>
+              </w:rPr>
               <w:t>e</w:t>
             </w:r>
             <w:r>
+              <w:rPr>
+                <w:sz w:val="28"/>
+                <w:szCs w:val="28"/>
+              </w:rPr>
               <w:t>cosistema</w:t>
             </w:r>
           </w:p>
@@ -14277,8 +13551,16 @@
             <w:pPr>
               <w:pStyle w:val="TextoTablas"/>
               <w:spacing w:before="0" w:after="0" w:line="360" w:lineRule="auto"/>
-            </w:pPr>
-            <w:r>
+              <w:rPr>
+                <w:sz w:val="28"/>
+                <w:szCs w:val="28"/>
+              </w:rPr>
+            </w:pPr>
+            <w:r>
+              <w:rPr>
+                <w:sz w:val="28"/>
+                <w:szCs w:val="28"/>
+              </w:rPr>
               <w:t>Dirección General</w:t>
             </w:r>
           </w:p>
@@ -14299,12 +13581,16 @@
               <w:rPr>
                 <w:b/>
                 <w:bCs/>
+                <w:sz w:val="28"/>
+                <w:szCs w:val="28"/>
               </w:rPr>
             </w:pPr>
             <w:r>
               <w:rPr>
                 <w:b/>
                 <w:bCs/>
+                <w:sz w:val="28"/>
+                <w:szCs w:val="28"/>
               </w:rPr>
               <w:t>Edison Eduardo Mantilla Cuadros</w:t>
             </w:r>
@@ -14318,20 +13604,44 @@
             <w:pPr>
               <w:pStyle w:val="TextoTablas"/>
               <w:spacing w:before="0" w:after="0" w:line="360" w:lineRule="auto"/>
-            </w:pPr>
-            <w:r>
+              <w:rPr>
+                <w:sz w:val="28"/>
+                <w:szCs w:val="28"/>
+              </w:rPr>
+            </w:pPr>
+            <w:r>
+              <w:rPr>
+                <w:sz w:val="28"/>
+                <w:szCs w:val="28"/>
+              </w:rPr>
               <w:t xml:space="preserve">Responsable de </w:t>
             </w:r>
             <w:r>
+              <w:rPr>
+                <w:sz w:val="28"/>
+                <w:szCs w:val="28"/>
+              </w:rPr>
               <w:t>l</w:t>
             </w:r>
             <w:r>
+              <w:rPr>
+                <w:sz w:val="28"/>
+                <w:szCs w:val="28"/>
+              </w:rPr>
               <w:t xml:space="preserve">ínea de </w:t>
             </w:r>
             <w:r>
+              <w:rPr>
+                <w:sz w:val="28"/>
+                <w:szCs w:val="28"/>
+              </w:rPr>
               <w:t>p</w:t>
             </w:r>
             <w:r>
+              <w:rPr>
+                <w:sz w:val="28"/>
+                <w:szCs w:val="28"/>
+              </w:rPr>
               <w:t>roducción</w:t>
             </w:r>
           </w:p>
@@ -14344,8 +13654,16 @@
             <w:pPr>
               <w:pStyle w:val="TextoTablas"/>
               <w:spacing w:before="0" w:after="0" w:line="360" w:lineRule="auto"/>
-            </w:pPr>
-            <w:r>
+              <w:rPr>
+                <w:sz w:val="28"/>
+                <w:szCs w:val="28"/>
+              </w:rPr>
+            </w:pPr>
+            <w:r>
+              <w:rPr>
+                <w:sz w:val="28"/>
+                <w:szCs w:val="28"/>
+              </w:rPr>
               <w:t>Centro Agroturístico - Regional Santander</w:t>
             </w:r>
           </w:p>
@@ -14367,12 +13685,16 @@
               <w:rPr>
                 <w:b/>
                 <w:bCs/>
+                <w:sz w:val="28"/>
+                <w:szCs w:val="28"/>
               </w:rPr>
             </w:pPr>
             <w:r>
               <w:rPr>
                 <w:b/>
                 <w:bCs/>
+                <w:sz w:val="28"/>
+                <w:szCs w:val="28"/>
               </w:rPr>
               <w:t>Felipe Correa Mahecha</w:t>
             </w:r>
@@ -14386,8 +13708,16 @@
             <w:pPr>
               <w:pStyle w:val="TextoTablas"/>
               <w:spacing w:before="0" w:after="0" w:line="360" w:lineRule="auto"/>
-            </w:pPr>
-            <w:r>
+              <w:rPr>
+                <w:sz w:val="28"/>
+                <w:szCs w:val="28"/>
+              </w:rPr>
+            </w:pPr>
+            <w:r>
+              <w:rPr>
+                <w:sz w:val="28"/>
+                <w:szCs w:val="28"/>
+              </w:rPr>
               <w:t>Experto técnico</w:t>
             </w:r>
           </w:p>
@@ -14400,8 +13730,16 @@
             <w:pPr>
               <w:pStyle w:val="TextoTablas"/>
               <w:spacing w:before="0" w:after="0" w:line="360" w:lineRule="auto"/>
-            </w:pPr>
-            <w:r>
+              <w:rPr>
+                <w:sz w:val="28"/>
+                <w:szCs w:val="28"/>
+              </w:rPr>
+            </w:pPr>
+            <w:r>
+              <w:rPr>
+                <w:sz w:val="28"/>
+                <w:szCs w:val="28"/>
+              </w:rPr>
               <w:t>Centro de Tecnologías para la Construcción y la Madera - Regional Distrito Capital</w:t>
             </w:r>
           </w:p>
@@ -14422,12 +13760,16 @@
               <w:rPr>
                 <w:b/>
                 <w:bCs/>
+                <w:sz w:val="28"/>
+                <w:szCs w:val="28"/>
               </w:rPr>
             </w:pPr>
             <w:r>
               <w:rPr>
                 <w:b/>
                 <w:bCs/>
+                <w:sz w:val="28"/>
+                <w:szCs w:val="28"/>
               </w:rPr>
               <w:t>Angélica Varón Quintero</w:t>
             </w:r>
@@ -14441,8 +13783,16 @@
             <w:pPr>
               <w:pStyle w:val="TextoTablas"/>
               <w:spacing w:before="0" w:after="0" w:line="360" w:lineRule="auto"/>
-            </w:pPr>
-            <w:r>
+              <w:rPr>
+                <w:sz w:val="28"/>
+                <w:szCs w:val="28"/>
+              </w:rPr>
+            </w:pPr>
+            <w:r>
+              <w:rPr>
+                <w:sz w:val="28"/>
+                <w:szCs w:val="28"/>
+              </w:rPr>
               <w:t>Evaluadora instruccional</w:t>
             </w:r>
           </w:p>
@@ -14455,8 +13805,16 @@
             <w:pPr>
               <w:pStyle w:val="TextoTablas"/>
               <w:spacing w:before="0" w:after="0" w:line="360" w:lineRule="auto"/>
-            </w:pPr>
-            <w:r>
+              <w:rPr>
+                <w:sz w:val="28"/>
+                <w:szCs w:val="28"/>
+              </w:rPr>
+            </w:pPr>
+            <w:r>
+              <w:rPr>
+                <w:sz w:val="28"/>
+                <w:szCs w:val="28"/>
+              </w:rPr>
               <w:t>Centro Agroturístico - Regional Santander</w:t>
             </w:r>
           </w:p>
@@ -14478,12 +13836,16 @@
               <w:rPr>
                 <w:b/>
                 <w:bCs/>
+                <w:sz w:val="28"/>
+                <w:szCs w:val="28"/>
               </w:rPr>
             </w:pPr>
             <w:r>
               <w:rPr>
                 <w:b/>
                 <w:bCs/>
+                <w:sz w:val="28"/>
+                <w:szCs w:val="28"/>
               </w:rPr>
               <w:t>Marcos Yamid Rubiano Avellaneda</w:t>
             </w:r>
@@ -14497,8 +13859,16 @@
             <w:pPr>
               <w:pStyle w:val="TextoTablas"/>
               <w:spacing w:before="0" w:after="0" w:line="360" w:lineRule="auto"/>
-            </w:pPr>
-            <w:r>
+              <w:rPr>
+                <w:sz w:val="28"/>
+                <w:szCs w:val="28"/>
+              </w:rPr>
+            </w:pPr>
+            <w:r>
+              <w:rPr>
+                <w:sz w:val="28"/>
+                <w:szCs w:val="28"/>
+              </w:rPr>
               <w:t>Diseñador de contenidos</w:t>
             </w:r>
           </w:p>
@@ -14511,8 +13881,16 @@
             <w:pPr>
               <w:pStyle w:val="TextoTablas"/>
               <w:spacing w:before="0" w:after="0" w:line="360" w:lineRule="auto"/>
-            </w:pPr>
-            <w:r>
+              <w:rPr>
+                <w:sz w:val="28"/>
+                <w:szCs w:val="28"/>
+              </w:rPr>
+            </w:pPr>
+            <w:r>
+              <w:rPr>
+                <w:sz w:val="28"/>
+                <w:szCs w:val="28"/>
+              </w:rPr>
               <w:t>Centro Agroturístico - Regional Santander</w:t>
             </w:r>
           </w:p>
@@ -14533,12 +13911,16 @@
               <w:rPr>
                 <w:b/>
                 <w:bCs/>
+                <w:sz w:val="28"/>
+                <w:szCs w:val="28"/>
               </w:rPr>
             </w:pPr>
             <w:r>
               <w:rPr>
                 <w:b/>
                 <w:bCs/>
+                <w:sz w:val="28"/>
+                <w:szCs w:val="28"/>
               </w:rPr>
               <w:t>Leonardo Castellanos Rodríguez</w:t>
             </w:r>
@@ -14552,13 +13934,23 @@
             <w:pPr>
               <w:pStyle w:val="TextoTablas"/>
               <w:spacing w:before="0" w:after="0" w:line="360" w:lineRule="auto"/>
-            </w:pPr>
-            <w:r>
+              <w:rPr>
+                <w:sz w:val="28"/>
+                <w:szCs w:val="28"/>
+              </w:rPr>
+            </w:pPr>
+            <w:r>
+              <w:rPr>
+                <w:sz w:val="28"/>
+                <w:szCs w:val="28"/>
+              </w:rPr>
               <w:t xml:space="preserve">Desarrollador </w:t>
             </w:r>
             <w:r>
               <w:rPr>
                 <w:rStyle w:val="Extranjerismo"/>
+                <w:sz w:val="28"/>
+                <w:szCs w:val="28"/>
               </w:rPr>
               <w:t>full stack</w:t>
             </w:r>
@@ -14572,8 +13964,16 @@
             <w:pPr>
               <w:pStyle w:val="TextoTablas"/>
               <w:spacing w:before="0" w:after="0" w:line="360" w:lineRule="auto"/>
-            </w:pPr>
-            <w:r>
+              <w:rPr>
+                <w:sz w:val="28"/>
+                <w:szCs w:val="28"/>
+              </w:rPr>
+            </w:pPr>
+            <w:r>
+              <w:rPr>
+                <w:sz w:val="28"/>
+                <w:szCs w:val="28"/>
+              </w:rPr>
               <w:t>Centro Agroturístico - Regional Santander</w:t>
             </w:r>
           </w:p>
@@ -14595,12 +13995,16 @@
               <w:rPr>
                 <w:b/>
                 <w:bCs/>
+                <w:sz w:val="28"/>
+                <w:szCs w:val="28"/>
               </w:rPr>
             </w:pPr>
             <w:r>
               <w:rPr>
                 <w:b/>
                 <w:bCs/>
+                <w:sz w:val="28"/>
+                <w:szCs w:val="28"/>
               </w:rPr>
               <w:t>María Alejandra Vera Briceño</w:t>
             </w:r>
@@ -14614,20 +14018,44 @@
             <w:pPr>
               <w:pStyle w:val="TextoTablas"/>
               <w:spacing w:before="0" w:after="0" w:line="360" w:lineRule="auto"/>
-            </w:pPr>
-            <w:r>
+              <w:rPr>
+                <w:sz w:val="28"/>
+                <w:szCs w:val="28"/>
+              </w:rPr>
+            </w:pPr>
+            <w:r>
+              <w:rPr>
+                <w:sz w:val="28"/>
+                <w:szCs w:val="28"/>
+              </w:rPr>
               <w:t>Animador</w:t>
             </w:r>
             <w:r>
+              <w:rPr>
+                <w:sz w:val="28"/>
+                <w:szCs w:val="28"/>
+              </w:rPr>
               <w:t>a</w:t>
             </w:r>
             <w:r>
+              <w:rPr>
+                <w:sz w:val="28"/>
+                <w:szCs w:val="28"/>
+              </w:rPr>
               <w:t xml:space="preserve"> y productor</w:t>
             </w:r>
             <w:r>
+              <w:rPr>
+                <w:sz w:val="28"/>
+                <w:szCs w:val="28"/>
+              </w:rPr>
               <w:t>a</w:t>
             </w:r>
             <w:r>
+              <w:rPr>
+                <w:sz w:val="28"/>
+                <w:szCs w:val="28"/>
+              </w:rPr>
               <w:t xml:space="preserve"> audiovisual</w:t>
             </w:r>
           </w:p>
@@ -14640,8 +14068,16 @@
             <w:pPr>
               <w:pStyle w:val="TextoTablas"/>
               <w:spacing w:before="0" w:after="0" w:line="360" w:lineRule="auto"/>
-            </w:pPr>
-            <w:r>
+              <w:rPr>
+                <w:sz w:val="28"/>
+                <w:szCs w:val="28"/>
+              </w:rPr>
+            </w:pPr>
+            <w:r>
+              <w:rPr>
+                <w:sz w:val="28"/>
+                <w:szCs w:val="28"/>
+              </w:rPr>
               <w:t>Centro Agroturístico - Regional Santander</w:t>
             </w:r>
           </w:p>
@@ -14662,12 +14098,16 @@
               <w:rPr>
                 <w:b/>
                 <w:bCs/>
+                <w:sz w:val="28"/>
+                <w:szCs w:val="28"/>
               </w:rPr>
             </w:pPr>
             <w:r>
               <w:rPr>
                 <w:b/>
                 <w:bCs/>
+                <w:sz w:val="28"/>
+                <w:szCs w:val="28"/>
               </w:rPr>
               <w:t>Erika Daniela Manrique Rueda</w:t>
             </w:r>
@@ -14681,8 +14121,16 @@
             <w:pPr>
               <w:pStyle w:val="TextoTablas"/>
               <w:spacing w:before="0" w:after="0" w:line="360" w:lineRule="auto"/>
-            </w:pPr>
-            <w:r>
+              <w:rPr>
+                <w:sz w:val="28"/>
+                <w:szCs w:val="28"/>
+              </w:rPr>
+            </w:pPr>
+            <w:r>
+              <w:rPr>
+                <w:sz w:val="28"/>
+                <w:szCs w:val="28"/>
+              </w:rPr>
               <w:t>Validadora y vinculadora de recursos educativos digitales</w:t>
             </w:r>
           </w:p>
@@ -14695,8 +14143,16 @@
             <w:pPr>
               <w:pStyle w:val="TextoTablas"/>
               <w:spacing w:before="0" w:after="0" w:line="360" w:lineRule="auto"/>
-            </w:pPr>
-            <w:r>
+              <w:rPr>
+                <w:sz w:val="28"/>
+                <w:szCs w:val="28"/>
+              </w:rPr>
+            </w:pPr>
+            <w:r>
+              <w:rPr>
+                <w:sz w:val="28"/>
+                <w:szCs w:val="28"/>
+              </w:rPr>
               <w:t>Centro Agroturístico - Regional Santander</w:t>
             </w:r>
           </w:p>
@@ -14718,12 +14174,16 @@
               <w:rPr>
                 <w:b/>
                 <w:bCs/>
+                <w:sz w:val="28"/>
+                <w:szCs w:val="28"/>
               </w:rPr>
             </w:pPr>
             <w:r>
               <w:rPr>
                 <w:b/>
                 <w:bCs/>
+                <w:sz w:val="28"/>
+                <w:szCs w:val="28"/>
               </w:rPr>
               <w:t>Sandra Liliana Cristancho Cruz</w:t>
             </w:r>
@@ -14737,8 +14197,16 @@
             <w:pPr>
               <w:pStyle w:val="TextoTablas"/>
               <w:spacing w:before="0" w:after="0" w:line="360" w:lineRule="auto"/>
-            </w:pPr>
-            <w:r>
+              <w:rPr>
+                <w:sz w:val="28"/>
+                <w:szCs w:val="28"/>
+              </w:rPr>
+            </w:pPr>
+            <w:r>
+              <w:rPr>
+                <w:sz w:val="28"/>
+                <w:szCs w:val="28"/>
+              </w:rPr>
               <w:t>Evaluadora de contenidos inclusivos y accesibles</w:t>
             </w:r>
           </w:p>
@@ -14751,8 +14219,16 @@
             <w:pPr>
               <w:pStyle w:val="TextoTablas"/>
               <w:spacing w:before="0" w:after="0" w:line="360" w:lineRule="auto"/>
-            </w:pPr>
-            <w:r>
+              <w:rPr>
+                <w:sz w:val="28"/>
+                <w:szCs w:val="28"/>
+              </w:rPr>
+            </w:pPr>
+            <w:r>
+              <w:rPr>
+                <w:sz w:val="28"/>
+                <w:szCs w:val="28"/>
+              </w:rPr>
               <w:t>Centro Agroturístico - Regional Santander</w:t>
             </w:r>
           </w:p>
@@ -14771,8 +14247,8 @@
       </w:pPr>
     </w:p>
     <w:sectPr>
-      <w:headerReference w:type="default" r:id="rId20"/>
-      <w:footerReference w:type="default" r:id="rId21"/>
+      <w:headerReference w:type="default" r:id="rId19"/>
+      <w:footerReference w:type="default" r:id="rId20"/>
       <w:pgSz w:w="12240" w:h="15840"/>
       <w:pgMar w:top="1701" w:right="1134" w:bottom="1134" w:left="1134" w:header="709" w:footer="737" w:gutter="0"/>
       <w:pgNumType w:start="1"/>
@@ -20452,30 +19928,6 @@
 </file>
 
 <file path=customXml/item1.xml><?xml version="1.0" encoding="utf-8"?>
-<?mso-contentType ?>
-<FormTemplates xmlns="http://schemas.microsoft.com/sharepoint/v3/contenttype/forms">
-  <Display>DocumentLibraryForm</Display>
-  <Edit>DocumentLibraryForm</Edit>
-  <New>DocumentLibraryForm</New>
-</FormTemplates>
-</file>
-
-<file path=customXml/item2.xml><?xml version="1.0" encoding="utf-8"?>
-<b:Sources xmlns:b="http://schemas.openxmlformats.org/officeDocument/2006/bibliography" xmlns="http://schemas.openxmlformats.org/officeDocument/2006/bibliography" SelectedStyle="\APASixthEditionOfficeOnline.xsl" StyleName="APA" Version="6"/>
-</file>
-
-<file path=customXml/item3.xml><?xml version="1.0" encoding="utf-8"?>
-<p:properties xmlns:p="http://schemas.microsoft.com/office/2006/metadata/properties" xmlns:xsi="http://www.w3.org/2001/XMLSchema-instance" xmlns:pc="http://schemas.microsoft.com/office/infopath/2007/PartnerControls">
-  <documentManagement>
-    <TaxCatchAll xmlns="13c90a0b-73bc-4dc0-be5f-28d77b615beb" xsi:nil="true"/>
-    <lcf76f155ced4ddcb4097134ff3c332f xmlns="13c93bba-48ce-428c-bfe5-88b42c19b028">
-      <Terms xmlns="http://schemas.microsoft.com/office/infopath/2007/PartnerControls"/>
-    </lcf76f155ced4ddcb4097134ff3c332f>
-  </documentManagement>
-</p:properties>
-</file>
-
-<file path=customXml/item4.xml><?xml version="1.0" encoding="utf-8"?>
 <ct:contentTypeSchema xmlns:ct="http://schemas.microsoft.com/office/2006/metadata/contentType" xmlns:ma="http://schemas.microsoft.com/office/2006/metadata/properties/metaAttributes" ct:_="" ma:_="" ma:contentTypeName="Documento" ma:contentTypeID="0x0101006A81D6BD42E8DF4C91013959704817E1" ma:contentTypeVersion="15" ma:contentTypeDescription="Crear nuevo documento." ma:contentTypeScope="" ma:versionID="bf4f72ffd194f0963ff564daca6869f7">
   <xsd:schema xmlns:xsd="http://www.w3.org/2001/XMLSchema" xmlns:xs="http://www.w3.org/2001/XMLSchema" xmlns:p="http://schemas.microsoft.com/office/2006/metadata/properties" xmlns:ns2="13c90a0b-73bc-4dc0-be5f-28d77b615beb" xmlns:ns3="13c93bba-48ce-428c-bfe5-88b42c19b028" targetNamespace="http://schemas.microsoft.com/office/2006/metadata/properties" ma:root="true" ma:fieldsID="8718d6f4873a5b1392a45044efa78385" ns2:_="" ns3:_="">
     <xsd:import namespace="13c90a0b-73bc-4dc0-be5f-28d77b615beb"/>
@@ -20710,7 +20162,35 @@
 </ct:contentTypeSchema>
 </file>
 
+<file path=customXml/item2.xml><?xml version="1.0" encoding="utf-8"?>
+<?mso-contentType ?>
+<FormTemplates xmlns="http://schemas.microsoft.com/sharepoint/v3/contenttype/forms">
+  <Display>DocumentLibraryForm</Display>
+  <Edit>DocumentLibraryForm</Edit>
+  <New>DocumentLibraryForm</New>
+</FormTemplates>
+</file>
+
+<file path=customXml/item3.xml><?xml version="1.0" encoding="utf-8"?>
+<b:Sources xmlns:b="http://schemas.openxmlformats.org/officeDocument/2006/bibliography" xmlns="http://schemas.openxmlformats.org/officeDocument/2006/bibliography" SelectedStyle="\APASixthEditionOfficeOnline.xsl" StyleName="APA" Version="6"/>
+</file>
+
+<file path=customXml/item4.xml><?xml version="1.0" encoding="utf-8"?>
+<p:properties xmlns:p="http://schemas.microsoft.com/office/2006/metadata/properties" xmlns:xsi="http://www.w3.org/2001/XMLSchema-instance" xmlns:pc="http://schemas.microsoft.com/office/infopath/2007/PartnerControls">
+  <documentManagement>
+    <TaxCatchAll xmlns="13c90a0b-73bc-4dc0-be5f-28d77b615beb" xsi:nil="true"/>
+    <lcf76f155ced4ddcb4097134ff3c332f xmlns="13c93bba-48ce-428c-bfe5-88b42c19b028">
+      <Terms xmlns="http://schemas.microsoft.com/office/infopath/2007/PartnerControls"/>
+    </lcf76f155ced4ddcb4097134ff3c332f>
+  </documentManagement>
+</p:properties>
+</file>
+
 <file path=customXml/itemProps1.xml><?xml version="1.0" encoding="utf-8"?>
+<ds:datastoreItem xmlns:ds="http://schemas.openxmlformats.org/officeDocument/2006/customXml" ds:itemID="{8BCACB19-3668-4068-ABFC-06403C427E6F}"/>
+</file>
+
+<file path=customXml/itemProps2.xml><?xml version="1.0" encoding="utf-8"?>
 <ds:datastoreItem xmlns:ds="http://schemas.openxmlformats.org/officeDocument/2006/customXml" ds:itemID="{91756AAB-0645-4FFC-990B-34BB6096B23B}">
   <ds:schemaRefs>
     <ds:schemaRef ds:uri="http://schemas.microsoft.com/sharepoint/v3/contenttype/forms"/>
@@ -20718,7 +20198,7 @@
 </ds:datastoreItem>
 </file>
 
-<file path=customXml/itemProps2.xml><?xml version="1.0" encoding="utf-8"?>
+<file path=customXml/itemProps3.xml><?xml version="1.0" encoding="utf-8"?>
 <ds:datastoreItem xmlns:ds="http://schemas.openxmlformats.org/officeDocument/2006/customXml" ds:itemID="{1AF2C25B-FB23-49D7-861B-D97474F002D2}">
   <ds:schemaRefs>
     <ds:schemaRef ds:uri="http://schemas.openxmlformats.org/officeDocument/2006/bibliography"/>
@@ -20726,7 +20206,7 @@
 </ds:datastoreItem>
 </file>
 
-<file path=customXml/itemProps3.xml><?xml version="1.0" encoding="utf-8"?>
+<file path=customXml/itemProps4.xml><?xml version="1.0" encoding="utf-8"?>
 <ds:datastoreItem xmlns:ds="http://schemas.openxmlformats.org/officeDocument/2006/customXml" ds:itemID="{CEECB56F-E1D8-45BF-A0A3-B5258E7263D4}">
   <ds:schemaRefs>
     <ds:schemaRef ds:uri="http://schemas.microsoft.com/office/2006/metadata/properties"/>
@@ -20735,8 +20215,4 @@
     <ds:schemaRef ds:uri="2b6b437a-5846-4934-ac66-7de06297595b"/>
   </ds:schemaRefs>
 </ds:datastoreItem>
-</file>
-
-<file path=customXml/itemProps4.xml><?xml version="1.0" encoding="utf-8"?>
-<ds:datastoreItem xmlns:ds="http://schemas.openxmlformats.org/officeDocument/2006/customXml" ds:itemID="{C7E9626F-F472-44F6-AD44-726EB690C3D6}"/>
 </file>
--- a/fuentes/CFA2_23120007_DU.docx
+++ b/fuentes/CFA2_23120007_DU.docx
@@ -597,16 +597,9 @@
     </w:p>
     <w:p>
       <w:pPr>
-        <w:pStyle w:val="TtuloTDC"/>
-        <w:spacing w:before="0" w:line="360" w:lineRule="auto"/>
-        <w:rPr>
-          <w:rFonts w:cs="Calibri"/>
-        </w:rPr>
-      </w:pPr>
-      <w:r>
-        <w:rPr>
-          <w:rFonts w:cs="Calibri"/>
-        </w:rPr>
+        <w:pStyle w:val="Ttulo1"/>
+      </w:pPr>
+      <w:r>
         <w:lastRenderedPageBreak/>
         <w:t>Tabla de contenido</w:t>
       </w:r>
@@ -2296,7 +2289,12 @@
     </w:p>
     <w:p>
       <w:pPr>
-        <w:pStyle w:val="Titulosgenerales"/>
+        <w:pStyle w:val="Ttulo1"/>
+        <w:numPr>
+          <w:ilvl w:val="0"/>
+          <w:numId w:val="0"/>
+        </w:numPr>
+        <w:ind w:left="720"/>
       </w:pPr>
       <w:r>
         <w:rPr>
@@ -2374,17 +2372,17 @@
     <w:p>
       <w:pPr>
         <w:pStyle w:val="Video"/>
-        <w:numPr>
-          <w:ilvl w:val="0"/>
-          <w:numId w:val="4"/>
-        </w:numPr>
-        <w:spacing w:before="0" w:after="0"/>
-        <w:ind w:left="1134" w:hanging="1134"/>
-        <w:jc w:val="left"/>
-      </w:pPr>
-      <w:r>
+      </w:pPr>
+      <w:r>
+        <w:rPr>
+          <w:b/>
+          <w:bCs/>
+        </w:rPr>
         <w:lastRenderedPageBreak/>
-        <w:t>Almacenamiento, transporte interno y gestión documental de productos químicos.</w:t>
+        <w:t>Video 1.</w:t>
+      </w:r>
+      <w:r>
+        <w:t xml:space="preserve"> Almacenamiento, transporte interno y gestión documental de productos químicos.</w:t>
       </w:r>
     </w:p>
     <w:p>
@@ -2400,10 +2398,16 @@
           <w:noProof/>
         </w:rPr>
         <w:drawing>
-          <wp:inline distT="0" distB="0" distL="0" distR="0" wp14:anchorId="6539431A" wp14:editId="55164A67">
-            <wp:extent cx="4080163" cy="3060122"/>
-            <wp:effectExtent l="0" t="0" r="0" b="6985"/>
-            <wp:docPr id="422151629" name="Imagen 4"/>
+          <wp:inline distT="0" distB="0" distL="0" distR="0" wp14:anchorId="7D17D384" wp14:editId="0A6B4137">
+            <wp:extent cx="3897445" cy="2192215"/>
+            <wp:effectExtent l="0" t="0" r="8255" b="0"/>
+            <wp:docPr id="1333483115" name="Imagen 5">
+              <a:extLst xmlns:a="http://schemas.openxmlformats.org/drawingml/2006/main">
+                <a:ext uri="{C183D7F6-B498-43B3-948B-1728B52AA6E4}">
+                  <adec:decorative xmlns:adec="http://schemas.microsoft.com/office/drawing/2017/decorative" val="1"/>
+                </a:ext>
+              </a:extLst>
+            </wp:docPr>
             <wp:cNvGraphicFramePr>
               <a:graphicFrameLocks xmlns:a="http://schemas.openxmlformats.org/drawingml/2006/main" noChangeAspect="1"/>
             </wp:cNvGraphicFramePr>
@@ -2411,13 +2415,19 @@
               <a:graphicData uri="http://schemas.openxmlformats.org/drawingml/2006/picture">
                 <pic:pic xmlns:pic="http://schemas.openxmlformats.org/drawingml/2006/picture">
                   <pic:nvPicPr>
-                    <pic:cNvPr id="0" name="Picture 1"/>
+                    <pic:cNvPr id="1333483115" name="Imagen 5">
+                      <a:extLst>
+                        <a:ext uri="{C183D7F6-B498-43B3-948B-1728B52AA6E4}">
+                          <adec:decorative xmlns:adec="http://schemas.microsoft.com/office/drawing/2017/decorative" val="1"/>
+                        </a:ext>
+                      </a:extLst>
+                    </pic:cNvPr>
                     <pic:cNvPicPr>
                       <a:picLocks noChangeAspect="1" noChangeArrowheads="1"/>
                     </pic:cNvPicPr>
                   </pic:nvPicPr>
                   <pic:blipFill>
-                    <a:blip r:embed="rId12">
+                    <a:blip r:embed="rId12" cstate="print">
                       <a:extLst>
                         <a:ext uri="{28A0092B-C50C-407E-A947-70E740481C1C}">
                           <a14:useLocalDpi xmlns:a14="http://schemas.microsoft.com/office/drawing/2010/main" val="0"/>
@@ -2432,7 +2442,7 @@
                   <pic:spPr bwMode="auto">
                     <a:xfrm>
                       <a:off x="0" y="0"/>
-                      <a:ext cx="4085364" cy="3064023"/>
+                      <a:ext cx="3909715" cy="2199117"/>
                     </a:xfrm>
                     <a:prstGeom prst="rect">
                       <a:avLst/>
@@ -2454,6 +2464,7 @@
       <w:pPr>
         <w:spacing w:before="0" w:after="0"/>
         <w:ind w:firstLine="0"/>
+        <w:jc w:val="center"/>
         <w:rPr>
           <w:rFonts w:cs="Calibri"/>
           <w:b/>
@@ -2505,6 +2516,7 @@
     <w:tbl>
       <w:tblPr>
         <w:tblW w:w="0" w:type="auto"/>
+        <w:tblInd w:w="137" w:type="dxa"/>
         <w:tblBorders>
           <w:top w:val="single" w:sz="4" w:space="0" w:color="auto"/>
           <w:left w:val="single" w:sz="4" w:space="0" w:color="auto"/>
@@ -2516,7 +2528,7 @@
         <w:tblLook w:val="04A0" w:firstRow="1" w:lastRow="0" w:firstColumn="1" w:lastColumn="0" w:noHBand="0" w:noVBand="1"/>
       </w:tblPr>
       <w:tblGrid>
-        <w:gridCol w:w="9962"/>
+        <w:gridCol w:w="9639"/>
       </w:tblGrid>
       <w:tr>
         <w:trPr>
@@ -2524,11 +2536,12 @@
         </w:trPr>
         <w:tc>
           <w:tcPr>
-            <w:tcW w:w="9962" w:type="dxa"/>
+            <w:tcW w:w="9639" w:type="dxa"/>
           </w:tcPr>
           <w:p>
             <w:pPr>
-              <w:spacing w:line="276" w:lineRule="auto"/>
+              <w:spacing w:before="0" w:after="0" w:line="276" w:lineRule="auto"/>
+              <w:ind w:firstLine="0"/>
               <w:rPr>
                 <w:rFonts w:cs="Calibri"/>
               </w:rPr>
@@ -2550,8 +2563,15 @@
             <w:r>
               <w:rPr>
                 <w:rFonts w:cs="Calibri"/>
-              </w:rPr>
-              <w:t>Almacenamiento, transporte interno y gestión documental de productos químicos.</w:t>
+                <w:bCs/>
+              </w:rPr>
+              <w:t>a</w:t>
+            </w:r>
+            <w:r>
+              <w:rPr>
+                <w:rFonts w:cs="Calibri"/>
+              </w:rPr>
+              <w:t>lmacenamiento, transporte interno y gestión documental de productos químicos.</w:t>
             </w:r>
           </w:p>
         </w:tc>
@@ -2559,7 +2579,7 @@
       <w:tr>
         <w:tc>
           <w:tcPr>
-            <w:tcW w:w="9962" w:type="dxa"/>
+            <w:tcW w:w="9639" w:type="dxa"/>
           </w:tcPr>
           <w:p>
             <w:pPr>
@@ -2582,11 +2602,7 @@
               <w:spacing w:before="0" w:after="0"/>
             </w:pPr>
             <w:r>
-              <w:t xml:space="preserve">El almacenamiento seguro exige condiciones técnicas precisas en el sitio, procedimientos claros de recepción y una separación correcta entre sustancias </w:t>
-            </w:r>
-            <w:r>
-              <w:lastRenderedPageBreak/>
-              <w:t>incompatibles, apoyada en las Hojas de Datos de Seguridad (HDS) y la matriz de compatibilidad.</w:t>
+              <w:t>El almacenamiento seguro exige condiciones técnicas precisas en el sitio, procedimientos claros de recepción y una separación correcta entre sustancias incompatibles, apoyada en las Hojas de Datos de Seguridad (HDS) y la matriz de compatibilidad.</w:t>
             </w:r>
           </w:p>
           <w:p>
@@ -2594,6 +2610,7 @@
               <w:spacing w:before="0" w:after="0"/>
             </w:pPr>
             <w:r>
+              <w:lastRenderedPageBreak/>
               <w:t>El transporte interno requiere verificar las condiciones del área de trabajo, seleccionar el equipo adecuado según la naturaleza del producto y seguir un procedimiento documentado que contemple desde la planificación de la ruta hasta el registro del traslado.</w:t>
             </w:r>
           </w:p>
@@ -2619,14 +2636,10 @@
     <w:p>
       <w:pPr>
         <w:pStyle w:val="Ttulo1"/>
-        <w:tabs>
-          <w:tab w:val="clear" w:pos="426"/>
-        </w:tabs>
-        <w:spacing w:line="360" w:lineRule="auto"/>
-        <w:rPr>
-          <w:rFonts w:cs="Calibri"/>
-          <w:bCs/>
-        </w:rPr>
+        <w:numPr>
+          <w:ilvl w:val="0"/>
+          <w:numId w:val="0"/>
+        </w:numPr>
       </w:pPr>
       <w:bookmarkStart w:id="3" w:name="_Toc224555409"/>
       <w:bookmarkEnd w:id="2"/>
@@ -2660,38 +2673,17 @@
         <w:pStyle w:val="Ttulo1"/>
         <w:numPr>
           <w:ilvl w:val="0"/>
-          <w:numId w:val="1"/>
+          <w:numId w:val="37"/>
         </w:numPr>
-        <w:tabs>
-          <w:tab w:val="clear" w:pos="426"/>
-        </w:tabs>
-        <w:spacing w:line="360" w:lineRule="auto"/>
-        <w:ind w:left="720"/>
-        <w:rPr>
-          <w:rFonts w:cs="Calibri"/>
-          <w:bCs/>
-        </w:rPr>
-      </w:pPr>
-      <w:r>
-        <w:rPr>
-          <w:rFonts w:cs="Calibri"/>
-          <w:bCs/>
-        </w:rPr>
+      </w:pPr>
+      <w:r>
         <w:lastRenderedPageBreak/>
         <w:t>Almacenamiento de productos</w:t>
       </w:r>
       <w:r>
-        <w:rPr>
-          <w:rFonts w:cs="Calibri"/>
-          <w:bCs/>
-        </w:rPr>
         <w:t xml:space="preserve"> </w:t>
       </w:r>
       <w:r>
-        <w:rPr>
-          <w:rFonts w:cs="Calibri"/>
-          <w:bCs/>
-        </w:rPr>
         <w:t>químicos</w:t>
       </w:r>
       <w:bookmarkEnd w:id="3"/>
@@ -2758,6 +2750,7 @@
     <w:p>
       <w:pPr>
         <w:pStyle w:val="Figura"/>
+        <w:jc w:val="center"/>
       </w:pPr>
       <w:r>
         <w:lastRenderedPageBreak/>
@@ -2786,9 +2779,9 @@
           <w:noProof/>
         </w:rPr>
         <w:drawing>
-          <wp:inline distT="0" distB="0" distL="0" distR="0" wp14:anchorId="1024DBA8" wp14:editId="5BC65744">
-            <wp:extent cx="4005857" cy="2396837"/>
-            <wp:effectExtent l="0" t="0" r="0" b="3810"/>
+          <wp:inline distT="0" distB="0" distL="0" distR="0" wp14:anchorId="1024DBA8" wp14:editId="48A25341">
+            <wp:extent cx="3624686" cy="2168769"/>
+            <wp:effectExtent l="0" t="0" r="0" b="3175"/>
             <wp:docPr id="1390581007" name="Imagen 6" descr="Almacén industrial de productos químicos con estanterías metálicas de tres niveles, bidones en palés de madera, piso de concreto limpio e iluminación cenital."/>
             <wp:cNvGraphicFramePr>
               <a:graphicFrameLocks xmlns:a="http://schemas.openxmlformats.org/drawingml/2006/main" noChangeAspect="1"/>
@@ -2818,7 +2811,7 @@
                   <pic:spPr bwMode="auto">
                     <a:xfrm>
                       <a:off x="0" y="0"/>
-                      <a:ext cx="4032769" cy="2412939"/>
+                      <a:ext cx="3652045" cy="2185139"/>
                     </a:xfrm>
                     <a:prstGeom prst="rect">
                       <a:avLst/>
@@ -3017,6 +3010,15 @@
     </w:p>
     <w:p>
       <w:pPr>
+        <w:spacing w:before="0" w:after="0"/>
+        <w:rPr>
+          <w:rFonts w:cs="Calibri"/>
+          <w:bCs/>
+        </w:rPr>
+      </w:pPr>
+    </w:p>
+    <w:p>
+      <w:pPr>
         <w:pStyle w:val="Prrafodelista"/>
         <w:numPr>
           <w:ilvl w:val="0"/>
@@ -3435,6 +3437,7 @@
     <w:p>
       <w:pPr>
         <w:pStyle w:val="Figura"/>
+        <w:jc w:val="center"/>
       </w:pPr>
       <w:r>
         <w:lastRenderedPageBreak/>
@@ -3465,9 +3468,9 @@
           <w:noProof/>
         </w:rPr>
         <w:drawing>
-          <wp:inline distT="0" distB="0" distL="0" distR="0" wp14:anchorId="553914EC" wp14:editId="387E2E63">
-            <wp:extent cx="4536104" cy="4412673"/>
-            <wp:effectExtent l="0" t="0" r="0" b="6985"/>
+          <wp:inline distT="0" distB="0" distL="0" distR="0" wp14:anchorId="553914EC" wp14:editId="3A6C25B2">
+            <wp:extent cx="4121441" cy="4009293"/>
+            <wp:effectExtent l="0" t="0" r="0" b="0"/>
             <wp:docPr id="1855581427" name="Imagen 12" descr="Diagrama de flujo vertical mostrando cinco operaciones del almacén de productos químicos: ingreso y egreso con registro sistemático, verificación mediante inspección de recipientes, ubicación por organización compatible, rotación bajo principio PEPS y control mediante inventario periódico."/>
             <wp:cNvGraphicFramePr>
               <a:graphicFrameLocks xmlns:a="http://schemas.openxmlformats.org/drawingml/2006/main" noChangeAspect="1"/>
@@ -3497,7 +3500,7 @@
                   <pic:spPr bwMode="auto">
                     <a:xfrm>
                       <a:off x="0" y="0"/>
-                      <a:ext cx="4555149" cy="4431200"/>
+                      <a:ext cx="4142268" cy="4029554"/>
                     </a:xfrm>
                     <a:prstGeom prst="rect">
                       <a:avLst/>
@@ -3519,20 +3522,21 @@
           <w:bCs/>
         </w:rPr>
       </w:pPr>
-      <w:r>
-        <w:rPr>
-          <w:rFonts w:cs="Calibri"/>
-          <w:bCs/>
-        </w:rPr>
-        <w:t>•</w:t>
-      </w:r>
-      <w:r>
-        <w:rPr>
-          <w:rFonts w:cs="Calibri"/>
-          <w:bCs/>
-        </w:rPr>
-        <w:tab/>
-      </w:r>
+    </w:p>
+    <w:p>
+      <w:pPr>
+        <w:pStyle w:val="Prrafodelista"/>
+        <w:numPr>
+          <w:ilvl w:val="0"/>
+          <w:numId w:val="38"/>
+        </w:numPr>
+        <w:spacing w:before="0" w:after="0"/>
+        <w:ind w:left="709"/>
+        <w:rPr>
+          <w:rFonts w:cs="Calibri"/>
+          <w:b/>
+        </w:rPr>
+      </w:pPr>
       <w:r>
         <w:rPr>
           <w:rFonts w:cs="Calibri"/>
@@ -3996,37 +4000,18 @@
         </w:rPr>
         <w:t>Con base en la información recopilada, los productos se clasifican en grupos según sus propiedades de peligro predominantes (</w:t>
       </w:r>
-      <w:proofErr w:type="spellStart"/>
-      <w:r>
-        <w:rPr>
-          <w:rFonts w:cs="Calibri"/>
-          <w:bCs/>
-        </w:rPr>
-        <w:t>National</w:t>
-      </w:r>
-      <w:proofErr w:type="spellEnd"/>
-      <w:r>
-        <w:rPr>
-          <w:rFonts w:cs="Calibri"/>
-          <w:bCs/>
-        </w:rPr>
-        <w:t xml:space="preserve"> </w:t>
-      </w:r>
-      <w:proofErr w:type="spellStart"/>
-      <w:r>
-        <w:rPr>
-          <w:rFonts w:cs="Calibri"/>
-          <w:bCs/>
-        </w:rPr>
-        <w:t>Research</w:t>
-      </w:r>
-      <w:proofErr w:type="spellEnd"/>
-      <w:r>
-        <w:rPr>
-          <w:rFonts w:cs="Calibri"/>
-          <w:bCs/>
-        </w:rPr>
-        <w:t xml:space="preserve"> Council, 2011). Este enfoque general es ampliamente utilizado en áreas operativas donde se requiere una guía rápida para separar las sustancias según riesgos comunes. Los principales grupos de almacenamiento son:</w:t>
+      <w:r>
+        <w:rPr>
+          <w:rStyle w:val="Extranjerismo"/>
+        </w:rPr>
+        <w:t>National Research Council</w:t>
+      </w:r>
+      <w:r>
+        <w:rPr>
+          <w:rFonts w:cs="Calibri"/>
+          <w:bCs/>
+        </w:rPr>
+        <w:t>, 2011). Este enfoque general es ampliamente utilizado en áreas operativas donde se requiere una guía rápida para separar las sustancias según riesgos comunes. Los principales grupos de almacenamiento son:</w:t>
       </w:r>
     </w:p>
     <w:p>
@@ -5911,6 +5896,7 @@
     <w:p>
       <w:pPr>
         <w:pStyle w:val="Figura"/>
+        <w:jc w:val="center"/>
       </w:pPr>
       <w:r>
         <w:t>Figura 3.</w:t>
@@ -5944,9 +5930,9 @@
           <w:noProof/>
         </w:rPr>
         <w:drawing>
-          <wp:inline distT="0" distB="0" distL="0" distR="0" wp14:anchorId="5BD350D2" wp14:editId="79D322F2">
-            <wp:extent cx="4184073" cy="2297212"/>
-            <wp:effectExtent l="0" t="0" r="6985" b="8255"/>
+          <wp:inline distT="0" distB="0" distL="0" distR="0" wp14:anchorId="5BD350D2" wp14:editId="31C0C064">
+            <wp:extent cx="3886075" cy="2133600"/>
+            <wp:effectExtent l="0" t="0" r="635" b="0"/>
             <wp:docPr id="1184752974" name="Imagen 4" descr="Trabajador con elementos de protección personal para el manejo de productos químicos que incluye: traje de cuerpo completo desechable, careta facial con protección para la cabeza y guantes."/>
             <wp:cNvGraphicFramePr>
               <a:graphicFrameLocks xmlns:a="http://schemas.openxmlformats.org/drawingml/2006/main" noChangeAspect="1"/>
@@ -5976,7 +5962,7 @@
                   <pic:spPr bwMode="auto">
                     <a:xfrm>
                       <a:off x="0" y="0"/>
-                      <a:ext cx="4193621" cy="2302454"/>
+                      <a:ext cx="3901409" cy="2142019"/>
                     </a:xfrm>
                     <a:prstGeom prst="rect">
                       <a:avLst/>
@@ -6688,8 +6674,20 @@
           <w:rFonts w:cs="Calibri"/>
           <w:bCs/>
         </w:rPr>
-        <w:t>El fuego en un almacén de productos químicos puede progresar rápidamente y generar efectos catastróficos si no se controla de inmediato. La seguridad contrae estos espacios se fundamenta en tres principios: prevención (eliminar o controlar fuentes de ignición y materiales combustibles), detección temprana (sensores y alarmas) y extinción oportuna (equipos adecuados y personal entrenado).</w:t>
-      </w:r>
+        <w:t>El fuego en un almacén de productos químicos puede progresar rápidamente y generar efectos catastróficos si no se controla de inmediato. La seguridad contraen estos espacios se fundamenta en tres principios: prevención (eliminar o controlar fuentes de ignición y materiales combustibles), detección temprana (sensores y alarmas) y extinción oportuna (equipos adecuados y personal entrenado).</w:t>
+      </w:r>
+    </w:p>
+    <w:p>
+      <w:pPr>
+        <w:tabs>
+          <w:tab w:val="left" w:pos="2433"/>
+        </w:tabs>
+        <w:spacing w:before="0" w:after="0"/>
+        <w:rPr>
+          <w:rFonts w:cs="Calibri"/>
+          <w:bCs/>
+        </w:rPr>
+      </w:pPr>
     </w:p>
     <w:p>
       <w:pPr>
@@ -7188,16 +7186,6 @@
           <w:lang w:eastAsia="es-CO"/>
         </w:rPr>
       </w:pPr>
-    </w:p>
-    <w:p>
-      <w:pPr>
-        <w:spacing w:before="0" w:after="0"/>
-        <w:rPr>
-          <w:b/>
-          <w:bCs/>
-          <w:lang w:eastAsia="es-CO"/>
-        </w:rPr>
-      </w:pPr>
       <w:r>
         <w:rPr>
           <w:b/>
@@ -7427,17 +7415,32 @@
     <w:p>
       <w:pPr>
         <w:pStyle w:val="Video"/>
-        <w:numPr>
-          <w:ilvl w:val="0"/>
-          <w:numId w:val="4"/>
-        </w:numPr>
-        <w:spacing w:before="0" w:after="0"/>
-        <w:ind w:left="1134" w:hanging="1134"/>
-        <w:jc w:val="left"/>
-      </w:pPr>
-      <w:r>
+      </w:pPr>
+      <w:r>
+        <w:rPr>
+          <w:b/>
+          <w:bCs/>
+        </w:rPr>
         <w:lastRenderedPageBreak/>
-        <w:t>Almacenamiento, transporte interno y gestión documental de productos químicos.</w:t>
+        <w:t>Video 2</w:t>
+      </w:r>
+      <w:r>
+        <w:t xml:space="preserve">. </w:t>
+      </w:r>
+      <w:r>
+        <w:t>Atención</w:t>
+      </w:r>
+      <w:r>
+        <w:t xml:space="preserve"> integral de urgencias a </w:t>
+      </w:r>
+      <w:r>
+        <w:t>víctimas</w:t>
+      </w:r>
+      <w:r>
+        <w:t xml:space="preserve"> de ataque con agentes </w:t>
+      </w:r>
+      <w:r>
+        <w:t>químicos</w:t>
       </w:r>
     </w:p>
     <w:p>
@@ -7450,10 +7453,16 @@
           <w:noProof/>
         </w:rPr>
         <w:drawing>
-          <wp:inline distT="0" distB="0" distL="0" distR="0" wp14:anchorId="0292C785" wp14:editId="034E66B8">
-            <wp:extent cx="3600083" cy="2424546"/>
-            <wp:effectExtent l="0" t="0" r="635" b="0"/>
-            <wp:docPr id="876373900" name="Imagen 4"/>
+          <wp:inline distT="0" distB="0" distL="0" distR="0" wp14:anchorId="4087DCE3" wp14:editId="498AAF40">
+            <wp:extent cx="3833446" cy="2156217"/>
+            <wp:effectExtent l="0" t="0" r="0" b="0"/>
+            <wp:docPr id="1388140511" name="Imagen 6">
+              <a:extLst xmlns:a="http://schemas.openxmlformats.org/drawingml/2006/main">
+                <a:ext uri="{C183D7F6-B498-43B3-948B-1728B52AA6E4}">
+                  <adec:decorative xmlns:adec="http://schemas.microsoft.com/office/drawing/2017/decorative" val="1"/>
+                </a:ext>
+              </a:extLst>
+            </wp:docPr>
             <wp:cNvGraphicFramePr>
               <a:graphicFrameLocks xmlns:a="http://schemas.openxmlformats.org/drawingml/2006/main" noChangeAspect="1"/>
             </wp:cNvGraphicFramePr>
@@ -7461,13 +7470,19 @@
               <a:graphicData uri="http://schemas.openxmlformats.org/drawingml/2006/picture">
                 <pic:pic xmlns:pic="http://schemas.openxmlformats.org/drawingml/2006/picture">
                   <pic:nvPicPr>
-                    <pic:cNvPr id="0" name="Picture 1"/>
+                    <pic:cNvPr id="1388140511" name="Imagen 6">
+                      <a:extLst>
+                        <a:ext uri="{C183D7F6-B498-43B3-948B-1728B52AA6E4}">
+                          <adec:decorative xmlns:adec="http://schemas.microsoft.com/office/drawing/2017/decorative" val="1"/>
+                        </a:ext>
+                      </a:extLst>
+                    </pic:cNvPr>
                     <pic:cNvPicPr>
                       <a:picLocks noChangeAspect="1" noChangeArrowheads="1"/>
                     </pic:cNvPicPr>
                   </pic:nvPicPr>
                   <pic:blipFill>
-                    <a:blip r:embed="rId16">
+                    <a:blip r:embed="rId16" cstate="print">
                       <a:extLst>
                         <a:ext uri="{28A0092B-C50C-407E-A947-70E740481C1C}">
                           <a14:useLocalDpi xmlns:a14="http://schemas.microsoft.com/office/drawing/2010/main" val="0"/>
@@ -7482,7 +7497,7 @@
                   <pic:spPr bwMode="auto">
                     <a:xfrm>
                       <a:off x="0" y="0"/>
-                      <a:ext cx="3616537" cy="2435627"/>
+                      <a:ext cx="3850490" cy="2165804"/>
                     </a:xfrm>
                     <a:prstGeom prst="rect">
                       <a:avLst/>
@@ -7503,6 +7518,7 @@
       <w:pPr>
         <w:spacing w:before="0" w:after="0"/>
         <w:ind w:firstLine="0"/>
+        <w:jc w:val="center"/>
         <w:rPr>
           <w:rFonts w:cs="Calibri"/>
           <w:b/>
@@ -7546,6 +7562,7 @@
           <w:p>
             <w:pPr>
               <w:spacing w:line="276" w:lineRule="auto"/>
+              <w:ind w:firstLine="0"/>
               <w:rPr>
                 <w:rFonts w:cs="Calibri"/>
               </w:rPr>
@@ -7579,7 +7596,13 @@
               <w:t xml:space="preserve">Existen más de </w:t>
             </w:r>
             <w:r>
-              <w:t xml:space="preserve">veinte cinco mil </w:t>
+              <w:t>veint</w:t>
+            </w:r>
+            <w:r>
+              <w:t>ic</w:t>
+            </w:r>
+            <w:r>
+              <w:t xml:space="preserve">inco mil </w:t>
             </w:r>
             <w:r>
               <w:t>químicos</w:t>
@@ -7732,7 +7755,6 @@
               <w:spacing w:before="0" w:after="0"/>
             </w:pPr>
             <w:r>
-              <w:lastRenderedPageBreak/>
               <w:t>En esta unidad se revisarán los temas</w:t>
             </w:r>
             <w:r>
@@ -7829,35 +7851,14 @@
     <w:p>
       <w:pPr>
         <w:pStyle w:val="Ttulo1"/>
-        <w:numPr>
-          <w:ilvl w:val="0"/>
-          <w:numId w:val="1"/>
-        </w:numPr>
-        <w:tabs>
-          <w:tab w:val="clear" w:pos="426"/>
-        </w:tabs>
-        <w:spacing w:line="360" w:lineRule="auto"/>
-        <w:ind w:left="720"/>
-        <w:rPr>
-          <w:rFonts w:cs="Calibri"/>
-          <w:bCs/>
-        </w:rPr>
       </w:pPr>
       <w:bookmarkStart w:id="9" w:name="_Toc224555415"/>
       <w:r>
-        <w:rPr>
-          <w:rFonts w:cs="Calibri"/>
-          <w:bCs/>
-        </w:rPr>
         <w:lastRenderedPageBreak/>
         <w:t>Transporte interno de productos químicos</w:t>
       </w:r>
       <w:bookmarkEnd w:id="9"/>
       <w:r>
-        <w:rPr>
-          <w:rFonts w:cs="Calibri"/>
-          <w:bCs/>
-        </w:rPr>
         <w:t xml:space="preserve"> </w:t>
       </w:r>
     </w:p>
@@ -9815,21 +9816,60 @@
             <w:r>
               <w:t>Mover un producto químico puede parecer algo rutinario. De esos procesos que hacemos todos los días. Pero en ese trayecto, también se mueve el riesgo. Y muchos incidentes ocurren justo ahí.</w:t>
             </w:r>
+            <w:r>
+              <w:t xml:space="preserve">  </w:t>
+            </w:r>
+            <w:r>
+              <w:t>El transporte interno de productos químicos es más delicado de lo que parece. No es solo mover un recipiente. Es evaluar el entorno y anticiparse a lo que pueda ocurrir.</w:t>
+            </w:r>
+            <w:r>
+              <w:t xml:space="preserve">  </w:t>
+            </w:r>
+            <w:r>
+              <w:t xml:space="preserve">Porque todo empieza antes de tocar el envase. </w:t>
+            </w:r>
+            <w:r>
+              <w:t xml:space="preserve"> </w:t>
+            </w:r>
+            <w:r>
+              <w:t>Empieza mirando alrededor. El piso. La ruta. La ventilación. La iluminación del recorrido. Pequeños detalles que pueden evitar un accidente.</w:t>
+            </w:r>
+            <w:r>
+              <w:t xml:space="preserve">  </w:t>
+            </w:r>
+            <w:r>
+              <w:t>Un pequeño derrame o un tropiezo fuera del área de almacenamiento pueden convertirse en un mayor riesgo para todos.</w:t>
+            </w:r>
           </w:p>
           <w:p>
             <w:pPr>
               <w:spacing w:before="0" w:after="0"/>
             </w:pPr>
-            <w:r>
-              <w:t>El transporte interno de productos químicos es más delicado de lo que parece. No es solo mover un recipiente. Es evaluar el entorno y anticiparse a lo que pueda ocurrir.</w:t>
-            </w:r>
           </w:p>
           <w:p>
             <w:pPr>
               <w:spacing w:before="0" w:after="0"/>
             </w:pPr>
             <w:r>
-              <w:t xml:space="preserve">Porque todo empieza antes de tocar el envase. </w:t>
+              <w:t>También están las señales que vemos todos los días. Pictogramas, rutas de evacuación, advertencias, zonas restringidas.</w:t>
+            </w:r>
+            <w:r>
+              <w:t xml:space="preserve">  </w:t>
+            </w:r>
+            <w:r>
+              <w:t>No están ahí solo por cumplir la norma, están para guiarnos en cada paso del proceso.</w:t>
+            </w:r>
+            <w:r>
+              <w:t xml:space="preserve"> </w:t>
+            </w:r>
+            <w:r>
+              <w:t xml:space="preserve">También están los sistemas de protección colectiva, como la extracción localizada o la señalización visible. Son barreras que ayudan a prevenir antes de que algo ocurra. </w:t>
+            </w:r>
+            <w:r>
+              <w:t xml:space="preserve">  </w:t>
+            </w:r>
+            <w:r>
+              <w:t>Antes de mover el producto, vale la pena preguntarse, ¿por dónde va a pasar? (Pausa leve) ¿Hay rampas? ¿Puertas pesadas? ¿Zonas con mucha circulación? La planificación del recorrido también reduce el riesgo.</w:t>
             </w:r>
           </w:p>
           <w:p>
@@ -9837,154 +9877,101 @@
               <w:spacing w:before="0" w:after="0"/>
             </w:pPr>
             <w:r>
-              <w:t>Empieza mirando alrededor. El piso. La ruta. La ventilación. La iluminación del recorrido. Pequeños detalles que pueden evitar un accidente.</w:t>
+              <w:lastRenderedPageBreak/>
+              <w:t>Después hay que saber elegir cómo transportarlo. Carretillas, carros de plataforma, transpalés o equipos para cilindros.</w:t>
+            </w:r>
+            <w:r>
+              <w:t xml:space="preserve">  </w:t>
+            </w:r>
+            <w:r>
+              <w:t>Todos buscan lo mismo: evitar caídas, vuelcos o derrames.</w:t>
+            </w:r>
+            <w:r>
+              <w:t xml:space="preserve">  </w:t>
+            </w:r>
+            <w:r>
+              <w:t>Al manipular el recipiente, los detalles importan. No hay que sujetarlo solo por la tapa. La mejor manera es fijar una mano en la base y otra en el cuello.</w:t>
+            </w:r>
+            <w:r>
+              <w:t xml:space="preserve">  </w:t>
+            </w:r>
+            <w:r>
+              <w:t>Es fundamental no mezclar sustancias incompatibles en el mismo traslado. La matriz de incompatibilidades facilita esta verificación y facilita tomar decisiones más seguras.</w:t>
+            </w:r>
+            <w:r>
+              <w:t xml:space="preserve">  </w:t>
+            </w:r>
+            <w:r>
+              <w:t>Antes de iniciar el traslado, también hay que revisar el envase.</w:t>
+            </w:r>
+            <w:r>
+              <w:t xml:space="preserve">  </w:t>
+            </w:r>
+            <w:r>
+              <w:t>Antes de moverlo, hay que revisar que el envase esté en buen estado, bien cerrado y usar contención secundaria si es necesario.</w:t>
             </w:r>
           </w:p>
           <w:p>
             <w:pPr>
               <w:spacing w:before="0" w:after="0"/>
             </w:pPr>
-            <w:r>
-              <w:t>Un pequeño derrame o un tropiezo fuera del área de almacenamiento pueden convertirse en un mayor riesgo para todos.</w:t>
-            </w:r>
           </w:p>
           <w:p>
             <w:pPr>
               <w:spacing w:before="0" w:after="0"/>
             </w:pPr>
             <w:r>
-              <w:t>También están las señales que vemos todos los días. Pictogramas, rutas de evacuación, advertencias, zonas restringidas.</w:t>
+              <w:t>Y no podemos olvidar usar los elementos de protección personal. Incluso cuando el envase está vacío, porque vacío no siempre significa seguro.</w:t>
+            </w:r>
+            <w:r>
+              <w:t xml:space="preserve">  </w:t>
+            </w:r>
+            <w:r>
+              <w:t>A veces se nos escapa un detalle importante: registrar el traslado. Anotar qué se movió, desde dónde, hacia dónde, y si ocurrió algo fuera de lo normal.</w:t>
+            </w:r>
+            <w:r>
+              <w:t xml:space="preserve">  </w:t>
+            </w:r>
+            <w:r>
+              <w:t>Ese registro genera trazabilidad y fortalece el Sistema de Gestión de Seguridad y Salud en el Trabajo. Cada dato ayuda a prevenir futuros incidentes.</w:t>
+            </w:r>
+            <w:r>
+              <w:t xml:space="preserve">  </w:t>
+            </w:r>
+            <w:r>
+              <w:t>Mover un producto químico no es solo trasladarlo. Es gestionar un riesgo en movimiento. Pero con planeación y atención en cada detalle, ese riesgo puede controlarse.</w:t>
             </w:r>
           </w:p>
           <w:p>
             <w:pPr>
               <w:spacing w:before="0" w:after="0"/>
             </w:pPr>
-            <w:r>
-              <w:t>No están ahí solo por cumplir la norma, están para guiarnos en cada paso del proceso.</w:t>
-            </w:r>
           </w:p>
           <w:p>
             <w:pPr>
               <w:spacing w:before="0" w:after="0"/>
             </w:pPr>
             <w:r>
-              <w:t xml:space="preserve">También están los sistemas de protección colectiva, como la extracción localizada o la señalización visible. Son barreras que ayudan a prevenir antes de que algo ocurra. </w:t>
-            </w:r>
-          </w:p>
-          <w:p>
-            <w:pPr>
-              <w:spacing w:before="0" w:after="0"/>
-            </w:pPr>
+              <w:t xml:space="preserve">Llegamos al final de nuestro programa de hoy. Gracias por acompañarnos y seguir conectados con nosotros. Nos encontramos pronto en un nuevo episodio. </w:t>
+            </w:r>
+            <w:r>
+              <w:t xml:space="preserve">Exactamente, estos registros hacen parte del Sistema de Gestión de Seguridad y Salud en el Trabajo, permiten conocer la trazabilidad de los productos y favorecer la mejora continua de los documentos técnicos. </w:t>
+            </w:r>
+            <w:r>
+              <w:t xml:space="preserve">  </w:t>
+            </w:r>
+            <w:r>
+              <w:t>Mover un</w:t>
+            </w:r>
+            <w:r>
+              <w:t xml:space="preserve"> producto</w:t>
+            </w:r>
+            <w:r>
+              <w:t xml:space="preserve"> químico es mover un </w:t>
+            </w:r>
             <w:r>
               <w:lastRenderedPageBreak/>
-              <w:t>Antes de mover el producto, vale la pena preguntarse, ¿por dónde va a pasar? (Pausa leve) ¿Hay rampas? ¿Puertas pesadas? ¿Zonas con mucha circulación? La planificación del recorrido también reduce el riesgo.</w:t>
-            </w:r>
-          </w:p>
-          <w:p>
-            <w:pPr>
-              <w:spacing w:before="0" w:after="0"/>
-            </w:pPr>
-            <w:r>
-              <w:t>Después hay que saber elegir cómo transportarlo. Carretillas, carros de plataforma, transpalés o equipos para cilindros.</w:t>
-            </w:r>
-          </w:p>
-          <w:p>
-            <w:pPr>
-              <w:spacing w:before="0" w:after="0"/>
-            </w:pPr>
-            <w:r>
-              <w:t>Todos buscan lo mismo: evitar caídas, vuelcos o derrames.</w:t>
-            </w:r>
-          </w:p>
-          <w:p>
-            <w:pPr>
-              <w:spacing w:before="0" w:after="0"/>
-            </w:pPr>
-            <w:r>
-              <w:t>Al manipular el recipiente, los detalles importan. No hay que sujetarlo solo por la tapa. La mejor manera es fijar una mano en la base y otra en el cuello.</w:t>
-            </w:r>
-          </w:p>
-          <w:p>
-            <w:pPr>
-              <w:spacing w:before="0" w:after="0"/>
-            </w:pPr>
-            <w:r>
-              <w:t>Es fundamental no mezclar sustancias incompatibles en el mismo traslado. La matriz de incompatibilidades facilita esta verificación y facilita tomar decisiones más seguras.</w:t>
-            </w:r>
-          </w:p>
-          <w:p>
-            <w:pPr>
-              <w:spacing w:before="0" w:after="0"/>
-            </w:pPr>
-            <w:r>
-              <w:t>Antes de iniciar el traslado, también hay que revisar el envase.</w:t>
-            </w:r>
-          </w:p>
-          <w:p>
-            <w:pPr>
-              <w:spacing w:before="0" w:after="0"/>
-            </w:pPr>
-            <w:r>
-              <w:t>Antes de moverlo, hay que revisar que el envase esté en buen estado, bien cerrado y usar contención secundaria si es necesario.</w:t>
-            </w:r>
-          </w:p>
-          <w:p>
-            <w:pPr>
-              <w:spacing w:before="0" w:after="0"/>
-            </w:pPr>
-            <w:r>
-              <w:t>Y no podemos olvidar usar los elementos de protección personal. Incluso cuando el envase está vacío, porque vacío no siempre significa seguro.</w:t>
-            </w:r>
-          </w:p>
-          <w:p>
-            <w:pPr>
-              <w:spacing w:before="0" w:after="0"/>
-            </w:pPr>
-            <w:r>
-              <w:t>A veces se nos escapa un detalle importante: registrar el traslado. Anotar qué se movió, desde dónde, hacia dónde, y si ocurrió algo fuera de lo normal.</w:t>
-            </w:r>
-          </w:p>
-          <w:p>
-            <w:pPr>
-              <w:spacing w:before="0" w:after="0"/>
-            </w:pPr>
-            <w:r>
-              <w:t>Ese registro genera trazabilidad y fortalece el Sistema de Gestión de Seguridad y Salud en el Trabajo. Cada dato ayuda a prevenir futuros incidentes.</w:t>
-            </w:r>
-          </w:p>
-          <w:p>
-            <w:pPr>
-              <w:spacing w:before="0" w:after="0"/>
-            </w:pPr>
-            <w:r>
-              <w:t>Mover un producto químico no es solo trasladarlo. Es gestionar un riesgo en movimiento. Pero con planeación y atención en cada detalle, ese riesgo puede controlarse.</w:t>
-            </w:r>
-          </w:p>
-          <w:p>
-            <w:pPr>
-              <w:spacing w:before="0" w:after="0"/>
-            </w:pPr>
-            <w:r>
-              <w:lastRenderedPageBreak/>
-              <w:t xml:space="preserve">Llegamos al final de nuestro programa de hoy. Gracias por acompañarnos y seguir conectados con nosotros. Nos encontramos pronto en un nuevo episodio. </w:t>
-            </w:r>
-            <w:r>
-              <w:t xml:space="preserve">Exactamente, estos registros hacen parte del Sistema de Gestión de Seguridad y Salud en el Trabajo, permiten conocer la trazabilidad de los productos y favorecer la mejora continua de los documentos técnicos. </w:t>
-            </w:r>
-          </w:p>
-          <w:p>
-            <w:pPr>
-              <w:spacing w:before="0" w:after="0"/>
-            </w:pPr>
-            <w:r>
-              <w:t>Mover un</w:t>
-            </w:r>
-            <w:r>
-              <w:t xml:space="preserve"> producto</w:t>
-            </w:r>
-            <w:r>
-              <w:t xml:space="preserve"> químico es mover un riesgo.</w:t>
+              <w:t>riesgo.</w:t>
             </w:r>
             <w:r>
               <w:t xml:space="preserve"> </w:t>
@@ -9992,15 +9979,9 @@
             <w:r>
               <w:t>Pero con disciplina, preparación y documentación, ese riesgo puede controlarse.</w:t>
             </w:r>
-          </w:p>
-          <w:p>
-            <w:pPr>
-              <w:spacing w:before="0" w:after="0"/>
-              <w:rPr>
-                <w:rFonts w:cs="Calibri"/>
-                <w:lang w:eastAsia="es-CO"/>
-              </w:rPr>
-            </w:pPr>
+            <w:r>
+              <w:t xml:space="preserve">  </w:t>
+            </w:r>
             <w:r>
               <w:rPr>
                 <w:rFonts w:cs="Calibri"/>
@@ -10041,26 +10022,9 @@
     <w:p>
       <w:pPr>
         <w:pStyle w:val="Ttulo1"/>
-        <w:numPr>
-          <w:ilvl w:val="0"/>
-          <w:numId w:val="1"/>
-        </w:numPr>
-        <w:tabs>
-          <w:tab w:val="clear" w:pos="426"/>
-        </w:tabs>
-        <w:spacing w:line="360" w:lineRule="auto"/>
-        <w:ind w:left="720"/>
-        <w:rPr>
-          <w:rFonts w:cs="Calibri"/>
-          <w:bCs/>
-        </w:rPr>
       </w:pPr>
       <w:bookmarkStart w:id="13" w:name="_Toc224555419"/>
       <w:r>
-        <w:rPr>
-          <w:rFonts w:cs="Calibri"/>
-          <w:bCs/>
-        </w:rPr>
         <w:lastRenderedPageBreak/>
         <w:t>Sistema de gestión y documentación del proceso</w:t>
       </w:r>
@@ -12428,7 +12392,29 @@
     </w:p>
     <w:p>
       <w:pPr>
-        <w:pStyle w:val="Titulosgenerales"/>
+        <w:spacing w:before="0" w:after="0" w:line="240" w:lineRule="auto"/>
+        <w:ind w:firstLine="0"/>
+        <w:rPr>
+          <w:rFonts w:cs="Calibri"/>
+          <w:lang w:eastAsia="es-CO"/>
+        </w:rPr>
+      </w:pPr>
+      <w:r>
+        <w:rPr>
+          <w:rFonts w:cs="Calibri"/>
+          <w:lang w:eastAsia="es-CO"/>
+        </w:rPr>
+        <w:br w:type="page"/>
+      </w:r>
+    </w:p>
+    <w:p>
+      <w:pPr>
+        <w:pStyle w:val="Ttulo1"/>
+        <w:numPr>
+          <w:ilvl w:val="0"/>
+          <w:numId w:val="0"/>
+        </w:numPr>
+        <w:ind w:left="360" w:hanging="360"/>
       </w:pPr>
       <w:bookmarkStart w:id="17" w:name="_Toc224555423"/>
       <w:r>
@@ -12472,6 +12458,7 @@
       <w:pPr>
         <w:spacing w:before="0" w:after="0"/>
         <w:ind w:firstLine="0"/>
+        <w:jc w:val="center"/>
         <w:rPr>
           <w:rFonts w:cs="Calibri"/>
           <w:lang w:eastAsia="es-CO"/>
@@ -12485,9 +12472,9 @@
         </w:rPr>
         <w:lastRenderedPageBreak/>
         <w:drawing>
-          <wp:inline distT="0" distB="0" distL="0" distR="0" wp14:anchorId="1926F2C7" wp14:editId="4AFE367F">
-            <wp:extent cx="5810033" cy="6289431"/>
-            <wp:effectExtent l="0" t="0" r="635" b="0"/>
+          <wp:inline distT="0" distB="0" distL="0" distR="0" wp14:anchorId="1926F2C7" wp14:editId="6998E579">
+            <wp:extent cx="4623783" cy="5005301"/>
+            <wp:effectExtent l="0" t="0" r="5715" b="5080"/>
             <wp:docPr id="1155995768" name="Imagen 6" descr="El componente formativo sobre almacenamiento, transporte interno y gestión documental de productos químicos se estructura en 3 grandes ejes articulados entre sí. El primero corresponde al almacenamiento seguro, incluyendo características del sitio, operaciones críticas, separación por compatibilidad y medidas de seguridad y emergencia. El segundo desarrolla el transporte interno, considerando condiciones del área, planificación de ruta, selección de equipos y procedimientos de traslado según la sustancia. Finalmente, integra todo el proceso al SG-SST mediante el ciclo PHVA, la gestión del riesgo, las responsabilidades de los actores y el control documental."/>
             <wp:cNvGraphicFramePr>
               <a:graphicFrameLocks xmlns:a="http://schemas.openxmlformats.org/drawingml/2006/main" noChangeAspect="1"/>
@@ -12517,7 +12504,7 @@
                   <pic:spPr bwMode="auto">
                     <a:xfrm>
                       <a:off x="0" y="0"/>
-                      <a:ext cx="5820147" cy="6300379"/>
+                      <a:ext cx="4634384" cy="5016776"/>
                     </a:xfrm>
                     <a:prstGeom prst="rect">
                       <a:avLst/>
@@ -12537,14 +12524,14 @@
         <w:ind w:firstLine="0"/>
         <w:rPr>
           <w:rFonts w:cs="Calibri"/>
-          <w:lang w:eastAsia="es-CO"/>
-        </w:rPr>
-      </w:pPr>
-      <w:r>
-        <w:rPr>
           <w:noProof/>
-        </w:rPr>
-        <w:lastRenderedPageBreak/>
+          <w:lang w:eastAsia="es-CO"/>
+        </w:rPr>
+      </w:pPr>
+      <w:r>
+        <w:rPr>
+          <w:noProof/>
+        </w:rPr>
         <mc:AlternateContent>
           <mc:Choice Requires="wps">
             <w:drawing>
@@ -12612,63 +12599,34 @@
           </mc:Fallback>
         </mc:AlternateContent>
       </w:r>
-      <w:r>
+    </w:p>
+    <w:p>
+      <w:pPr>
+        <w:spacing w:before="0" w:after="0" w:line="240" w:lineRule="auto"/>
+        <w:ind w:firstLine="0"/>
         <w:rPr>
           <w:rFonts w:cs="Calibri"/>
           <w:noProof/>
           <w:lang w:eastAsia="es-CO"/>
         </w:rPr>
-        <w:lastRenderedPageBreak/>
-        <w:drawing>
-          <wp:inline distT="0" distB="0" distL="0" distR="0" wp14:anchorId="190F48A2" wp14:editId="24CF0F82">
-            <wp:extent cx="7734300" cy="8372475"/>
-            <wp:effectExtent l="0" t="0" r="0" b="9525"/>
-            <wp:docPr id="1200897664" name="Imagen 5"/>
-            <wp:cNvGraphicFramePr>
-              <a:graphicFrameLocks xmlns:a="http://schemas.openxmlformats.org/drawingml/2006/main" noChangeAspect="1"/>
-            </wp:cNvGraphicFramePr>
-            <a:graphic xmlns:a="http://schemas.openxmlformats.org/drawingml/2006/main">
-              <a:graphicData uri="http://schemas.openxmlformats.org/drawingml/2006/picture">
-                <pic:pic xmlns:pic="http://schemas.openxmlformats.org/drawingml/2006/picture">
-                  <pic:nvPicPr>
-                    <pic:cNvPr id="0" name="Picture 2"/>
-                    <pic:cNvPicPr>
-                      <a:picLocks noChangeAspect="1" noChangeArrowheads="1"/>
-                    </pic:cNvPicPr>
-                  </pic:nvPicPr>
-                  <pic:blipFill>
-                    <a:blip r:embed="rId18">
-                      <a:extLst>
-                        <a:ext uri="{28A0092B-C50C-407E-A947-70E740481C1C}">
-                          <a14:useLocalDpi xmlns:a14="http://schemas.microsoft.com/office/drawing/2010/main" val="0"/>
-                        </a:ext>
-                      </a:extLst>
-                    </a:blip>
-                    <a:srcRect/>
-                    <a:stretch>
-                      <a:fillRect/>
-                    </a:stretch>
-                  </pic:blipFill>
-                  <pic:spPr bwMode="auto">
-                    <a:xfrm>
-                      <a:off x="0" y="0"/>
-                      <a:ext cx="7734300" cy="8372475"/>
-                    </a:xfrm>
-                    <a:prstGeom prst="rect">
-                      <a:avLst/>
-                    </a:prstGeom>
-                    <a:noFill/>
-                  </pic:spPr>
-                </pic:pic>
-              </a:graphicData>
-            </a:graphic>
-          </wp:inline>
-        </w:drawing>
-      </w:r>
-    </w:p>
-    <w:p>
-      <w:pPr>
-        <w:pStyle w:val="Titulosgenerales"/>
+      </w:pPr>
+      <w:r>
+        <w:rPr>
+          <w:rFonts w:cs="Calibri"/>
+          <w:noProof/>
+          <w:lang w:eastAsia="es-CO"/>
+        </w:rPr>
+        <w:br w:type="page"/>
+      </w:r>
+    </w:p>
+    <w:p>
+      <w:pPr>
+        <w:pStyle w:val="Ttulo1"/>
+        <w:numPr>
+          <w:ilvl w:val="0"/>
+          <w:numId w:val="0"/>
+        </w:numPr>
+        <w:ind w:left="360"/>
       </w:pPr>
       <w:bookmarkStart w:id="18" w:name="_Toc176443725"/>
       <w:bookmarkStart w:id="19" w:name="_Toc224555424"/>
@@ -13049,16 +13007,16 @@
         <w:spacing w:before="0" w:after="0"/>
         <w:rPr>
           <w:rFonts w:cs="Calibri"/>
+          <w:bCs/>
+          <w:lang w:eastAsia="es-CO"/>
+        </w:rPr>
+      </w:pPr>
+      <w:r>
+        <w:rPr>
+          <w:rFonts w:cs="Calibri"/>
           <w:b/>
           <w:lang w:eastAsia="es-CO"/>
         </w:rPr>
-      </w:pPr>
-      <w:r>
-        <w:rPr>
-          <w:rFonts w:cs="Calibri"/>
-          <w:b/>
-          <w:lang w:eastAsia="es-CO"/>
-        </w:rPr>
         <w:t xml:space="preserve">Producto químico peligroso: </w:t>
       </w:r>
       <w:r>
@@ -13072,7 +13030,31 @@
     </w:p>
     <w:p>
       <w:pPr>
-        <w:pStyle w:val="Titulosgenerales"/>
+        <w:spacing w:before="0" w:after="0" w:line="240" w:lineRule="auto"/>
+        <w:ind w:firstLine="0"/>
+        <w:rPr>
+          <w:rFonts w:cs="Calibri"/>
+          <w:bCs/>
+          <w:lang w:eastAsia="es-CO"/>
+        </w:rPr>
+      </w:pPr>
+      <w:r>
+        <w:rPr>
+          <w:rFonts w:cs="Calibri"/>
+          <w:bCs/>
+          <w:lang w:eastAsia="es-CO"/>
+        </w:rPr>
+        <w:br w:type="page"/>
+      </w:r>
+    </w:p>
+    <w:p>
+      <w:pPr>
+        <w:pStyle w:val="Ttulo1"/>
+        <w:numPr>
+          <w:ilvl w:val="0"/>
+          <w:numId w:val="0"/>
+        </w:numPr>
+        <w:ind w:left="360"/>
         <w:rPr>
           <w:lang w:val="es-MX"/>
         </w:rPr>
@@ -13372,7 +13354,29 @@
     </w:p>
     <w:p>
       <w:pPr>
-        <w:pStyle w:val="Titulosgenerales"/>
+        <w:spacing w:before="0" w:after="0" w:line="240" w:lineRule="auto"/>
+        <w:ind w:firstLine="0"/>
+        <w:rPr>
+          <w:rFonts w:cs="Calibri"/>
+          <w:lang w:val="es-MX" w:eastAsia="es-CO"/>
+        </w:rPr>
+      </w:pPr>
+      <w:r>
+        <w:rPr>
+          <w:rFonts w:cs="Calibri"/>
+          <w:lang w:val="es-MX" w:eastAsia="es-CO"/>
+        </w:rPr>
+        <w:br w:type="page"/>
+      </w:r>
+    </w:p>
+    <w:p>
+      <w:pPr>
+        <w:pStyle w:val="Ttulo1"/>
+        <w:numPr>
+          <w:ilvl w:val="0"/>
+          <w:numId w:val="0"/>
+        </w:numPr>
+        <w:ind w:left="360"/>
       </w:pPr>
       <w:bookmarkStart w:id="22" w:name="_Toc176443727"/>
       <w:bookmarkStart w:id="23" w:name="_Toc224555426"/>
@@ -13672,7 +13676,7 @@
       <w:tr>
         <w:trPr>
           <w:cnfStyle w:val="000000100000" w:firstRow="0" w:lastRow="0" w:firstColumn="0" w:lastColumn="0" w:oddVBand="0" w:evenVBand="0" w:oddHBand="1" w:evenHBand="0" w:firstRowFirstColumn="0" w:firstRowLastColumn="0" w:lastRowFirstColumn="0" w:lastRowLastColumn="0"/>
-          <w:trHeight w:val="1439"/>
+          <w:trHeight w:val="639"/>
         </w:trPr>
         <w:tc>
           <w:tcPr>
@@ -13740,7 +13744,14 @@
                 <w:sz w:val="28"/>
                 <w:szCs w:val="28"/>
               </w:rPr>
-              <w:t>Centro de Tecnologías para la Construcción y la Madera - Regional Distrito Capital</w:t>
+              <w:t xml:space="preserve">Centro de </w:t>
+            </w:r>
+            <w:r>
+              <w:rPr>
+                <w:sz w:val="28"/>
+                <w:szCs w:val="28"/>
+              </w:rPr>
+              <w:t>Gestión Industrial – Regional Distrito Capital</w:t>
             </w:r>
           </w:p>
         </w:tc>
@@ -16123,6 +16134,119 @@
     </w:lvl>
   </w:abstractNum>
   <w:abstractNum w:abstractNumId="15" w15:restartNumberingAfterBreak="0">
+    <w:nsid w:val="3ED523BB"/>
+    <w:multiLevelType w:val="hybridMultilevel"/>
+    <w:tmpl w:val="0E58934A"/>
+    <w:lvl w:ilvl="0" w:tplc="240A0001">
+      <w:start w:val="1"/>
+      <w:numFmt w:val="bullet"/>
+      <w:lvlText w:val=""/>
+      <w:lvlJc w:val="left"/>
+      <w:pPr>
+        <w:ind w:left="1429" w:hanging="360"/>
+      </w:pPr>
+      <w:rPr>
+        <w:rFonts w:ascii="Symbol" w:hAnsi="Symbol" w:hint="default"/>
+      </w:rPr>
+    </w:lvl>
+    <w:lvl w:ilvl="1" w:tplc="240A0003" w:tentative="1">
+      <w:start w:val="1"/>
+      <w:numFmt w:val="bullet"/>
+      <w:lvlText w:val="o"/>
+      <w:lvlJc w:val="left"/>
+      <w:pPr>
+        <w:ind w:left="2149" w:hanging="360"/>
+      </w:pPr>
+      <w:rPr>
+        <w:rFonts w:ascii="Courier New" w:hAnsi="Courier New" w:cs="Courier New" w:hint="default"/>
+      </w:rPr>
+    </w:lvl>
+    <w:lvl w:ilvl="2" w:tplc="240A0005" w:tentative="1">
+      <w:start w:val="1"/>
+      <w:numFmt w:val="bullet"/>
+      <w:lvlText w:val=""/>
+      <w:lvlJc w:val="left"/>
+      <w:pPr>
+        <w:ind w:left="2869" w:hanging="360"/>
+      </w:pPr>
+      <w:rPr>
+        <w:rFonts w:ascii="Wingdings" w:hAnsi="Wingdings" w:hint="default"/>
+      </w:rPr>
+    </w:lvl>
+    <w:lvl w:ilvl="3" w:tplc="240A0001" w:tentative="1">
+      <w:start w:val="1"/>
+      <w:numFmt w:val="bullet"/>
+      <w:lvlText w:val=""/>
+      <w:lvlJc w:val="left"/>
+      <w:pPr>
+        <w:ind w:left="3589" w:hanging="360"/>
+      </w:pPr>
+      <w:rPr>
+        <w:rFonts w:ascii="Symbol" w:hAnsi="Symbol" w:hint="default"/>
+      </w:rPr>
+    </w:lvl>
+    <w:lvl w:ilvl="4" w:tplc="240A0003" w:tentative="1">
+      <w:start w:val="1"/>
+      <w:numFmt w:val="bullet"/>
+      <w:lvlText w:val="o"/>
+      <w:lvlJc w:val="left"/>
+      <w:pPr>
+        <w:ind w:left="4309" w:hanging="360"/>
+      </w:pPr>
+      <w:rPr>
+        <w:rFonts w:ascii="Courier New" w:hAnsi="Courier New" w:cs="Courier New" w:hint="default"/>
+      </w:rPr>
+    </w:lvl>
+    <w:lvl w:ilvl="5" w:tplc="240A0005" w:tentative="1">
+      <w:start w:val="1"/>
+      <w:numFmt w:val="bullet"/>
+      <w:lvlText w:val=""/>
+      <w:lvlJc w:val="left"/>
+      <w:pPr>
+        <w:ind w:left="5029" w:hanging="360"/>
+      </w:pPr>
+      <w:rPr>
+        <w:rFonts w:ascii="Wingdings" w:hAnsi="Wingdings" w:hint="default"/>
+      </w:rPr>
+    </w:lvl>
+    <w:lvl w:ilvl="6" w:tplc="240A0001" w:tentative="1">
+      <w:start w:val="1"/>
+      <w:numFmt w:val="bullet"/>
+      <w:lvlText w:val=""/>
+      <w:lvlJc w:val="left"/>
+      <w:pPr>
+        <w:ind w:left="5749" w:hanging="360"/>
+      </w:pPr>
+      <w:rPr>
+        <w:rFonts w:ascii="Symbol" w:hAnsi="Symbol" w:hint="default"/>
+      </w:rPr>
+    </w:lvl>
+    <w:lvl w:ilvl="7" w:tplc="240A0003" w:tentative="1">
+      <w:start w:val="1"/>
+      <w:numFmt w:val="bullet"/>
+      <w:lvlText w:val="o"/>
+      <w:lvlJc w:val="left"/>
+      <w:pPr>
+        <w:ind w:left="6469" w:hanging="360"/>
+      </w:pPr>
+      <w:rPr>
+        <w:rFonts w:ascii="Courier New" w:hAnsi="Courier New" w:cs="Courier New" w:hint="default"/>
+      </w:rPr>
+    </w:lvl>
+    <w:lvl w:ilvl="8" w:tplc="240A0005" w:tentative="1">
+      <w:start w:val="1"/>
+      <w:numFmt w:val="bullet"/>
+      <w:lvlText w:val=""/>
+      <w:lvlJc w:val="left"/>
+      <w:pPr>
+        <w:ind w:left="7189" w:hanging="360"/>
+      </w:pPr>
+      <w:rPr>
+        <w:rFonts w:ascii="Wingdings" w:hAnsi="Wingdings" w:hint="default"/>
+      </w:rPr>
+    </w:lvl>
+  </w:abstractNum>
+  <w:abstractNum w:abstractNumId="16" w15:restartNumberingAfterBreak="0">
     <w:nsid w:val="403C7945"/>
     <w:multiLevelType w:val="multilevel"/>
     <w:tmpl w:val="61DA8090"/>
@@ -16271,7 +16395,7 @@
       </w:rPr>
     </w:lvl>
   </w:abstractNum>
-  <w:abstractNum w:abstractNumId="16" w15:restartNumberingAfterBreak="0">
+  <w:abstractNum w:abstractNumId="17" w15:restartNumberingAfterBreak="0">
     <w:nsid w:val="4D9D4CF4"/>
     <w:multiLevelType w:val="multilevel"/>
     <w:tmpl w:val="F2AC2F50"/>
@@ -16420,10 +16544,10 @@
       </w:rPr>
     </w:lvl>
   </w:abstractNum>
-  <w:abstractNum w:abstractNumId="17" w15:restartNumberingAfterBreak="0">
+  <w:abstractNum w:abstractNumId="18" w15:restartNumberingAfterBreak="0">
     <w:nsid w:val="4EBE1EF6"/>
     <w:multiLevelType w:val="hybridMultilevel"/>
-    <w:tmpl w:val="A190C170"/>
+    <w:tmpl w:val="B5C4CB3A"/>
     <w:lvl w:ilvl="0" w:tplc="784CA1C8">
       <w:start w:val="1"/>
       <w:numFmt w:val="decimal"/>
@@ -16514,7 +16638,7 @@
       </w:pPr>
     </w:lvl>
   </w:abstractNum>
-  <w:abstractNum w:abstractNumId="18" w15:restartNumberingAfterBreak="0">
+  <w:abstractNum w:abstractNumId="19" w15:restartNumberingAfterBreak="0">
     <w:nsid w:val="4EC06268"/>
     <w:multiLevelType w:val="hybridMultilevel"/>
     <w:tmpl w:val="FBCA0312"/>
@@ -16627,7 +16751,7 @@
       </w:rPr>
     </w:lvl>
   </w:abstractNum>
-  <w:abstractNum w:abstractNumId="19" w15:restartNumberingAfterBreak="0">
+  <w:abstractNum w:abstractNumId="20" w15:restartNumberingAfterBreak="0">
     <w:nsid w:val="5162586C"/>
     <w:multiLevelType w:val="hybridMultilevel"/>
     <w:tmpl w:val="1F824032"/>
@@ -16716,7 +16840,7 @@
       </w:pPr>
     </w:lvl>
   </w:abstractNum>
-  <w:abstractNum w:abstractNumId="20" w15:restartNumberingAfterBreak="0">
+  <w:abstractNum w:abstractNumId="21" w15:restartNumberingAfterBreak="0">
     <w:nsid w:val="53436E9F"/>
     <w:multiLevelType w:val="hybridMultilevel"/>
     <w:tmpl w:val="35D0DEA8"/>
@@ -16829,7 +16953,7 @@
       </w:rPr>
     </w:lvl>
   </w:abstractNum>
-  <w:abstractNum w:abstractNumId="21" w15:restartNumberingAfterBreak="0">
+  <w:abstractNum w:abstractNumId="22" w15:restartNumberingAfterBreak="0">
     <w:nsid w:val="54D703CB"/>
     <w:multiLevelType w:val="hybridMultilevel"/>
     <w:tmpl w:val="3EE083D8"/>
@@ -16920,7 +17044,7 @@
       </w:pPr>
     </w:lvl>
   </w:abstractNum>
-  <w:abstractNum w:abstractNumId="22" w15:restartNumberingAfterBreak="0">
+  <w:abstractNum w:abstractNumId="23" w15:restartNumberingAfterBreak="0">
     <w:nsid w:val="5A803A42"/>
     <w:multiLevelType w:val="hybridMultilevel"/>
     <w:tmpl w:val="84FAEC76"/>
@@ -17033,7 +17157,7 @@
       </w:rPr>
     </w:lvl>
   </w:abstractNum>
-  <w:abstractNum w:abstractNumId="23" w15:restartNumberingAfterBreak="0">
+  <w:abstractNum w:abstractNumId="24" w15:restartNumberingAfterBreak="0">
     <w:nsid w:val="5A8858F0"/>
     <w:multiLevelType w:val="hybridMultilevel"/>
     <w:tmpl w:val="81DA2432"/>
@@ -17146,7 +17270,7 @@
       </w:rPr>
     </w:lvl>
   </w:abstractNum>
-  <w:abstractNum w:abstractNumId="24" w15:restartNumberingAfterBreak="0">
+  <w:abstractNum w:abstractNumId="25" w15:restartNumberingAfterBreak="0">
     <w:nsid w:val="5C2254DE"/>
     <w:multiLevelType w:val="hybridMultilevel"/>
     <w:tmpl w:val="1F824032"/>
@@ -17235,7 +17359,7 @@
       </w:pPr>
     </w:lvl>
   </w:abstractNum>
-  <w:abstractNum w:abstractNumId="25" w15:restartNumberingAfterBreak="0">
+  <w:abstractNum w:abstractNumId="26" w15:restartNumberingAfterBreak="0">
     <w:nsid w:val="6DD71644"/>
     <w:multiLevelType w:val="hybridMultilevel"/>
     <w:tmpl w:val="A2A2B778"/>
@@ -17348,7 +17472,7 @@
       </w:rPr>
     </w:lvl>
   </w:abstractNum>
-  <w:abstractNum w:abstractNumId="26" w15:restartNumberingAfterBreak="0">
+  <w:abstractNum w:abstractNumId="27" w15:restartNumberingAfterBreak="0">
     <w:nsid w:val="766B3CCF"/>
     <w:multiLevelType w:val="hybridMultilevel"/>
     <w:tmpl w:val="36D87E38"/>
@@ -17461,7 +17585,7 @@
       </w:rPr>
     </w:lvl>
   </w:abstractNum>
-  <w:abstractNum w:abstractNumId="27" w15:restartNumberingAfterBreak="0">
+  <w:abstractNum w:abstractNumId="28" w15:restartNumberingAfterBreak="0">
     <w:nsid w:val="79C0142F"/>
     <w:multiLevelType w:val="hybridMultilevel"/>
     <w:tmpl w:val="149E7534"/>
@@ -17574,13 +17698,14 @@
       </w:rPr>
     </w:lvl>
   </w:abstractNum>
-  <w:abstractNum w:abstractNumId="28" w15:restartNumberingAfterBreak="0">
+  <w:abstractNum w:abstractNumId="29" w15:restartNumberingAfterBreak="0">
     <w:nsid w:val="7C161D1C"/>
     <w:multiLevelType w:val="multilevel"/>
-    <w:tmpl w:val="0DD4BE30"/>
+    <w:tmpl w:val="7B5A895C"/>
     <w:lvl w:ilvl="0">
       <w:start w:val="1"/>
       <w:numFmt w:val="decimal"/>
+      <w:pStyle w:val="Ttulo1"/>
       <w:lvlText w:val="%1."/>
       <w:lvlJc w:val="left"/>
       <w:pPr>
@@ -17661,7 +17786,7 @@
       </w:pPr>
     </w:lvl>
   </w:abstractNum>
-  <w:abstractNum w:abstractNumId="29" w15:restartNumberingAfterBreak="0">
+  <w:abstractNum w:abstractNumId="30" w15:restartNumberingAfterBreak="0">
     <w:nsid w:val="7FC875F3"/>
     <w:multiLevelType w:val="multilevel"/>
     <w:tmpl w:val="07940472"/>
@@ -17811,13 +17936,13 @@
     </w:lvl>
   </w:abstractNum>
   <w:num w:numId="1" w16cid:durableId="200827957">
-    <w:abstractNumId w:val="28"/>
+    <w:abstractNumId w:val="29"/>
   </w:num>
   <w:num w:numId="2" w16cid:durableId="1660693998">
     <w:abstractNumId w:val="0"/>
   </w:num>
   <w:num w:numId="3" w16cid:durableId="1966696857">
-    <w:abstractNumId w:val="17"/>
+    <w:abstractNumId w:val="18"/>
   </w:num>
   <w:num w:numId="4" w16cid:durableId="1897159967">
     <w:abstractNumId w:val="13"/>
@@ -17829,55 +17954,55 @@
     <w:abstractNumId w:val="4"/>
   </w:num>
   <w:num w:numId="7" w16cid:durableId="821190496">
-    <w:abstractNumId w:val="21"/>
+    <w:abstractNumId w:val="22"/>
   </w:num>
   <w:num w:numId="8" w16cid:durableId="426312263">
     <w:abstractNumId w:val="5"/>
   </w:num>
   <w:num w:numId="9" w16cid:durableId="1185440002">
-    <w:abstractNumId w:val="18"/>
+    <w:abstractNumId w:val="19"/>
   </w:num>
   <w:num w:numId="10" w16cid:durableId="1804422044">
-    <w:abstractNumId w:val="24"/>
+    <w:abstractNumId w:val="25"/>
   </w:num>
   <w:num w:numId="11" w16cid:durableId="841041846">
     <w:abstractNumId w:val="6"/>
   </w:num>
   <w:num w:numId="12" w16cid:durableId="341471104">
-    <w:abstractNumId w:val="17"/>
+    <w:abstractNumId w:val="18"/>
   </w:num>
   <w:num w:numId="13" w16cid:durableId="278226903">
     <w:abstractNumId w:val="2"/>
   </w:num>
   <w:num w:numId="14" w16cid:durableId="1840147535">
-    <w:abstractNumId w:val="22"/>
+    <w:abstractNumId w:val="23"/>
   </w:num>
   <w:num w:numId="15" w16cid:durableId="1754931887">
+    <w:abstractNumId w:val="18"/>
+  </w:num>
+  <w:num w:numId="16" w16cid:durableId="1265766726">
     <w:abstractNumId w:val="17"/>
   </w:num>
-  <w:num w:numId="16" w16cid:durableId="1265766726">
-    <w:abstractNumId w:val="16"/>
-  </w:num>
   <w:num w:numId="17" w16cid:durableId="1022626933">
-    <w:abstractNumId w:val="29"/>
+    <w:abstractNumId w:val="30"/>
   </w:num>
   <w:num w:numId="18" w16cid:durableId="1504777423">
-    <w:abstractNumId w:val="17"/>
+    <w:abstractNumId w:val="18"/>
   </w:num>
   <w:num w:numId="19" w16cid:durableId="2055691062">
-    <w:abstractNumId w:val="19"/>
+    <w:abstractNumId w:val="20"/>
   </w:num>
   <w:num w:numId="20" w16cid:durableId="551578876">
-    <w:abstractNumId w:val="20"/>
+    <w:abstractNumId w:val="21"/>
   </w:num>
   <w:num w:numId="21" w16cid:durableId="92864991">
-    <w:abstractNumId w:val="25"/>
+    <w:abstractNumId w:val="26"/>
   </w:num>
   <w:num w:numId="22" w16cid:durableId="1222062698">
     <w:abstractNumId w:val="14"/>
   </w:num>
   <w:num w:numId="23" w16cid:durableId="19161060">
-    <w:abstractNumId w:val="26"/>
+    <w:abstractNumId w:val="27"/>
   </w:num>
   <w:num w:numId="24" w16cid:durableId="1355615936">
     <w:abstractNumId w:val="9"/>
@@ -17886,28 +18011,28 @@
     <w:abstractNumId w:val="12"/>
   </w:num>
   <w:num w:numId="26" w16cid:durableId="1982032587">
-    <w:abstractNumId w:val="17"/>
+    <w:abstractNumId w:val="18"/>
   </w:num>
   <w:num w:numId="27" w16cid:durableId="1419907912">
     <w:abstractNumId w:val="11"/>
   </w:num>
   <w:num w:numId="28" w16cid:durableId="423192617">
-    <w:abstractNumId w:val="17"/>
+    <w:abstractNumId w:val="18"/>
   </w:num>
   <w:num w:numId="29" w16cid:durableId="233786922">
-    <w:abstractNumId w:val="23"/>
+    <w:abstractNumId w:val="24"/>
   </w:num>
   <w:num w:numId="30" w16cid:durableId="109057899">
     <w:abstractNumId w:val="7"/>
   </w:num>
   <w:num w:numId="31" w16cid:durableId="1329400639">
-    <w:abstractNumId w:val="15"/>
+    <w:abstractNumId w:val="16"/>
   </w:num>
   <w:num w:numId="32" w16cid:durableId="1810515536">
-    <w:abstractNumId w:val="17"/>
+    <w:abstractNumId w:val="18"/>
   </w:num>
   <w:num w:numId="33" w16cid:durableId="307051003">
-    <w:abstractNumId w:val="27"/>
+    <w:abstractNumId w:val="28"/>
   </w:num>
   <w:num w:numId="34" w16cid:durableId="1937666396">
     <w:abstractNumId w:val="10"/>
@@ -17917,6 +18042,15 @@
   </w:num>
   <w:num w:numId="36" w16cid:durableId="2017069573">
     <w:abstractNumId w:val="8"/>
+  </w:num>
+  <w:num w:numId="37" w16cid:durableId="1050416806">
+    <w:abstractNumId w:val="29"/>
+    <w:lvlOverride w:ilvl="0">
+      <w:startOverride w:val="1"/>
+    </w:lvlOverride>
+  </w:num>
+  <w:num w:numId="38" w16cid:durableId="1834758211">
+    <w:abstractNumId w:val="15"/>
   </w:num>
   <w:numIdMacAtCleanup w:val="11"/>
 </w:numbering>
@@ -18334,13 +18468,13 @@
     <w:autoRedefine/>
     <w:uiPriority w:val="9"/>
     <w:qFormat/>
-    <w:rsid w:val="005B48E6"/>
+    <w:rsid w:val="00D9214A"/>
     <w:pPr>
+      <w:numPr>
+        <w:numId w:val="1"/>
+      </w:numPr>
       <w:shd w:val="clear" w:color="auto" w:fill="FFFFFF"/>
-      <w:tabs>
-        <w:tab w:val="left" w:pos="426"/>
-      </w:tabs>
-      <w:ind w:firstLine="0"/>
+      <w:spacing w:line="360" w:lineRule="auto"/>
       <w:outlineLvl w:val="0"/>
     </w:pPr>
     <w:rPr>
@@ -18349,7 +18483,7 @@
       <w:color w:val="000000"/>
       <w:kern w:val="0"/>
       <w:sz w:val="36"/>
-      <w:szCs w:val="32"/>
+      <w:szCs w:val="36"/>
       <w:lang w:eastAsia="es-CO"/>
     </w:rPr>
   </w:style>
@@ -18529,7 +18663,6 @@
   <w:style w:type="character" w:default="1" w:styleId="Fuentedeprrafopredeter">
     <w:name w:val="Default Paragraph Font"/>
     <w:uiPriority w:val="1"/>
-    <w:semiHidden/>
     <w:unhideWhenUsed/>
   </w:style>
   <w:style w:type="table" w:default="1" w:styleId="Tablanormal">
@@ -18581,14 +18714,14 @@
     <w:name w:val="Título 1 Car"/>
     <w:link w:val="Ttulo1"/>
     <w:uiPriority w:val="9"/>
-    <w:rsid w:val="005B48E6"/>
+    <w:rsid w:val="00D9214A"/>
     <w:rPr>
       <w:rFonts w:eastAsia="Times New Roman" w:cs="Times New Roman (Títulos en alf"/>
       <w:b/>
       <w:color w:val="000000"/>
       <w:spacing w:val="-10"/>
       <w:sz w:val="36"/>
-      <w:szCs w:val="32"/>
+      <w:szCs w:val="36"/>
       <w:shd w:val="clear" w:color="auto" w:fill="FFFFFF"/>
     </w:rPr>
   </w:style>
@@ -18656,7 +18789,7 @@
     <w:link w:val="FiguraCar"/>
     <w:autoRedefine/>
     <w:qFormat/>
-    <w:rsid w:val="00BC6ECD"/>
+    <w:rsid w:val="00B56CA8"/>
     <w:pPr>
       <w:tabs>
         <w:tab w:val="left" w:pos="1134"/>
@@ -18677,7 +18810,7 @@
   <w:style w:type="character" w:customStyle="1" w:styleId="FiguraCar">
     <w:name w:val="Figura Car"/>
     <w:link w:val="Figura"/>
-    <w:rsid w:val="00BC6ECD"/>
+    <w:rsid w:val="00B56CA8"/>
     <w:rPr>
       <w:rFonts w:cs="Times New Roman (Cuerpo en alfa"/>
       <w:b/>
@@ -19153,14 +19286,12 @@
     <w:rsid w:val="00B22057"/>
     <w:pPr>
       <w:pageBreakBefore/>
-      <w:spacing w:line="360" w:lineRule="auto"/>
       <w:textAlignment w:val="baseline"/>
     </w:pPr>
     <w:rPr>
       <w:rFonts w:cs="Calibri"/>
       <w:color w:val="auto"/>
       <w:spacing w:val="0"/>
-      <w:szCs w:val="36"/>
     </w:rPr>
   </w:style>
   <w:style w:type="paragraph" w:customStyle="1" w:styleId="aos-init">
@@ -20187,7 +20318,7 @@
 </file>
 
 <file path=customXml/itemProps1.xml><?xml version="1.0" encoding="utf-8"?>
-<ds:datastoreItem xmlns:ds="http://schemas.openxmlformats.org/officeDocument/2006/customXml" ds:itemID="{8BCACB19-3668-4068-ABFC-06403C427E6F}"/>
+<ds:datastoreItem xmlns:ds="http://schemas.openxmlformats.org/officeDocument/2006/customXml" ds:itemID="{02D4AEAB-4B98-45E2-9D39-85E9395F4DF1}"/>
 </file>
 
 <file path=customXml/itemProps2.xml><?xml version="1.0" encoding="utf-8"?>

--- a/fuentes/CFA2_23120007_DU.docx
+++ b/fuentes/CFA2_23120007_DU.docx
@@ -2779,7 +2779,7 @@
           <w:noProof/>
         </w:rPr>
         <w:drawing>
-          <wp:inline distT="0" distB="0" distL="0" distR="0" wp14:anchorId="1024DBA8" wp14:editId="48A25341">
+          <wp:inline distT="0" distB="0" distL="0" distR="0" wp14:anchorId="1024DBA8" wp14:editId="6AB11A18">
             <wp:extent cx="3624686" cy="2168769"/>
             <wp:effectExtent l="0" t="0" r="0" b="3175"/>
             <wp:docPr id="1390581007" name="Imagen 6" descr="Almacén industrial de productos químicos con estanterías metálicas de tres niveles, bidones en palés de madera, piso de concreto limpio e iluminación cenital."/>
@@ -5930,7 +5930,7 @@
           <w:noProof/>
         </w:rPr>
         <w:drawing>
-          <wp:inline distT="0" distB="0" distL="0" distR="0" wp14:anchorId="5BD350D2" wp14:editId="31C0C064">
+          <wp:inline distT="0" distB="0" distL="0" distR="0" wp14:anchorId="5BD350D2" wp14:editId="2054A7AB">
             <wp:extent cx="3886075" cy="2133600"/>
             <wp:effectExtent l="0" t="0" r="635" b="0"/>
             <wp:docPr id="1184752974" name="Imagen 4" descr="Trabajador con elementos de protección personal para el manejo de productos químicos que incluye: traje de cuerpo completo desechable, careta facial con protección para la cabeza y guantes."/>
@@ -6674,7 +6674,21 @@
           <w:rFonts w:cs="Calibri"/>
           <w:bCs/>
         </w:rPr>
-        <w:t>El fuego en un almacén de productos químicos puede progresar rápidamente y generar efectos catastróficos si no se controla de inmediato. La seguridad contraen estos espacios se fundamenta en tres principios: prevención (eliminar o controlar fuentes de ignición y materiales combustibles), detección temprana (sensores y alarmas) y extinción oportuna (equipos adecuados y personal entrenado).</w:t>
+        <w:t>El</w:t>
+      </w:r>
+      <w:r>
+        <w:rPr>
+          <w:rFonts w:cs="Calibri"/>
+          <w:bCs/>
+        </w:rPr>
+        <w:t xml:space="preserve"> </w:t>
+      </w:r>
+      <w:r>
+        <w:rPr>
+          <w:rFonts w:cs="Calibri"/>
+          <w:bCs/>
+        </w:rPr>
+        <w:t>fuego en un almacén de productos químicos puede progresar rápidamente y generar efectos catastróficos si no se controla de inmediato. La seguridad en estos espacios se fundamenta en tres principios: prevención (eliminar o controlar fuentes de ignición y materiales combustibles), detección temprana (sensores y alarmas) y extinción oportuna (equipos adecuados y personal entrenado).</w:t>
       </w:r>
     </w:p>
     <w:p>
@@ -7428,19 +7442,7 @@
         <w:t xml:space="preserve">. </w:t>
       </w:r>
       <w:r>
-        <w:t>Atención</w:t>
-      </w:r>
-      <w:r>
-        <w:t xml:space="preserve"> integral de urgencias a </w:t>
-      </w:r>
-      <w:r>
-        <w:t>víctimas</w:t>
-      </w:r>
-      <w:r>
-        <w:t xml:space="preserve"> de ataque con agentes </w:t>
-      </w:r>
-      <w:r>
-        <w:t>químicos</w:t>
+        <w:t>Atención integral de urgencias a víctimas de ataque con agentes químicos</w:t>
       </w:r>
     </w:p>
     <w:p>
@@ -9954,40 +9956,6 @@
             <w:r>
               <w:t xml:space="preserve">Llegamos al final de nuestro programa de hoy. Gracias por acompañarnos y seguir conectados con nosotros. Nos encontramos pronto en un nuevo episodio. </w:t>
             </w:r>
-            <w:r>
-              <w:t xml:space="preserve">Exactamente, estos registros hacen parte del Sistema de Gestión de Seguridad y Salud en el Trabajo, permiten conocer la trazabilidad de los productos y favorecer la mejora continua de los documentos técnicos. </w:t>
-            </w:r>
-            <w:r>
-              <w:t xml:space="preserve">  </w:t>
-            </w:r>
-            <w:r>
-              <w:t>Mover un</w:t>
-            </w:r>
-            <w:r>
-              <w:t xml:space="preserve"> producto</w:t>
-            </w:r>
-            <w:r>
-              <w:t xml:space="preserve"> químico es mover un </w:t>
-            </w:r>
-            <w:r>
-              <w:lastRenderedPageBreak/>
-              <w:t>riesgo.</w:t>
-            </w:r>
-            <w:r>
-              <w:t xml:space="preserve"> </w:t>
-            </w:r>
-            <w:r>
-              <w:t>Pero con disciplina, preparación y documentación, ese riesgo puede controlarse.</w:t>
-            </w:r>
-            <w:r>
-              <w:t xml:space="preserve">  </w:t>
-            </w:r>
-            <w:r>
-              <w:rPr>
-                <w:rFonts w:cs="Calibri"/>
-              </w:rPr>
-              <w:t>Llegamos al final de nuestro programa de hoy, gracias por acompañarnos y seguir conectados con nosotros. Nos encontramos pronto en un nuevo episodio.</w:t>
-            </w:r>
           </w:p>
         </w:tc>
       </w:tr>
@@ -11614,7 +11582,6 @@
                 <w:sz w:val="28"/>
                 <w:szCs w:val="28"/>
               </w:rPr>
-              <w:lastRenderedPageBreak/>
               <w:t>Instructivo</w:t>
             </w:r>
           </w:p>
@@ -13565,7 +13532,7 @@
                 <w:sz w:val="28"/>
                 <w:szCs w:val="28"/>
               </w:rPr>
-              <w:t>Dirección General</w:t>
+              <w:t>Centro Agroturístico - Regional Santander</w:t>
             </w:r>
           </w:p>
         </w:tc>
@@ -20294,19 +20261,6 @@
 </file>
 
 <file path=customXml/item2.xml><?xml version="1.0" encoding="utf-8"?>
-<?mso-contentType ?>
-<FormTemplates xmlns="http://schemas.microsoft.com/sharepoint/v3/contenttype/forms">
-  <Display>DocumentLibraryForm</Display>
-  <Edit>DocumentLibraryForm</Edit>
-  <New>DocumentLibraryForm</New>
-</FormTemplates>
-</file>
-
-<file path=customXml/item3.xml><?xml version="1.0" encoding="utf-8"?>
-<b:Sources xmlns:b="http://schemas.openxmlformats.org/officeDocument/2006/bibliography" xmlns="http://schemas.openxmlformats.org/officeDocument/2006/bibliography" SelectedStyle="\APASixthEditionOfficeOnline.xsl" StyleName="APA" Version="6"/>
-</file>
-
-<file path=customXml/item4.xml><?xml version="1.0" encoding="utf-8"?>
 <p:properties xmlns:p="http://schemas.microsoft.com/office/2006/metadata/properties" xmlns:xsi="http://www.w3.org/2001/XMLSchema-instance" xmlns:pc="http://schemas.microsoft.com/office/infopath/2007/PartnerControls">
   <documentManagement>
     <TaxCatchAll xmlns="13c90a0b-73bc-4dc0-be5f-28d77b615beb" xsi:nil="true"/>
@@ -20317,14 +20271,30 @@
 </p:properties>
 </file>
 
+<file path=customXml/item3.xml><?xml version="1.0" encoding="utf-8"?>
+<b:Sources xmlns:b="http://schemas.openxmlformats.org/officeDocument/2006/bibliography" xmlns="http://schemas.openxmlformats.org/officeDocument/2006/bibliography" SelectedStyle="\APASixthEditionOfficeOnline.xsl" StyleName="APA" Version="6"/>
+</file>
+
+<file path=customXml/item4.xml><?xml version="1.0" encoding="utf-8"?>
+<?mso-contentType ?>
+<FormTemplates xmlns="http://schemas.microsoft.com/sharepoint/v3/contenttype/forms">
+  <Display>DocumentLibraryForm</Display>
+  <Edit>DocumentLibraryForm</Edit>
+  <New>DocumentLibraryForm</New>
+</FormTemplates>
+</file>
+
 <file path=customXml/itemProps1.xml><?xml version="1.0" encoding="utf-8"?>
-<ds:datastoreItem xmlns:ds="http://schemas.openxmlformats.org/officeDocument/2006/customXml" ds:itemID="{02D4AEAB-4B98-45E2-9D39-85E9395F4DF1}"/>
+<ds:datastoreItem xmlns:ds="http://schemas.openxmlformats.org/officeDocument/2006/customXml" ds:itemID="{6EB4A7FC-7E50-48A7-8B6E-82FE1E0645AC}"/>
 </file>
 
 <file path=customXml/itemProps2.xml><?xml version="1.0" encoding="utf-8"?>
-<ds:datastoreItem xmlns:ds="http://schemas.openxmlformats.org/officeDocument/2006/customXml" ds:itemID="{91756AAB-0645-4FFC-990B-34BB6096B23B}">
+<ds:datastoreItem xmlns:ds="http://schemas.openxmlformats.org/officeDocument/2006/customXml" ds:itemID="{CEECB56F-E1D8-45BF-A0A3-B5258E7263D4}">
   <ds:schemaRefs>
-    <ds:schemaRef ds:uri="http://schemas.microsoft.com/sharepoint/v3/contenttype/forms"/>
+    <ds:schemaRef ds:uri="http://schemas.microsoft.com/office/2006/metadata/properties"/>
+    <ds:schemaRef ds:uri="http://schemas.microsoft.com/office/infopath/2007/PartnerControls"/>
+    <ds:schemaRef ds:uri="2c0ff4f8-6664-4eb8-8bb0-965f2536cb1b"/>
+    <ds:schemaRef ds:uri="2b6b437a-5846-4934-ac66-7de06297595b"/>
   </ds:schemaRefs>
 </ds:datastoreItem>
 </file>
@@ -20338,12 +20308,9 @@
 </file>
 
 <file path=customXml/itemProps4.xml><?xml version="1.0" encoding="utf-8"?>
-<ds:datastoreItem xmlns:ds="http://schemas.openxmlformats.org/officeDocument/2006/customXml" ds:itemID="{CEECB56F-E1D8-45BF-A0A3-B5258E7263D4}">
+<ds:datastoreItem xmlns:ds="http://schemas.openxmlformats.org/officeDocument/2006/customXml" ds:itemID="{91756AAB-0645-4FFC-990B-34BB6096B23B}">
   <ds:schemaRefs>
-    <ds:schemaRef ds:uri="http://schemas.microsoft.com/office/2006/metadata/properties"/>
-    <ds:schemaRef ds:uri="http://schemas.microsoft.com/office/infopath/2007/PartnerControls"/>
-    <ds:schemaRef ds:uri="2c0ff4f8-6664-4eb8-8bb0-965f2536cb1b"/>
-    <ds:schemaRef ds:uri="2b6b437a-5846-4934-ac66-7de06297595b"/>
+    <ds:schemaRef ds:uri="http://schemas.microsoft.com/sharepoint/v3/contenttype/forms"/>
   </ds:schemaRefs>
 </ds:datastoreItem>
 </file>